--- a/lessons/7-6/downloads/7-6-notes.docx
+++ b/lessons/7-6/downloads/7-6-notes.docx
@@ -311,6 +311,610 @@
         <w:rPr>
           <w:b/>
           <w:bCs/>
+          <w:color w:val="1FA6A2"/>
+          <w:sz w:val="26"/>
+          <w:szCs w:val="26"/>
+        </w:rPr>
+        <w:t xml:space="preserve">Turn &amp; Talk — Discussion Points  (Level 1 support · Level 2)</w:t>
+      </w:r>
+    </w:p>
+    <w:p>
+      <w:pPr>
+        <w:spacing w:after="60"/>
+      </w:pPr>
+      <w:r>
+        <w:rPr>
+          <w:i/>
+          <w:iCs/>
+          <w:color w:val="5F6F80"/>
+          <w:sz w:val="19"/>
+          <w:szCs w:val="19"/>
+        </w:rPr>
+        <w:t xml:space="preserve">Talk with a partner. Use the Level 1 stems if you need help getting started; try the Level 2 question when you are ready for more.</w:t>
+      </w:r>
+    </w:p>
+    <w:p>
+      <w:pPr>
+        <w:spacing w:after="60"/>
+      </w:pPr>
+      <w:r>
+        <w:rPr>
+          <w:b/>
+          <w:bCs/>
+          <w:color w:val="12355B"/>
+          <w:sz w:val="21"/>
+          <w:szCs w:val="21"/>
+        </w:rPr>
+        <w:t xml:space="preserve">1. [Launch] </w:t>
+      </w:r>
+      <w:r>
+        <w:rPr>
+          <w:b/>
+          <w:bCs/>
+          <w:sz w:val="21"/>
+          <w:szCs w:val="21"/>
+        </w:rPr>
+        <w:t xml:space="preserve">Solving an inequality and solving an equation both isolate the variable. What is the same about your steps, and what is different about the answer you get?</w:t>
+      </w:r>
+    </w:p>
+    <w:p>
+      <w:pPr>
+        <w:spacing w:after="60"/>
+      </w:pPr>
+      <w:r>
+        <w:rPr>
+          <w:b/>
+          <w:bCs/>
+          <w:color w:val="1FA6A2"/>
+          <w:sz w:val="20"/>
+          <w:szCs w:val="20"/>
+        </w:rPr>
+        <w:t xml:space="preserve">Level 1 — Start here: </w:t>
+      </w:r>
+      <w:r>
+        <w:rPr>
+          <w:sz w:val="20"/>
+          <w:szCs w:val="20"/>
+        </w:rPr>
+        <w:t xml:space="preserve">Solving an inequality gives a range of solutions, not one number.</w:t>
+      </w:r>
+    </w:p>
+    <w:p>
+      <w:pPr>
+        <w:spacing w:after="60"/>
+      </w:pPr>
+      <w:r>
+        <w:rPr>
+          <w:sz w:val="21"/>
+          <w:szCs w:val="21"/>
+        </w:rPr>
+        <w:t xml:space="preserve">The steps are the same because I ___ to ___ the variable.</w:t>
+      </w:r>
+      <w:r>
+        <w:rPr>
+          <w:i/>
+          <w:iCs/>
+          <w:color w:val="5F6F80"/>
+          <w:sz w:val="19"/>
+          <w:szCs w:val="19"/>
+        </w:rPr>
+        <w:br/>
+        <w:t xml:space="preserve">
+Los pasos son iguales porque ___ para ___ la variable.</w:t>
+      </w:r>
+    </w:p>
+    <w:p>
+      <w:pPr>
+        <w:spacing w:after="60"/>
+      </w:pPr>
+      <w:r>
+        <w:rPr>
+          <w:sz w:val="21"/>
+          <w:szCs w:val="21"/>
+        </w:rPr>
+        <w:t xml:space="preserve">The answer is different because an inequality has ___.</w:t>
+      </w:r>
+      <w:r>
+        <w:rPr>
+          <w:i/>
+          <w:iCs/>
+          <w:color w:val="5F6F80"/>
+          <w:sz w:val="19"/>
+          <w:szCs w:val="19"/>
+        </w:rPr>
+        <w:br/>
+        <w:t xml:space="preserve">
+La respuesta es diferente porque una desigualdad tiene ___.</w:t>
+      </w:r>
+    </w:p>
+    <w:p>
+      <w:pPr>
+        <w:spacing w:after="60"/>
+      </w:pPr>
+      <w:r>
+        <w:rPr>
+          <w:b/>
+          <w:bCs/>
+          <w:color w:val="12355B"/>
+          <w:sz w:val="20"/>
+          <w:szCs w:val="20"/>
+        </w:rPr>
+        <w:t xml:space="preserve">Word bank: </w:t>
+      </w:r>
+      <w:r>
+        <w:rPr>
+          <w:color w:val="1FA6A2"/>
+          <w:sz w:val="20"/>
+          <w:szCs w:val="20"/>
+        </w:rPr>
+        <w:t xml:space="preserve">solve, graph, solution, substitute</w:t>
+      </w:r>
+    </w:p>
+    <w:p>
+      <w:pPr>
+        <w:spacing w:after="60"/>
+      </w:pPr>
+      <w:r>
+        <w:rPr>
+          <w:b/>
+          <w:bCs/>
+          <w:color w:val="12355B"/>
+          <w:sz w:val="19"/>
+          <w:szCs w:val="19"/>
+        </w:rPr>
+        <w:t xml:space="preserve">Listen for: </w:t>
+      </w:r>
+      <w:r>
+        <w:rPr>
+          <w:i/>
+          <w:iCs/>
+          <w:color w:val="5F6F80"/>
+          <w:sz w:val="19"/>
+          <w:szCs w:val="19"/>
+        </w:rPr>
+        <w:t xml:space="preserve">Students note both use inverse operations to isolate the variable, but an inequality's solution is many values (a range) while an equation's is a single value.</w:t>
+      </w:r>
+    </w:p>
+    <w:p>
+      <w:pPr>
+        <w:spacing w:after="60"/>
+      </w:pPr>
+      <w:r>
+        <w:rPr>
+          <w:b/>
+          <w:bCs/>
+          <w:color w:val="9A6B12"/>
+          <w:sz w:val="20"/>
+          <w:szCs w:val="20"/>
+        </w:rPr>
+        <w:t xml:space="preserve">Level 2: </w:t>
+      </w:r>
+      <w:r>
+        <w:rPr>
+          <w:sz w:val="20"/>
+          <w:szCs w:val="20"/>
+        </w:rPr>
+        <w:t xml:space="preserve">Predict: after you solve an inequality, how will the graph look different from graphing the solution to an equation? Justify.</w:t>
+      </w:r>
+    </w:p>
+    <w:p>
+      <w:pPr>
+        <w:spacing w:after="60"/>
+        <w:ind w:left="360"/>
+      </w:pPr>
+      <w:r>
+        <w:rPr>
+          <w:sz w:val="20"/>
+          <w:szCs w:val="20"/>
+        </w:rPr>
+        <w:t xml:space="preserve">• The inequality graph shows ___ while an equation shows ___.</w:t>
+      </w:r>
+    </w:p>
+    <w:p>
+      <w:pPr>
+        <w:spacing w:after="60"/>
+        <w:ind w:left="360"/>
+      </w:pPr>
+      <w:r>
+        <w:rPr>
+          <w:sz w:val="20"/>
+          <w:szCs w:val="20"/>
+        </w:rPr>
+        <w:t xml:space="preserve">• I would shade because ___.</w:t>
+      </w:r>
+    </w:p>
+    <w:p>
+      <w:pPr>
+        <w:spacing w:after="60"/>
+      </w:pPr>
+      <w:r>
+        <w:rPr>
+          <w:b/>
+          <w:bCs/>
+          <w:color w:val="12355B"/>
+          <w:sz w:val="21"/>
+          <w:szCs w:val="21"/>
+        </w:rPr>
+        <w:t xml:space="preserve">2. [Explore] </w:t>
+      </w:r>
+      <w:r>
+        <w:rPr>
+          <w:b/>
+          <w:bCs/>
+          <w:sz w:val="21"/>
+          <w:szCs w:val="21"/>
+        </w:rPr>
+        <w:t xml:space="preserve">What steps did you follow to solve and then graph the inequality, and how did you check a value to make sure your solution set is right?</w:t>
+      </w:r>
+    </w:p>
+    <w:p>
+      <w:pPr>
+        <w:spacing w:after="60"/>
+      </w:pPr>
+      <w:r>
+        <w:rPr>
+          <w:b/>
+          <w:bCs/>
+          <w:color w:val="1FA6A2"/>
+          <w:sz w:val="20"/>
+          <w:szCs w:val="20"/>
+        </w:rPr>
+        <w:t xml:space="preserve">Level 1 — Start here: </w:t>
+      </w:r>
+      <w:r>
+        <w:rPr>
+          <w:sz w:val="20"/>
+          <w:szCs w:val="20"/>
+        </w:rPr>
+        <w:t xml:space="preserve">I solve to isolate the variable, then substitute a value to test the solution set.</w:t>
+      </w:r>
+    </w:p>
+    <w:p>
+      <w:pPr>
+        <w:spacing w:after="60"/>
+      </w:pPr>
+      <w:r>
+        <w:rPr>
+          <w:sz w:val="21"/>
+          <w:szCs w:val="21"/>
+        </w:rPr>
+        <w:t xml:space="preserve">First I solved by ___, then I graphed ___.</w:t>
+      </w:r>
+      <w:r>
+        <w:rPr>
+          <w:i/>
+          <w:iCs/>
+          <w:color w:val="5F6F80"/>
+          <w:sz w:val="19"/>
+          <w:szCs w:val="19"/>
+        </w:rPr>
+        <w:br/>
+        <w:t xml:space="preserve">
+Primero resolví al ___, luego grafiqué ___.</w:t>
+      </w:r>
+    </w:p>
+    <w:p>
+      <w:pPr>
+        <w:spacing w:after="60"/>
+      </w:pPr>
+      <w:r>
+        <w:rPr>
+          <w:sz w:val="21"/>
+          <w:szCs w:val="21"/>
+        </w:rPr>
+        <w:t xml:space="preserve">I substituted ___ to check that it ___ the inequality.</w:t>
+      </w:r>
+      <w:r>
+        <w:rPr>
+          <w:i/>
+          <w:iCs/>
+          <w:color w:val="5F6F80"/>
+          <w:sz w:val="19"/>
+          <w:szCs w:val="19"/>
+        </w:rPr>
+        <w:br/>
+        <w:t xml:space="preserve">
+Sustituí ___ para verificar que ___ la desigualdad.</w:t>
+      </w:r>
+    </w:p>
+    <w:p>
+      <w:pPr>
+        <w:spacing w:after="60"/>
+      </w:pPr>
+      <w:r>
+        <w:rPr>
+          <w:b/>
+          <w:bCs/>
+          <w:color w:val="12355B"/>
+          <w:sz w:val="20"/>
+          <w:szCs w:val="20"/>
+        </w:rPr>
+        <w:t xml:space="preserve">Word bank: </w:t>
+      </w:r>
+      <w:r>
+        <w:rPr>
+          <w:color w:val="1FA6A2"/>
+          <w:sz w:val="20"/>
+          <w:szCs w:val="20"/>
+        </w:rPr>
+        <w:t xml:space="preserve">solve, graph, solution, substitute</w:t>
+      </w:r>
+    </w:p>
+    <w:p>
+      <w:pPr>
+        <w:spacing w:after="60"/>
+      </w:pPr>
+      <w:r>
+        <w:rPr>
+          <w:b/>
+          <w:bCs/>
+          <w:color w:val="12355B"/>
+          <w:sz w:val="19"/>
+          <w:szCs w:val="19"/>
+        </w:rPr>
+        <w:t xml:space="preserve">Listen for: </w:t>
+      </w:r>
+      <w:r>
+        <w:rPr>
+          <w:i/>
+          <w:iCs/>
+          <w:color w:val="5F6F80"/>
+          <w:sz w:val="19"/>
+          <w:szCs w:val="19"/>
+        </w:rPr>
+        <w:t xml:space="preserve">Students isolate the variable, graph the solution set with the correct circle and shading, and substitute a test value to confirm it makes the inequality true.</w:t>
+      </w:r>
+    </w:p>
+    <w:p>
+      <w:pPr>
+        <w:spacing w:after="60"/>
+      </w:pPr>
+      <w:r>
+        <w:rPr>
+          <w:b/>
+          <w:bCs/>
+          <w:color w:val="9A6B12"/>
+          <w:sz w:val="20"/>
+          <w:szCs w:val="20"/>
+        </w:rPr>
+        <w:t xml:space="preserve">Level 2: </w:t>
+      </w:r>
+      <w:r>
+        <w:rPr>
+          <w:sz w:val="20"/>
+          <w:szCs w:val="20"/>
+        </w:rPr>
+        <w:t xml:space="preserve">If you substitute a value from the shaded region and it makes the inequality false, what does that tell you about your solution? Explain.</w:t>
+      </w:r>
+    </w:p>
+    <w:p>
+      <w:pPr>
+        <w:spacing w:after="60"/>
+        <w:ind w:left="360"/>
+      </w:pPr>
+      <w:r>
+        <w:rPr>
+          <w:sz w:val="20"/>
+          <w:szCs w:val="20"/>
+        </w:rPr>
+        <w:t xml:space="preserve">• If a shaded value makes it false, then I ___.</w:t>
+      </w:r>
+    </w:p>
+    <w:p>
+      <w:pPr>
+        <w:spacing w:after="60"/>
+        <w:ind w:left="360"/>
+      </w:pPr>
+      <w:r>
+        <w:rPr>
+          <w:sz w:val="20"/>
+          <w:szCs w:val="20"/>
+        </w:rPr>
+        <w:t xml:space="preserve">• A correct solution set means every shaded value ___.</w:t>
+      </w:r>
+    </w:p>
+    <w:p>
+      <w:pPr>
+        <w:spacing w:after="60"/>
+      </w:pPr>
+      <w:r>
+        <w:rPr>
+          <w:b/>
+          <w:bCs/>
+          <w:color w:val="12355B"/>
+          <w:sz w:val="21"/>
+          <w:szCs w:val="21"/>
+        </w:rPr>
+        <w:t xml:space="preserve">3. [Connect] </w:t>
+      </w:r>
+      <w:r>
+        <w:rPr>
+          <w:b/>
+          <w:bCs/>
+          <w:sz w:val="21"/>
+          <w:szCs w:val="21"/>
+        </w:rPr>
+        <w:t xml:space="preserve">When would solving an inequality help you stay within a real-life limit?</w:t>
+      </w:r>
+    </w:p>
+    <w:p>
+      <w:pPr>
+        <w:spacing w:after="60"/>
+      </w:pPr>
+      <w:r>
+        <w:rPr>
+          <w:b/>
+          <w:bCs/>
+          <w:color w:val="1FA6A2"/>
+          <w:sz w:val="20"/>
+          <w:szCs w:val="20"/>
+        </w:rPr>
+        <w:t xml:space="preserve">Level 1 — Start here: </w:t>
+      </w:r>
+      <w:r>
+        <w:rPr>
+          <w:sz w:val="20"/>
+          <w:szCs w:val="20"/>
+        </w:rPr>
+        <w:t xml:space="preserve">Inequalities describe rules where many amounts are allowed up to a limit.</w:t>
+      </w:r>
+    </w:p>
+    <w:p>
+      <w:pPr>
+        <w:spacing w:after="60"/>
+      </w:pPr>
+      <w:r>
+        <w:rPr>
+          <w:sz w:val="21"/>
+          <w:szCs w:val="21"/>
+        </w:rPr>
+        <w:t xml:space="preserve">Solving an inequality would help me stay within ___ when ___.</w:t>
+      </w:r>
+      <w:r>
+        <w:rPr>
+          <w:i/>
+          <w:iCs/>
+          <w:color w:val="5F6F80"/>
+          <w:sz w:val="19"/>
+          <w:szCs w:val="19"/>
+        </w:rPr>
+        <w:br/>
+        <w:t xml:space="preserve">
+Resolver una desigualdad me ayudaría a quedarme dentro de ___ cuando ___.</w:t>
+      </w:r>
+    </w:p>
+    <w:p>
+      <w:pPr>
+        <w:spacing w:after="60"/>
+      </w:pPr>
+      <w:r>
+        <w:rPr>
+          <w:sz w:val="21"/>
+          <w:szCs w:val="21"/>
+        </w:rPr>
+        <w:t xml:space="preserve">I would substitute ___ to check I am within the limit.</w:t>
+      </w:r>
+      <w:r>
+        <w:rPr>
+          <w:i/>
+          <w:iCs/>
+          <w:color w:val="5F6F80"/>
+          <w:sz w:val="19"/>
+          <w:szCs w:val="19"/>
+        </w:rPr>
+        <w:br/>
+        <w:t xml:space="preserve">
+Sustituiría ___ para verificar que estoy dentro del límite.</w:t>
+      </w:r>
+    </w:p>
+    <w:p>
+      <w:pPr>
+        <w:spacing w:after="60"/>
+      </w:pPr>
+      <w:r>
+        <w:rPr>
+          <w:b/>
+          <w:bCs/>
+          <w:color w:val="12355B"/>
+          <w:sz w:val="20"/>
+          <w:szCs w:val="20"/>
+        </w:rPr>
+        <w:t xml:space="preserve">Word bank: </w:t>
+      </w:r>
+      <w:r>
+        <w:rPr>
+          <w:color w:val="1FA6A2"/>
+          <w:sz w:val="20"/>
+          <w:szCs w:val="20"/>
+        </w:rPr>
+        <w:t xml:space="preserve">solve, graph, solution, substitute</w:t>
+      </w:r>
+    </w:p>
+    <w:p>
+      <w:pPr>
+        <w:spacing w:after="60"/>
+      </w:pPr>
+      <w:r>
+        <w:rPr>
+          <w:b/>
+          <w:bCs/>
+          <w:color w:val="12355B"/>
+          <w:sz w:val="19"/>
+          <w:szCs w:val="19"/>
+        </w:rPr>
+        <w:t xml:space="preserve">Listen for: </w:t>
+      </w:r>
+      <w:r>
+        <w:rPr>
+          <w:i/>
+          <w:iCs/>
+          <w:color w:val="5F6F80"/>
+          <w:sz w:val="19"/>
+          <w:szCs w:val="19"/>
+        </w:rPr>
+        <w:t xml:space="preserve">Students give a real budget/time/capacity limit and explain that the inequality's solution set shows all amounts that keep them within the limit.</w:t>
+      </w:r>
+    </w:p>
+    <w:p>
+      <w:pPr>
+        <w:spacing w:after="60"/>
+      </w:pPr>
+      <w:r>
+        <w:rPr>
+          <w:b/>
+          <w:bCs/>
+          <w:color w:val="9A6B12"/>
+          <w:sz w:val="20"/>
+          <w:szCs w:val="20"/>
+        </w:rPr>
+        <w:t xml:space="preserve">Level 2: </w:t>
+      </w:r>
+      <w:r>
+        <w:rPr>
+          <w:sz w:val="20"/>
+          <w:szCs w:val="20"/>
+        </w:rPr>
+        <w:t xml:space="preserve">Critique: 'The solution to an inequality is just like the solution to an equation — one number.' Use a solved example to explain why this is wrong.</w:t>
+      </w:r>
+    </w:p>
+    <w:p>
+      <w:pPr>
+        <w:spacing w:after="60"/>
+        <w:ind w:left="360"/>
+      </w:pPr>
+      <w:r>
+        <w:rPr>
+          <w:sz w:val="20"/>
+          <w:szCs w:val="20"/>
+        </w:rPr>
+        <w:t xml:space="preserve">• This is wrong because an inequality solution is ___.</w:t>
+      </w:r>
+    </w:p>
+    <w:p>
+      <w:pPr>
+        <w:spacing w:after="60"/>
+        <w:ind w:left="360"/>
+      </w:pPr>
+      <w:r>
+        <w:rPr>
+          <w:sz w:val="20"/>
+          <w:szCs w:val="20"/>
+        </w:rPr>
+        <w:t xml:space="preserve">• For example, solving ___ gives all values that ___.</w:t>
+      </w:r>
+    </w:p>
+    <w:p>
+      <w:pPr>
+        <w:pStyle w:val="Heading2"/>
+        <w:pBdr>
+          <w:left w:val="single" w:color="1FA6A2" w:sz="18" w:space="8"/>
+        </w:pBdr>
+        <w:spacing w:after="100" w:before="200"/>
+      </w:pPr>
+      <w:r>
+        <w:rPr>
+          <w:b/>
+          <w:bCs/>
           <w:color w:val="9A6B12"/>
           <w:sz w:val="26"/>
           <w:szCs w:val="26"/>
@@ -883,7 +1487,7 @@
           <w:sz w:val="21"/>
           <w:szCs w:val="21"/>
         </w:rPr>
-        <w:t xml:space="preserve">First I solved by ___.</w:t>
+        <w:t xml:space="preserve">The steps are the same because I ___ to ___ the variable.</w:t>
       </w:r>
       <w:r>
         <w:rPr>
@@ -895,19 +1499,19 @@
         </w:rPr>
         <w:br/>
         <w:t xml:space="preserve">
-Primero resolví al ___.</w:t>
-      </w:r>
-    </w:p>
-    <w:p>
-      <w:pPr>
-        <w:spacing w:after="60"/>
-      </w:pPr>
-      <w:r>
-        <w:rPr>
-          <w:sz w:val="21"/>
-          <w:szCs w:val="21"/>
-        </w:rPr>
-        <w:t xml:space="preserve">Then I graphed ___.</w:t>
+Los pasos son iguales porque ___ para ___ la variable.</w:t>
+      </w:r>
+    </w:p>
+    <w:p>
+      <w:pPr>
+        <w:spacing w:after="60"/>
+      </w:pPr>
+      <w:r>
+        <w:rPr>
+          <w:sz w:val="21"/>
+          <w:szCs w:val="21"/>
+        </w:rPr>
+        <w:t xml:space="preserve">The answer is different because an inequality has ___.</w:t>
       </w:r>
       <w:r>
         <w:rPr>
@@ -919,19 +1523,19 @@
         </w:rPr>
         <w:br/>
         <w:t xml:space="preserve">
-Luego grafiqué ___.</w:t>
-      </w:r>
-    </w:p>
-    <w:p>
-      <w:pPr>
-        <w:spacing w:after="60"/>
-      </w:pPr>
-      <w:r>
-        <w:rPr>
-          <w:sz w:val="21"/>
-          <w:szCs w:val="21"/>
-        </w:rPr>
-        <w:t xml:space="preserve">This keeps me within ___.</w:t>
+La respuesta es diferente porque una desigualdad tiene ___.</w:t>
+      </w:r>
+    </w:p>
+    <w:p>
+      <w:pPr>
+        <w:spacing w:after="60"/>
+      </w:pPr>
+      <w:r>
+        <w:rPr>
+          <w:sz w:val="21"/>
+          <w:szCs w:val="21"/>
+        </w:rPr>
+        <w:t xml:space="preserve">First I solved by ___, then I graphed ___.</w:t>
       </w:r>
       <w:r>
         <w:rPr>
@@ -943,7 +1547,7 @@
         </w:rPr>
         <w:br/>
         <w:t xml:space="preserve">
-Esto me mantiene dentro de ___.</w:t>
+Primero resolví al ___, luego grafiqué ___.</w:t>
       </w:r>
     </w:p>
     <w:p>

--- a/lessons/7-6/downloads/7-6-notes.docx
+++ b/lessons/7-6/downloads/7-6-notes.docx
@@ -385,6 +385,43 @@
       </w:pPr>
       <w:r>
         <w:rPr>
+          <w:b/>
+          <w:bCs/>
+          <w:color w:val="1FA6A2"/>
+          <w:sz w:val="20"/>
+          <w:szCs w:val="20"/>
+        </w:rPr>
+        <w:t xml:space="preserve">Hint (optional): </w:t>
+      </w:r>
+      <w:r>
+        <w:rPr>
+          <w:sz w:val="20"/>
+          <w:szCs w:val="20"/>
+        </w:rPr>
+        <w:t xml:space="preserve">Try starting with the word "solve" or "graph". Re-read the question and underline what it is asking you to compare or find. Use one number or word from the problem as your evidence.</w:t>
+      </w:r>
+    </w:p>
+    <w:p>
+      <w:pPr>
+        <w:spacing w:after="60"/>
+      </w:pPr>
+      <w:r>
+        <w:rPr>
+          <w:b/>
+          <w:bCs/>
+          <w:color w:val="12355B"/>
+          <w:sz w:val="19"/>
+          <w:szCs w:val="19"/>
+        </w:rPr>
+        <w:t xml:space="preserve">Sentence starters (optional)</w:t>
+      </w:r>
+    </w:p>
+    <w:p>
+      <w:pPr>
+        <w:spacing w:after="60"/>
+      </w:pPr>
+      <w:r>
+        <w:rPr>
           <w:sz w:val="21"/>
           <w:szCs w:val="21"/>
         </w:rPr>
@@ -575,6 +612,43 @@
       </w:pPr>
       <w:r>
         <w:rPr>
+          <w:b/>
+          <w:bCs/>
+          <w:color w:val="1FA6A2"/>
+          <w:sz w:val="20"/>
+          <w:szCs w:val="20"/>
+        </w:rPr>
+        <w:t xml:space="preserve">Hint (optional): </w:t>
+      </w:r>
+      <w:r>
+        <w:rPr>
+          <w:sz w:val="20"/>
+          <w:szCs w:val="20"/>
+        </w:rPr>
+        <w:t xml:space="preserve">Try starting with the word "solve" or "graph". Re-read the question and underline what it is asking you to compare or find. Use one number or word from the problem as your evidence.</w:t>
+      </w:r>
+    </w:p>
+    <w:p>
+      <w:pPr>
+        <w:spacing w:after="60"/>
+      </w:pPr>
+      <w:r>
+        <w:rPr>
+          <w:b/>
+          <w:bCs/>
+          <w:color w:val="12355B"/>
+          <w:sz w:val="19"/>
+          <w:szCs w:val="19"/>
+        </w:rPr>
+        <w:t xml:space="preserve">Sentence starters (optional)</w:t>
+      </w:r>
+    </w:p>
+    <w:p>
+      <w:pPr>
+        <w:spacing w:after="60"/>
+      </w:pPr>
+      <w:r>
+        <w:rPr>
           <w:sz w:val="21"/>
           <w:szCs w:val="21"/>
         </w:rPr>
@@ -757,6 +831,43 @@
           <w:szCs w:val="20"/>
         </w:rPr>
         <w:t xml:space="preserve">Inequalities describe rules where many amounts are allowed up to a limit.</w:t>
+      </w:r>
+    </w:p>
+    <w:p>
+      <w:pPr>
+        <w:spacing w:after="60"/>
+      </w:pPr>
+      <w:r>
+        <w:rPr>
+          <w:b/>
+          <w:bCs/>
+          <w:color w:val="1FA6A2"/>
+          <w:sz w:val="20"/>
+          <w:szCs w:val="20"/>
+        </w:rPr>
+        <w:t xml:space="preserve">Hint (optional): </w:t>
+      </w:r>
+      <w:r>
+        <w:rPr>
+          <w:sz w:val="20"/>
+          <w:szCs w:val="20"/>
+        </w:rPr>
+        <w:t xml:space="preserve">Try starting with the word "solve" or "graph". Re-read the question and underline what it is asking you to compare or find. Use one number or word from the problem as your evidence.</w:t>
+      </w:r>
+    </w:p>
+    <w:p>
+      <w:pPr>
+        <w:spacing w:after="60"/>
+      </w:pPr>
+      <w:r>
+        <w:rPr>
+          <w:b/>
+          <w:bCs/>
+          <w:color w:val="12355B"/>
+          <w:sz w:val="19"/>
+          <w:szCs w:val="19"/>
+        </w:rPr>
+        <w:t xml:space="preserve">Sentence starters (optional)</w:t>
       </w:r>
     </w:p>
     <w:p>

--- a/lessons/7-6/downloads/7-6-notes.docx
+++ b/lessons/7-6/downloads/7-6-notes.docx
@@ -97,6 +97,69 @@
       </w:pPr>
       <w:r>
         <w:rPr>
+          <w:i/>
+          <w:iCs/>
+          <w:color w:val="5F6F80"/>
+          <w:sz w:val="19"/>
+          <w:szCs w:val="19"/>
+        </w:rPr>
+        <w:t xml:space="preserve">Picture first, then the word, then a plain-language meaning.</w:t>
+      </w:r>
+    </w:p>
+    <w:p>
+      <w:pPr>
+        <w:keepNext/>
+        <w:spacing w:after="20" w:before="120"/>
+        <w:jc w:val="center"/>
+      </w:pPr>
+      <w:r>
+        <w:drawing>
+          <wp:inline distT="0" distB="0" distL="0" distR="0">
+            <wp:extent cx="1238250" cy="933450"/>
+            <wp:effectExtent t="0" r="0" b="0" l="0"/>
+            <wp:docPr id="1" name="" descr="" title=""/>
+            <wp:cNvGraphicFramePr>
+              <a:graphicFrameLocks xmlns:a="http://schemas.openxmlformats.org/drawingml/2006/main" noChangeAspect="1"/>
+            </wp:cNvGraphicFramePr>
+            <a:graphic xmlns:a="http://schemas.openxmlformats.org/drawingml/2006/main">
+              <a:graphicData uri="http://schemas.openxmlformats.org/drawingml/2006/picture">
+                <pic:pic xmlns:pic="http://schemas.openxmlformats.org/drawingml/2006/picture">
+                  <pic:nvPicPr>
+                    <pic:cNvPr id="0" name="" descr=""/>
+                    <pic:cNvPicPr>
+                      <a:picLocks noChangeAspect="1" noChangeArrowheads="1"/>
+                    </pic:cNvPicPr>
+                  </pic:nvPicPr>
+                  <pic:blipFill>
+                    <a:blip r:embed="rId9" cstate="none"/>
+                    <a:srcRect/>
+                    <a:stretch>
+                      <a:fillRect/>
+                    </a:stretch>
+                  </pic:blipFill>
+                  <pic:spPr bwMode="auto">
+                    <a:xfrm>
+                      <a:off x="0" y="0"/>
+                      <a:ext cx="1238250" cy="933450"/>
+                    </a:xfrm>
+                    <a:prstGeom prst="rect">
+                      <a:avLst/>
+                    </a:prstGeom>
+                  </pic:spPr>
+                </pic:pic>
+              </a:graphicData>
+            </a:graphic>
+          </wp:inline>
+        </w:drawing>
+      </w:r>
+    </w:p>
+    <w:p>
+      <w:pPr>
+        <w:keepNext/>
+        <w:spacing w:after="20"/>
+      </w:pPr>
+      <w:r>
+        <w:rPr>
           <w:b/>
           <w:bCs/>
           <w:color w:val="12355B"/>
@@ -118,7 +181,7 @@
     </w:p>
     <w:p>
       <w:pPr>
-        <w:spacing w:after="60"/>
+        <w:spacing w:after="160"/>
       </w:pPr>
       <w:r>
         <w:rPr>
@@ -130,22 +193,55 @@
     </w:p>
     <w:p>
       <w:pPr>
-        <w:spacing w:after="60"/>
-      </w:pPr>
-      <w:r>
-        <w:rPr>
-          <w:i/>
-          <w:iCs/>
-          <w:color w:val="5F6F80"/>
-          <w:sz w:val="19"/>
-          <w:szCs w:val="19"/>
-        </w:rPr>
-        <w:t xml:space="preserve">x + 3 &gt; 10 → subtract 3 → x &gt; 7 — any number greater than 7 works</w:t>
-      </w:r>
-    </w:p>
-    <w:p>
-      <w:pPr>
-        <w:spacing w:after="60"/>
+        <w:keepNext/>
+        <w:spacing w:after="20" w:before="120"/>
+        <w:jc w:val="center"/>
+      </w:pPr>
+      <w:r>
+        <w:drawing>
+          <wp:inline distT="0" distB="0" distL="0" distR="0">
+            <wp:extent cx="1238250" cy="933450"/>
+            <wp:effectExtent t="0" r="0" b="0" l="0"/>
+            <wp:docPr id="1" name="" descr="" title=""/>
+            <wp:cNvGraphicFramePr>
+              <a:graphicFrameLocks xmlns:a="http://schemas.openxmlformats.org/drawingml/2006/main" noChangeAspect="1"/>
+            </wp:cNvGraphicFramePr>
+            <a:graphic xmlns:a="http://schemas.openxmlformats.org/drawingml/2006/main">
+              <a:graphicData uri="http://schemas.openxmlformats.org/drawingml/2006/picture">
+                <pic:pic xmlns:pic="http://schemas.openxmlformats.org/drawingml/2006/picture">
+                  <pic:nvPicPr>
+                    <pic:cNvPr id="0" name="" descr=""/>
+                    <pic:cNvPicPr>
+                      <a:picLocks noChangeAspect="1" noChangeArrowheads="1"/>
+                    </pic:cNvPicPr>
+                  </pic:nvPicPr>
+                  <pic:blipFill>
+                    <a:blip r:embed="rId10" cstate="none"/>
+                    <a:srcRect/>
+                    <a:stretch>
+                      <a:fillRect/>
+                    </a:stretch>
+                  </pic:blipFill>
+                  <pic:spPr bwMode="auto">
+                    <a:xfrm>
+                      <a:off x="0" y="0"/>
+                      <a:ext cx="1238250" cy="933450"/>
+                    </a:xfrm>
+                    <a:prstGeom prst="rect">
+                      <a:avLst/>
+                    </a:prstGeom>
+                  </pic:spPr>
+                </pic:pic>
+              </a:graphicData>
+            </a:graphic>
+          </wp:inline>
+        </w:drawing>
+      </w:r>
+    </w:p>
+    <w:p>
+      <w:pPr>
+        <w:keepNext/>
+        <w:spacing w:after="20"/>
       </w:pPr>
       <w:r>
         <w:rPr>
@@ -170,7 +266,7 @@
     </w:p>
     <w:p>
       <w:pPr>
-        <w:spacing w:after="60"/>
+        <w:spacing w:after="160"/>
       </w:pPr>
       <w:r>
         <w:rPr>
@@ -182,22 +278,55 @@
     </w:p>
     <w:p>
       <w:pPr>
-        <w:spacing w:after="60"/>
-      </w:pPr>
-      <w:r>
-        <w:rPr>
-          <w:i/>
-          <w:iCs/>
-          <w:color w:val="5F6F80"/>
-          <w:sz w:val="19"/>
-          <w:szCs w:val="19"/>
-        </w:rPr>
-        <w:t xml:space="preserve">x &gt; 7: open circle at 7, shade right — shows all solutions at a glance</w:t>
-      </w:r>
-    </w:p>
-    <w:p>
-      <w:pPr>
-        <w:spacing w:after="60"/>
+        <w:keepNext/>
+        <w:spacing w:after="20" w:before="120"/>
+        <w:jc w:val="center"/>
+      </w:pPr>
+      <w:r>
+        <w:drawing>
+          <wp:inline distT="0" distB="0" distL="0" distR="0">
+            <wp:extent cx="1238250" cy="933450"/>
+            <wp:effectExtent t="0" r="0" b="0" l="0"/>
+            <wp:docPr id="1" name="" descr="" title=""/>
+            <wp:cNvGraphicFramePr>
+              <a:graphicFrameLocks xmlns:a="http://schemas.openxmlformats.org/drawingml/2006/main" noChangeAspect="1"/>
+            </wp:cNvGraphicFramePr>
+            <a:graphic xmlns:a="http://schemas.openxmlformats.org/drawingml/2006/main">
+              <a:graphicData uri="http://schemas.openxmlformats.org/drawingml/2006/picture">
+                <pic:pic xmlns:pic="http://schemas.openxmlformats.org/drawingml/2006/picture">
+                  <pic:nvPicPr>
+                    <pic:cNvPr id="0" name="" descr=""/>
+                    <pic:cNvPicPr>
+                      <a:picLocks noChangeAspect="1" noChangeArrowheads="1"/>
+                    </pic:cNvPicPr>
+                  </pic:nvPicPr>
+                  <pic:blipFill>
+                    <a:blip r:embed="rId9" cstate="none"/>
+                    <a:srcRect/>
+                    <a:stretch>
+                      <a:fillRect/>
+                    </a:stretch>
+                  </pic:blipFill>
+                  <pic:spPr bwMode="auto">
+                    <a:xfrm>
+                      <a:off x="0" y="0"/>
+                      <a:ext cx="1238250" cy="933450"/>
+                    </a:xfrm>
+                    <a:prstGeom prst="rect">
+                      <a:avLst/>
+                    </a:prstGeom>
+                  </pic:spPr>
+                </pic:pic>
+              </a:graphicData>
+            </a:graphic>
+          </wp:inline>
+        </w:drawing>
+      </w:r>
+    </w:p>
+    <w:p>
+      <w:pPr>
+        <w:keepNext/>
+        <w:spacing w:after="20"/>
       </w:pPr>
       <w:r>
         <w:rPr>
@@ -222,7 +351,7 @@
     </w:p>
     <w:p>
       <w:pPr>
-        <w:spacing w:after="60"/>
+        <w:spacing w:after="160"/>
       </w:pPr>
       <w:r>
         <w:rPr>
@@ -234,22 +363,55 @@
     </w:p>
     <w:p>
       <w:pPr>
-        <w:spacing w:after="60"/>
-      </w:pPr>
-      <w:r>
-        <w:rPr>
-          <w:i/>
-          <w:iCs/>
-          <w:color w:val="5F6F80"/>
-          <w:sz w:val="19"/>
-          <w:szCs w:val="19"/>
-        </w:rPr>
-        <w:t xml:space="preserve">x = 8 is a solution to x &gt; 7 because 8 &gt; 7 is true; x = 5 is not because 5 &gt; 7 is false</w:t>
-      </w:r>
-    </w:p>
-    <w:p>
-      <w:pPr>
-        <w:spacing w:after="60"/>
+        <w:keepNext/>
+        <w:spacing w:after="20" w:before="120"/>
+        <w:jc w:val="center"/>
+      </w:pPr>
+      <w:r>
+        <w:drawing>
+          <wp:inline distT="0" distB="0" distL="0" distR="0">
+            <wp:extent cx="1238250" cy="933450"/>
+            <wp:effectExtent t="0" r="0" b="0" l="0"/>
+            <wp:docPr id="1" name="" descr="" title=""/>
+            <wp:cNvGraphicFramePr>
+              <a:graphicFrameLocks xmlns:a="http://schemas.openxmlformats.org/drawingml/2006/main" noChangeAspect="1"/>
+            </wp:cNvGraphicFramePr>
+            <a:graphic xmlns:a="http://schemas.openxmlformats.org/drawingml/2006/main">
+              <a:graphicData uri="http://schemas.openxmlformats.org/drawingml/2006/picture">
+                <pic:pic xmlns:pic="http://schemas.openxmlformats.org/drawingml/2006/picture">
+                  <pic:nvPicPr>
+                    <pic:cNvPr id="0" name="" descr=""/>
+                    <pic:cNvPicPr>
+                      <a:picLocks noChangeAspect="1" noChangeArrowheads="1"/>
+                    </pic:cNvPicPr>
+                  </pic:nvPicPr>
+                  <pic:blipFill>
+                    <a:blip r:embed="rId11" cstate="none"/>
+                    <a:srcRect/>
+                    <a:stretch>
+                      <a:fillRect/>
+                    </a:stretch>
+                  </pic:blipFill>
+                  <pic:spPr bwMode="auto">
+                    <a:xfrm>
+                      <a:off x="0" y="0"/>
+                      <a:ext cx="1238250" cy="933450"/>
+                    </a:xfrm>
+                    <a:prstGeom prst="rect">
+                      <a:avLst/>
+                    </a:prstGeom>
+                  </pic:spPr>
+                </pic:pic>
+              </a:graphicData>
+            </a:graphic>
+          </wp:inline>
+        </w:drawing>
+      </w:r>
+    </w:p>
+    <w:p>
+      <w:pPr>
+        <w:keepNext/>
+        <w:spacing w:after="20"/>
       </w:pPr>
       <w:r>
         <w:rPr>
@@ -274,7 +436,7 @@
     </w:p>
     <w:p>
       <w:pPr>
-        <w:spacing w:after="60"/>
+        <w:spacing w:after="160"/>
       </w:pPr>
       <w:r>
         <w:rPr>
@@ -282,21 +444,6 @@
           <w:szCs w:val="21"/>
         </w:rPr>
         <w:t xml:space="preserve">To put a number in for the letter to check if it works.</w:t>
-      </w:r>
-    </w:p>
-    <w:p>
-      <w:pPr>
-        <w:spacing w:after="60"/>
-      </w:pPr>
-      <w:r>
-        <w:rPr>
-          <w:i/>
-          <w:iCs/>
-          <w:color w:val="5F6F80"/>
-          <w:sz w:val="19"/>
-          <w:szCs w:val="19"/>
-        </w:rPr>
-        <w:t xml:space="preserve">Substitute x = 5 into x + 3 &gt; 10: 5 + 3 = 8, and 8 &gt; 10 is false, so x = 5 is not a solution</w:t>
       </w:r>
     </w:p>
     <w:p>

--- a/lessons/7-6/downloads/7-6-notes.docx
+++ b/lessons/7-6/downloads/7-6-notes.docx
@@ -444,6 +444,176 @@
           <w:szCs w:val="21"/>
         </w:rPr>
         <w:t xml:space="preserve">To put a number in for the letter to check if it works.</w:t>
+      </w:r>
+    </w:p>
+    <w:p>
+      <w:pPr>
+        <w:keepNext/>
+        <w:spacing w:after="20" w:before="120"/>
+        <w:jc w:val="center"/>
+      </w:pPr>
+      <w:r>
+        <w:drawing>
+          <wp:inline distT="0" distB="0" distL="0" distR="0">
+            <wp:extent cx="1238250" cy="933450"/>
+            <wp:effectExtent t="0" r="0" b="0" l="0"/>
+            <wp:docPr id="1" name="" descr="" title=""/>
+            <wp:cNvGraphicFramePr>
+              <a:graphicFrameLocks xmlns:a="http://schemas.openxmlformats.org/drawingml/2006/main" noChangeAspect="1"/>
+            </wp:cNvGraphicFramePr>
+            <a:graphic xmlns:a="http://schemas.openxmlformats.org/drawingml/2006/main">
+              <a:graphicData uri="http://schemas.openxmlformats.org/drawingml/2006/picture">
+                <pic:pic xmlns:pic="http://schemas.openxmlformats.org/drawingml/2006/picture">
+                  <pic:nvPicPr>
+                    <pic:cNvPr id="0" name="" descr=""/>
+                    <pic:cNvPicPr>
+                      <a:picLocks noChangeAspect="1" noChangeArrowheads="1"/>
+                    </pic:cNvPicPr>
+                  </pic:nvPicPr>
+                  <pic:blipFill>
+                    <a:blip r:embed="rId12" cstate="none"/>
+                    <a:srcRect/>
+                    <a:stretch>
+                      <a:fillRect/>
+                    </a:stretch>
+                  </pic:blipFill>
+                  <pic:spPr bwMode="auto">
+                    <a:xfrm>
+                      <a:off x="0" y="0"/>
+                      <a:ext cx="1238250" cy="933450"/>
+                    </a:xfrm>
+                    <a:prstGeom prst="rect">
+                      <a:avLst/>
+                    </a:prstGeom>
+                  </pic:spPr>
+                </pic:pic>
+              </a:graphicData>
+            </a:graphic>
+          </wp:inline>
+        </w:drawing>
+      </w:r>
+    </w:p>
+    <w:p>
+      <w:pPr>
+        <w:keepNext/>
+        <w:spacing w:after="20"/>
+      </w:pPr>
+      <w:r>
+        <w:rPr>
+          <w:b/>
+          <w:bCs/>
+          <w:color w:val="12355B"/>
+          <w:sz w:val="23"/>
+          <w:szCs w:val="23"/>
+        </w:rPr>
+        <w:t xml:space="preserve">Solution set</w:t>
+      </w:r>
+      <w:r>
+        <w:rPr>
+          <w:i/>
+          <w:iCs/>
+          <w:color w:val="5F6F80"/>
+          <w:sz w:val="20"/>
+          <w:szCs w:val="20"/>
+        </w:rPr>
+        <w:t xml:space="preserve">  ·  Conjunto solución</w:t>
+      </w:r>
+    </w:p>
+    <w:p>
+      <w:pPr>
+        <w:spacing w:after="160"/>
+      </w:pPr>
+      <w:r>
+        <w:rPr>
+          <w:sz w:val="21"/>
+          <w:szCs w:val="21"/>
+        </w:rPr>
+        <w:t xml:space="preserve">All of the values that make an inequality true.</w:t>
+      </w:r>
+    </w:p>
+    <w:p>
+      <w:pPr>
+        <w:keepNext/>
+        <w:spacing w:after="20" w:before="120"/>
+        <w:jc w:val="center"/>
+      </w:pPr>
+      <w:r>
+        <w:drawing>
+          <wp:inline distT="0" distB="0" distL="0" distR="0">
+            <wp:extent cx="1238250" cy="933450"/>
+            <wp:effectExtent t="0" r="0" b="0" l="0"/>
+            <wp:docPr id="1" name="" descr="" title=""/>
+            <wp:cNvGraphicFramePr>
+              <a:graphicFrameLocks xmlns:a="http://schemas.openxmlformats.org/drawingml/2006/main" noChangeAspect="1"/>
+            </wp:cNvGraphicFramePr>
+            <a:graphic xmlns:a="http://schemas.openxmlformats.org/drawingml/2006/main">
+              <a:graphicData uri="http://schemas.openxmlformats.org/drawingml/2006/picture">
+                <pic:pic xmlns:pic="http://schemas.openxmlformats.org/drawingml/2006/picture">
+                  <pic:nvPicPr>
+                    <pic:cNvPr id="0" name="" descr=""/>
+                    <pic:cNvPicPr>
+                      <a:picLocks noChangeAspect="1" noChangeArrowheads="1"/>
+                    </pic:cNvPicPr>
+                  </pic:nvPicPr>
+                  <pic:blipFill>
+                    <a:blip r:embed="rId9" cstate="none"/>
+                    <a:srcRect/>
+                    <a:stretch>
+                      <a:fillRect/>
+                    </a:stretch>
+                  </pic:blipFill>
+                  <pic:spPr bwMode="auto">
+                    <a:xfrm>
+                      <a:off x="0" y="0"/>
+                      <a:ext cx="1238250" cy="933450"/>
+                    </a:xfrm>
+                    <a:prstGeom prst="rect">
+                      <a:avLst/>
+                    </a:prstGeom>
+                  </pic:spPr>
+                </pic:pic>
+              </a:graphicData>
+            </a:graphic>
+          </wp:inline>
+        </w:drawing>
+      </w:r>
+    </w:p>
+    <w:p>
+      <w:pPr>
+        <w:keepNext/>
+        <w:spacing w:after="20"/>
+      </w:pPr>
+      <w:r>
+        <w:rPr>
+          <w:b/>
+          <w:bCs/>
+          <w:color w:val="12355B"/>
+          <w:sz w:val="23"/>
+          <w:szCs w:val="23"/>
+        </w:rPr>
+        <w:t xml:space="preserve">Inverse operation</w:t>
+      </w:r>
+      <w:r>
+        <w:rPr>
+          <w:i/>
+          <w:iCs/>
+          <w:color w:val="5F6F80"/>
+          <w:sz w:val="20"/>
+          <w:szCs w:val="20"/>
+        </w:rPr>
+        <w:t xml:space="preserve">  ·  Operación inversa</w:t>
+      </w:r>
+    </w:p>
+    <w:p>
+      <w:pPr>
+        <w:spacing w:after="160"/>
+      </w:pPr>
+      <w:r>
+        <w:rPr>
+          <w:sz w:val="21"/>
+          <w:szCs w:val="21"/>
+        </w:rPr>
+        <w:t xml:space="preserve">An operation that undoes another, used to isolate the variable.</w:t>
       </w:r>
     </w:p>
     <w:p>

--- a/lessons/7-6/downloads/7-6-notes.docx
+++ b/lessons/7-6/downloads/7-6-notes.docx
@@ -1377,7 +1377,7 @@
           <w:sz w:val="24"/>
           <w:szCs w:val="24"/>
         </w:rPr>
-        <w:t xml:space="preserve">Try the Model</w:t>
+        <w:t xml:space="preserve">Solved Example</w:t>
       </w:r>
       <w:r>
         <w:rPr>
@@ -1387,90 +1387,152 @@
           <w:sz w:val="19"/>
           <w:szCs w:val="19"/>
         </w:rPr>
-        <w:t xml:space="preserve">   step through it together</w:t>
-      </w:r>
-    </w:p>
-    <w:p>
-      <w:pPr>
-        <w:spacing w:after="80"/>
-      </w:pPr>
-      <w:r>
-        <w:rPr>
-          <w:sz w:val="21"/>
-          <w:szCs w:val="21"/>
-        </w:rPr>
-        <w:t xml:space="preserve">Solve each inequality using inverse operations, then graph the solution on the number line.</w:t>
-      </w:r>
-    </w:p>
-    <w:p>
-      <w:pPr>
+        <w:t xml:space="preserve">   I Do — watch each step</w:t>
+      </w:r>
+    </w:p>
+    <w:p>
+      <w:pPr>
+        <w:keepNext/>
         <w:spacing w:after="40"/>
       </w:pPr>
       <w:r>
-        <w:t xml:space="preserve"/>
-      </w:r>
-    </w:p>
-    <w:tbl>
-      <w:tblPr>
-        <w:tblW w:type="pct" w:w="100%"/>
-        <w:tblBorders>
-          <w:top w:val="single" w:color="C7D2DD" w:sz="6"/>
-          <w:left w:val="single" w:color="C7D2DD" w:sz="6"/>
-          <w:bottom w:val="single" w:color="C7D2DD" w:sz="6"/>
-          <w:right w:val="single" w:color="C7D2DD" w:sz="6"/>
-          <w:insideH w:val="single" w:color="auto" w:sz="4"/>
-          <w:insideV w:val="single" w:color="auto" w:sz="4"/>
-        </w:tblBorders>
-      </w:tblPr>
-      <w:tblGrid>
-        <w:gridCol w:w="100"/>
-      </w:tblGrid>
-      <w:tr>
-        <w:tc>
-          <w:tcPr>
-            <w:shd w:fill="E6F4F3" w:color="auto" w:val="clear"/>
-            <w:tcMar>
-              <w:top w:type="dxa" w:w="60"/>
-              <w:left w:type="dxa" w:w="120"/>
-              <w:bottom w:type="dxa" w:w="60"/>
-              <w:right w:type="dxa" w:w="120"/>
-            </w:tcMar>
-          </w:tcPr>
-          <w:p>
-            <w:pPr>
-              <w:spacing w:after="0" w:line="320"/>
-            </w:pPr>
-            <w:r>
-              <w:t xml:space="preserve"/>
-            </w:r>
-          </w:p>
-          <w:p>
-            <w:pPr>
-              <w:spacing w:after="0" w:line="320"/>
-            </w:pPr>
-            <w:r>
-              <w:t xml:space="preserve"/>
-            </w:r>
-          </w:p>
-          <w:p>
-            <w:pPr>
-              <w:spacing w:after="0" w:line="320"/>
-            </w:pPr>
-            <w:r>
-              <w:t xml:space="preserve"/>
-            </w:r>
-          </w:p>
-          <w:p>
-            <w:pPr>
-              <w:spacing w:after="0" w:line="320"/>
-            </w:pPr>
-            <w:r>
-              <w:t xml:space="preserve"/>
-            </w:r>
-          </w:p>
-        </w:tc>
-      </w:tr>
-    </w:tbl>
+        <w:rPr>
+          <w:b/>
+          <w:bCs/>
+          <w:color w:val="12355B"/>
+          <w:sz w:val="21"/>
+          <w:szCs w:val="21"/>
+        </w:rPr>
+        <w:t xml:space="preserve">Problem:  </w:t>
+      </w:r>
+      <w:r>
+        <w:rPr>
+          <w:sz w:val="21"/>
+          <w:szCs w:val="21"/>
+        </w:rPr>
+        <w:t xml:space="preserve">Solve: x + 6 &gt; 14</w:t>
+      </w:r>
+    </w:p>
+    <w:p>
+      <w:pPr>
+        <w:spacing w:after="30"/>
+        <w:ind w:left="420"/>
+      </w:pPr>
+      <w:r>
+        <w:rPr>
+          <w:sz w:val="20"/>
+          <w:szCs w:val="20"/>
+        </w:rPr>
+        <w:t xml:space="preserve">A)  x &gt; 8</w:t>
+      </w:r>
+    </w:p>
+    <w:p>
+      <w:pPr>
+        <w:spacing w:after="30"/>
+        <w:ind w:left="420"/>
+      </w:pPr>
+      <w:r>
+        <w:rPr>
+          <w:sz w:val="20"/>
+          <w:szCs w:val="20"/>
+        </w:rPr>
+        <w:t xml:space="preserve">B)  x &gt; 20</w:t>
+      </w:r>
+    </w:p>
+    <w:p>
+      <w:pPr>
+        <w:spacing w:after="30"/>
+        <w:ind w:left="420"/>
+      </w:pPr>
+      <w:r>
+        <w:rPr>
+          <w:sz w:val="20"/>
+          <w:szCs w:val="20"/>
+        </w:rPr>
+        <w:t xml:space="preserve">C)  x &lt; 8</w:t>
+      </w:r>
+    </w:p>
+    <w:p>
+      <w:pPr>
+        <w:spacing w:after="30"/>
+        <w:ind w:left="420"/>
+      </w:pPr>
+      <w:r>
+        <w:rPr>
+          <w:sz w:val="20"/>
+          <w:szCs w:val="20"/>
+        </w:rPr>
+        <w:t xml:space="preserve">D)  x = 8</w:t>
+      </w:r>
+    </w:p>
+    <w:p>
+      <w:pPr>
+        <w:spacing w:after="20" w:before="50"/>
+      </w:pPr>
+      <w:r>
+        <w:rPr>
+          <w:b/>
+          <w:bCs/>
+          <w:color w:val="1FA6A2"/>
+          <w:sz w:val="21"/>
+          <w:szCs w:val="21"/>
+        </w:rPr>
+        <w:t xml:space="preserve">Step 1:  </w:t>
+      </w:r>
+      <w:r>
+        <w:rPr>
+          <w:sz w:val="21"/>
+          <w:szCs w:val="21"/>
+        </w:rPr>
+        <w:t xml:space="preserve">Subtract 6 from both sides: x &gt; 14 − 6 = 8.</w:t>
+      </w:r>
+    </w:p>
+    <w:p>
+      <w:pPr>
+        <w:spacing w:after="20" w:before="50"/>
+      </w:pPr>
+      <w:r>
+        <w:rPr>
+          <w:b/>
+          <w:bCs/>
+          <w:color w:val="1FA6A2"/>
+          <w:sz w:val="21"/>
+          <w:szCs w:val="21"/>
+        </w:rPr>
+        <w:t xml:space="preserve">Step 2:  </w:t>
+      </w:r>
+      <w:r>
+        <w:rPr>
+          <w:sz w:val="21"/>
+          <w:szCs w:val="21"/>
+        </w:rPr>
+        <w:t xml:space="preserve">Graph: open circle at 8, shade right.</w:t>
+      </w:r>
+    </w:p>
+    <w:p>
+      <w:pPr>
+        <w:spacing w:after="40" w:before="60"/>
+      </w:pPr>
+      <w:r>
+        <w:rPr>
+          <w:b/>
+          <w:bCs/>
+          <w:color w:val="12355B"/>
+          <w:sz w:val="21"/>
+          <w:szCs w:val="21"/>
+        </w:rPr>
+        <w:t xml:space="preserve">Answer:  </w:t>
+      </w:r>
+      <w:r>
+        <w:rPr>
+          <w:b/>
+          <w:bCs/>
+          <w:sz w:val="21"/>
+          <w:szCs w:val="21"/>
+        </w:rPr>
+        <w:t xml:space="preserve">A. x &gt; 8</w:t>
+      </w:r>
+    </w:p>
     <w:p>
       <w:pPr>
         <w:pStyle w:val="Heading1"/>
@@ -1515,6 +1577,170 @@
           <w:szCs w:val="19"/>
         </w:rPr>
         <w:t xml:space="preserve">   We Do — work with your class</w:t>
+      </w:r>
+    </w:p>
+    <w:p>
+      <w:pPr>
+        <w:keepNext/>
+        <w:spacing w:after="40" w:before="40"/>
+      </w:pPr>
+      <w:r>
+        <w:rPr>
+          <w:b/>
+          <w:bCs/>
+          <w:color w:val="12355B"/>
+          <w:sz w:val="21"/>
+          <w:szCs w:val="21"/>
+        </w:rPr>
+        <w:t xml:space="preserve">Problem:  </w:t>
+      </w:r>
+      <w:r>
+        <w:rPr>
+          <w:sz w:val="21"/>
+          <w:szCs w:val="21"/>
+        </w:rPr>
+        <w:t xml:space="preserve">Solve: x − 9 ≤ 3</w:t>
+      </w:r>
+    </w:p>
+    <w:p>
+      <w:pPr>
+        <w:spacing w:after="30"/>
+        <w:ind w:left="420"/>
+      </w:pPr>
+      <w:r>
+        <w:rPr>
+          <w:sz w:val="20"/>
+          <w:szCs w:val="20"/>
+        </w:rPr>
+        <w:t xml:space="preserve">A)  x ≤ 12</w:t>
+      </w:r>
+    </w:p>
+    <w:p>
+      <w:pPr>
+        <w:spacing w:after="30"/>
+        <w:ind w:left="420"/>
+      </w:pPr>
+      <w:r>
+        <w:rPr>
+          <w:sz w:val="20"/>
+          <w:szCs w:val="20"/>
+        </w:rPr>
+        <w:t xml:space="preserve">B)  x ≤ 6</w:t>
+      </w:r>
+    </w:p>
+    <w:p>
+      <w:pPr>
+        <w:spacing w:after="30"/>
+        <w:ind w:left="420"/>
+      </w:pPr>
+      <w:r>
+        <w:rPr>
+          <w:sz w:val="20"/>
+          <w:szCs w:val="20"/>
+        </w:rPr>
+        <w:t xml:space="preserve">C)  x ≥ 12</w:t>
+      </w:r>
+    </w:p>
+    <w:p>
+      <w:pPr>
+        <w:spacing w:after="30"/>
+        <w:ind w:left="420"/>
+      </w:pPr>
+      <w:r>
+        <w:rPr>
+          <w:sz w:val="20"/>
+          <w:szCs w:val="20"/>
+        </w:rPr>
+        <w:t xml:space="preserve">D)  x = 12</w:t>
+      </w:r>
+    </w:p>
+    <w:p>
+      <w:pPr>
+        <w:keepNext/>
+        <w:spacing w:after="0" w:before="50"/>
+      </w:pPr>
+      <w:r>
+        <w:rPr>
+          <w:b/>
+          <w:bCs/>
+          <w:color w:val="6B4FA0"/>
+          <w:sz w:val="21"/>
+          <w:szCs w:val="21"/>
+        </w:rPr>
+        <w:t xml:space="preserve">Step 1:</w:t>
+      </w:r>
+    </w:p>
+    <w:p>
+      <w:pPr>
+        <w:pBdr>
+          <w:bottom w:val="single" w:color="AFBECC" w:sz="6"/>
+        </w:pBdr>
+        <w:spacing w:after="30" w:before="150"/>
+      </w:pPr>
+      <w:r>
+        <w:t xml:space="preserve"/>
+      </w:r>
+    </w:p>
+    <w:p>
+      <w:pPr>
+        <w:keepNext/>
+        <w:spacing w:after="0" w:before="50"/>
+      </w:pPr>
+      <w:r>
+        <w:rPr>
+          <w:b/>
+          <w:bCs/>
+          <w:color w:val="6B4FA0"/>
+          <w:sz w:val="21"/>
+          <w:szCs w:val="21"/>
+        </w:rPr>
+        <w:t xml:space="preserve">Step 2:</w:t>
+      </w:r>
+    </w:p>
+    <w:p>
+      <w:pPr>
+        <w:pBdr>
+          <w:bottom w:val="single" w:color="AFBECC" w:sz="6"/>
+        </w:pBdr>
+        <w:spacing w:after="30" w:before="150"/>
+      </w:pPr>
+      <w:r>
+        <w:t xml:space="preserve"/>
+      </w:r>
+    </w:p>
+    <w:p>
+      <w:pPr>
+        <w:keepNext/>
+        <w:spacing w:after="0" w:before="60"/>
+      </w:pPr>
+      <w:r>
+        <w:rPr>
+          <w:b/>
+          <w:bCs/>
+          <w:color w:val="12355B"/>
+          <w:sz w:val="21"/>
+          <w:szCs w:val="21"/>
+        </w:rPr>
+        <w:t xml:space="preserve">Answer:</w:t>
+      </w:r>
+    </w:p>
+    <w:p>
+      <w:pPr>
+        <w:pBdr>
+          <w:bottom w:val="single" w:color="AFBECC" w:sz="6"/>
+        </w:pBdr>
+        <w:spacing w:after="30" w:before="150"/>
+      </w:pPr>
+      <w:r>
+        <w:t xml:space="preserve"/>
+      </w:r>
+    </w:p>
+    <w:p>
+      <w:pPr>
+        <w:spacing w:after="80"/>
+      </w:pPr>
+      <w:r>
+        <w:t xml:space="preserve"/>
       </w:r>
     </w:p>
     <w:tbl>
@@ -2034,7 +2260,7 @@
           <w:sz w:val="21"/>
           <w:szCs w:val="21"/>
         </w:rPr>
-        <w:t xml:space="preserve">Solve: x + 6 &gt; 14</w:t>
+        <w:t xml:space="preserve">Solve: x + 10 ≥ 25</w:t>
       </w:r>
     </w:p>
     <w:p>
@@ -2047,7 +2273,7 @@
           <w:sz w:val="20"/>
           <w:szCs w:val="20"/>
         </w:rPr>
-        <w:t xml:space="preserve">A)  x &gt; 8</w:t>
+        <w:t xml:space="preserve">A)  x ≥ 15</w:t>
       </w:r>
     </w:p>
     <w:p>
@@ -2060,7 +2286,7 @@
           <w:sz w:val="20"/>
           <w:szCs w:val="20"/>
         </w:rPr>
-        <w:t xml:space="preserve">B)  x &gt; 20</w:t>
+        <w:t xml:space="preserve">B)  x ≥ 35</w:t>
       </w:r>
     </w:p>
     <w:p>
@@ -2073,7 +2299,7 @@
           <w:sz w:val="20"/>
           <w:szCs w:val="20"/>
         </w:rPr>
-        <w:t xml:space="preserve">C)  x &lt; 8</w:t>
+        <w:t xml:space="preserve">C)  x ≤ 15</w:t>
       </w:r>
     </w:p>
     <w:p>
@@ -2086,7 +2312,7 @@
           <w:sz w:val="20"/>
           <w:szCs w:val="20"/>
         </w:rPr>
-        <w:t xml:space="preserve">D)  x = 8</w:t>
+        <w:t xml:space="preserve">D)  x = 15</w:t>
       </w:r>
     </w:p>
     <w:p>
@@ -2164,7 +2390,7 @@
           <w:sz w:val="21"/>
           <w:szCs w:val="21"/>
         </w:rPr>
-        <w:t xml:space="preserve">Solve: x − 9 ≤ 3</w:t>
+        <w:t xml:space="preserve">Solve: x − 4 &lt; 11</w:t>
       </w:r>
     </w:p>
     <w:p>
@@ -2177,7 +2403,7 @@
           <w:sz w:val="20"/>
           <w:szCs w:val="20"/>
         </w:rPr>
-        <w:t xml:space="preserve">A)  x ≤ 12</w:t>
+        <w:t xml:space="preserve">A)  x &lt; 15</w:t>
       </w:r>
     </w:p>
     <w:p>
@@ -2190,7 +2416,7 @@
           <w:sz w:val="20"/>
           <w:szCs w:val="20"/>
         </w:rPr>
-        <w:t xml:space="preserve">B)  x ≤ 6</w:t>
+        <w:t xml:space="preserve">B)  x &lt; 7</w:t>
       </w:r>
     </w:p>
     <w:p>
@@ -2203,7 +2429,7 @@
           <w:sz w:val="20"/>
           <w:szCs w:val="20"/>
         </w:rPr>
-        <w:t xml:space="preserve">C)  x ≥ 12</w:t>
+        <w:t xml:space="preserve">C)  x &gt; 15</w:t>
       </w:r>
     </w:p>
     <w:p>
@@ -2216,7 +2442,7 @@
           <w:sz w:val="20"/>
           <w:szCs w:val="20"/>
         </w:rPr>
-        <w:t xml:space="preserve">D)  x = 12</w:t>
+        <w:t xml:space="preserve">D)  x = 15</w:t>
       </w:r>
     </w:p>
     <w:p>
@@ -2294,7 +2520,7 @@
           <w:sz w:val="21"/>
           <w:szCs w:val="21"/>
         </w:rPr>
-        <w:t xml:space="preserve">Solve: x + 10 ≥ 25</w:t>
+        <w:t xml:space="preserve">Is x = 5 a solution to x + 4 &gt; 12?</w:t>
       </w:r>
     </w:p>
     <w:p>
@@ -2307,7 +2533,7 @@
           <w:sz w:val="20"/>
           <w:szCs w:val="20"/>
         </w:rPr>
-        <w:t xml:space="preserve">A)  x ≥ 15</w:t>
+        <w:t xml:space="preserve">A)  No, because 5 + 4 = 9, and 9 is not greater than 12</w:t>
       </w:r>
     </w:p>
     <w:p>
@@ -2320,7 +2546,7 @@
           <w:sz w:val="20"/>
           <w:szCs w:val="20"/>
         </w:rPr>
-        <w:t xml:space="preserve">B)  x ≥ 35</w:t>
+        <w:t xml:space="preserve">B)  Yes, because 5 + 4 = 9</w:t>
       </w:r>
     </w:p>
     <w:p>
@@ -2333,7 +2559,7 @@
           <w:sz w:val="20"/>
           <w:szCs w:val="20"/>
         </w:rPr>
-        <w:t xml:space="preserve">C)  x ≤ 15</w:t>
+        <w:t xml:space="preserve">C)  Yes, because 5 &gt; 4</w:t>
       </w:r>
     </w:p>
     <w:p>
@@ -2346,7 +2572,7 @@
           <w:sz w:val="20"/>
           <w:szCs w:val="20"/>
         </w:rPr>
-        <w:t xml:space="preserve">D)  x = 15</w:t>
+        <w:t xml:space="preserve">D)  No, because 5 &lt; 12</w:t>
       </w:r>
     </w:p>
     <w:p>
@@ -2424,7 +2650,7 @@
           <w:sz w:val="21"/>
           <w:szCs w:val="21"/>
         </w:rPr>
-        <w:t xml:space="preserve">Solve: x − 4 &lt; 11</w:t>
+        <w:t xml:space="preserve">Solve and choose the solution: x + 3 &lt; 9.</w:t>
       </w:r>
     </w:p>
     <w:p>
@@ -2437,7 +2663,7 @@
           <w:sz w:val="20"/>
           <w:szCs w:val="20"/>
         </w:rPr>
-        <w:t xml:space="preserve">A)  x &lt; 15</w:t>
+        <w:t xml:space="preserve">A)  x &lt; 6</w:t>
       </w:r>
     </w:p>
     <w:p>
@@ -2450,7 +2676,7 @@
           <w:sz w:val="20"/>
           <w:szCs w:val="20"/>
         </w:rPr>
-        <w:t xml:space="preserve">B)  x &lt; 7</w:t>
+        <w:t xml:space="preserve">B)  x &gt; 6</w:t>
       </w:r>
     </w:p>
     <w:p>
@@ -2463,7 +2689,7 @@
           <w:sz w:val="20"/>
           <w:szCs w:val="20"/>
         </w:rPr>
-        <w:t xml:space="preserve">C)  x &gt; 15</w:t>
+        <w:t xml:space="preserve">C)  x &lt; 12</w:t>
       </w:r>
     </w:p>
     <w:p>
@@ -2476,7 +2702,7 @@
           <w:sz w:val="20"/>
           <w:szCs w:val="20"/>
         </w:rPr>
-        <w:t xml:space="preserve">D)  x = 15</w:t>
+        <w:t xml:space="preserve">D)  x &gt; 12</w:t>
       </w:r>
     </w:p>
     <w:p>
@@ -3189,6 +3415,64 @@
           <w:sz w:val="24"/>
           <w:szCs w:val="24"/>
         </w:rPr>
+        <w:t xml:space="preserve">Worked Notes (I Do / We Do)</w:t>
+      </w:r>
+    </w:p>
+    <w:p>
+      <w:pPr>
+        <w:spacing w:after="80"/>
+      </w:pPr>
+      <w:r>
+        <w:rPr>
+          <w:b/>
+          <w:bCs/>
+          <w:sz w:val="21"/>
+          <w:szCs w:val="21"/>
+        </w:rPr>
+        <w:t xml:space="preserve">I Do:  </w:t>
+      </w:r>
+      <w:r>
+        <w:rPr>
+          <w:sz w:val="21"/>
+          <w:szCs w:val="21"/>
+        </w:rPr>
+        <w:t xml:space="preserve">A. x &gt; 8</w:t>
+      </w:r>
+    </w:p>
+    <w:p>
+      <w:pPr>
+        <w:spacing w:after="80"/>
+      </w:pPr>
+      <w:r>
+        <w:rPr>
+          <w:b/>
+          <w:bCs/>
+          <w:sz w:val="21"/>
+          <w:szCs w:val="21"/>
+        </w:rPr>
+        <w:t xml:space="preserve">We Do:  </w:t>
+      </w:r>
+      <w:r>
+        <w:rPr>
+          <w:sz w:val="21"/>
+          <w:szCs w:val="21"/>
+        </w:rPr>
+        <w:t xml:space="preserve">A. x ≤ 12</w:t>
+      </w:r>
+    </w:p>
+    <w:p>
+      <w:pPr>
+        <w:pStyle w:val="Heading2"/>
+        <w:spacing w:after="80" w:before="180"/>
+      </w:pPr>
+      <w:r>
+        <w:rPr>
+          <w:b/>
+          <w:bCs/>
+          <w:color w:val="12355B"/>
+          <w:sz w:val="24"/>
+          <w:szCs w:val="24"/>
+        </w:rPr>
         <w:t xml:space="preserve">Independent Practice</w:t>
       </w:r>
     </w:p>
@@ -3210,7 +3494,7 @@
           <w:sz w:val="21"/>
           <w:szCs w:val="21"/>
         </w:rPr>
-        <w:t xml:space="preserve">A)  x &gt; 8</w:t>
+        <w:t xml:space="preserve">A)  x ≥ 15</w:t>
       </w:r>
       <w:r>
         <w:rPr>
@@ -3220,7 +3504,7 @@
           <w:sz w:val="19"/>
           <w:szCs w:val="19"/>
         </w:rPr>
-        <w:t xml:space="preserve">  — Subtract 6 from both sides: x &gt; 14 − 6 = 8. Graph: open circle at 8, shade right.</w:t>
+        <w:t xml:space="preserve">  — Subtract 10 from both sides: x ≥ 25 − 10 = 15. Graph: closed circle at 15, shade right.</w:t>
       </w:r>
     </w:p>
     <w:p>
@@ -3241,7 +3525,7 @@
           <w:sz w:val="21"/>
           <w:szCs w:val="21"/>
         </w:rPr>
-        <w:t xml:space="preserve">A)  x ≤ 12</w:t>
+        <w:t xml:space="preserve">A)  x &lt; 15</w:t>
       </w:r>
       <w:r>
         <w:rPr>
@@ -3251,7 +3535,7 @@
           <w:sz w:val="19"/>
           <w:szCs w:val="19"/>
         </w:rPr>
-        <w:t xml:space="preserve">  — Add 9 to both sides: x ≤ 3 + 9 = 12. Graph: closed circle at 12, shade left.</w:t>
+        <w:t xml:space="preserve">  — Add 4 to both sides: x &lt; 11 + 4 = 15. Graph: open circle at 15, shade left.</w:t>
       </w:r>
     </w:p>
     <w:p>
@@ -3272,7 +3556,7 @@
           <w:sz w:val="21"/>
           <w:szCs w:val="21"/>
         </w:rPr>
-        <w:t xml:space="preserve">A)  x ≥ 15</w:t>
+        <w:t xml:space="preserve">A)  No, because 5 + 4 = 9, and 9 is not greater than 12</w:t>
       </w:r>
       <w:r>
         <w:rPr>
@@ -3282,7 +3566,7 @@
           <w:sz w:val="19"/>
           <w:szCs w:val="19"/>
         </w:rPr>
-        <w:t xml:space="preserve">  — Subtract 10 from both sides: x ≥ 25 − 10 = 15. Graph: closed circle at 15, shade right.</w:t>
+        <w:t xml:space="preserve">  — Substitute: 5 + 4 = 9. Since 9 &gt; 12 is false, x = 5 is NOT a solution.</w:t>
       </w:r>
     </w:p>
     <w:p>
@@ -3303,7 +3587,7 @@
           <w:sz w:val="21"/>
           <w:szCs w:val="21"/>
         </w:rPr>
-        <w:t xml:space="preserve">A)  x &lt; 15</w:t>
+        <w:t xml:space="preserve">A)  x &lt; 6</w:t>
       </w:r>
       <w:r>
         <w:rPr>
@@ -3313,7 +3597,7 @@
           <w:sz w:val="19"/>
           <w:szCs w:val="19"/>
         </w:rPr>
-        <w:t xml:space="preserve">  — Add 4 to both sides: x &lt; 11 + 4 = 15. Graph: open circle at 15, shade left.</w:t>
+        <w:t xml:space="preserve">  — Subtract 3 from both sides: x &lt; 6.</w:t>
       </w:r>
     </w:p>
     <w:p>

--- a/lessons/7-6/downloads/7-6-notes.docx
+++ b/lessons/7-6/downloads/7-6-notes.docx
@@ -1177,6 +1177,238 @@
     <w:p>
       <w:pPr>
         <w:pStyle w:val="Heading1"/>
+        <w:pBdr>
+          <w:bottom w:val="single" w:color="1FA6A2" w:sz="14" w:space="6"/>
+        </w:pBdr>
+        <w:spacing w:after="140" w:before="260"/>
+      </w:pPr>
+      <w:r>
+        <w:rPr>
+          <w:b/>
+          <w:bCs/>
+          <w:color w:val="12355B"/>
+          <w:sz w:val="30"/>
+          <w:szCs w:val="30"/>
+        </w:rPr>
+        <w:t xml:space="preserve">Guided Notes</w:t>
+      </w:r>
+    </w:p>
+    <w:p>
+      <w:pPr>
+        <w:spacing w:after="100"/>
+      </w:pPr>
+      <w:r>
+        <w:rPr>
+          <w:i/>
+          <w:iCs/>
+          <w:color w:val="5F6F80"/>
+          <w:sz w:val="19"/>
+          <w:szCs w:val="19"/>
+        </w:rPr>
+        <w:t xml:space="preserve">Fill in each blank as we go. Use the Word Bank to help you.</w:t>
+      </w:r>
+    </w:p>
+    <w:tbl>
+      <w:tblPr>
+        <w:tblW w:type="pct" w:w="100%"/>
+        <w:tblBorders>
+          <w:top w:val="single" w:color="BBD0DE" w:sz="8"/>
+          <w:left w:val="single" w:color="BBD0DE" w:sz="8"/>
+          <w:bottom w:val="single" w:color="BBD0DE" w:sz="8"/>
+          <w:right w:val="single" w:color="BBD0DE" w:sz="8"/>
+          <w:insideH w:val="single" w:color="auto" w:sz="4"/>
+          <w:insideV w:val="single" w:color="auto" w:sz="4"/>
+        </w:tblBorders>
+      </w:tblPr>
+      <w:tblGrid>
+        <w:gridCol w:w="100"/>
+      </w:tblGrid>
+      <w:tr>
+        <w:tc>
+          <w:tcPr>
+            <w:shd w:fill="EEF4F8" w:color="auto" w:val="clear"/>
+            <w:tcMar>
+              <w:top w:type="dxa" w:w="120"/>
+              <w:left w:type="dxa" w:w="180"/>
+              <w:bottom w:type="dxa" w:w="120"/>
+              <w:right w:type="dxa" w:w="180"/>
+            </w:tcMar>
+          </w:tcPr>
+          <w:p>
+            <w:pPr>
+              <w:spacing w:after="40"/>
+            </w:pPr>
+            <w:r>
+              <w:rPr>
+                <w:b/>
+                <w:bCs/>
+                <w:color w:val="1FA6A2"/>
+                <w:sz w:val="18"/>
+                <w:szCs w:val="18"/>
+              </w:rPr>
+              <w:t xml:space="preserve">WORD BANK</w:t>
+            </w:r>
+          </w:p>
+          <w:p>
+            <w:pPr>
+              <w:spacing w:after="80"/>
+            </w:pPr>
+            <w:r>
+              <w:rPr>
+                <w:b/>
+                <w:bCs/>
+                <w:sz w:val="21"/>
+                <w:szCs w:val="21"/>
+              </w:rPr>
+              <w:t xml:space="preserve">Solve      •      Graph      •      Solution      •      Substitute      •      Solution set      •      Inverse operation</w:t>
+            </w:r>
+          </w:p>
+        </w:tc>
+      </w:tr>
+    </w:tbl>
+    <w:p>
+      <w:pPr>
+        <w:spacing w:after="80"/>
+      </w:pPr>
+      <w:r>
+        <w:t xml:space="preserve"/>
+      </w:r>
+    </w:p>
+    <w:p>
+      <w:pPr>
+        <w:spacing w:after="120" w:before="80"/>
+      </w:pPr>
+      <w:r>
+        <w:rPr>
+          <w:b/>
+          <w:bCs/>
+          <w:color w:val="12355B"/>
+          <w:sz w:val="22"/>
+          <w:szCs w:val="22"/>
+        </w:rPr>
+        <w:t xml:space="preserve">1.  </w:t>
+      </w:r>
+      <w:r>
+        <w:rPr>
+          <w:sz w:val="22"/>
+          <w:szCs w:val="22"/>
+        </w:rPr>
+        <w:t xml:space="preserve">To find all the values that make an inequality true is to ___ it.</w:t>
+      </w:r>
+    </w:p>
+    <w:p>
+      <w:pPr>
+        <w:spacing w:after="120" w:before="80"/>
+      </w:pPr>
+      <w:r>
+        <w:rPr>
+          <w:b/>
+          <w:bCs/>
+          <w:color w:val="12355B"/>
+          <w:sz w:val="22"/>
+          <w:szCs w:val="22"/>
+        </w:rPr>
+        <w:t xml:space="preserve">2.  </w:t>
+      </w:r>
+      <w:r>
+        <w:rPr>
+          <w:sz w:val="22"/>
+          <w:szCs w:val="22"/>
+        </w:rPr>
+        <w:t xml:space="preserve">To show the solutions on a number line is to ___ them.</w:t>
+      </w:r>
+    </w:p>
+    <w:p>
+      <w:pPr>
+        <w:spacing w:after="120" w:before="80"/>
+      </w:pPr>
+      <w:r>
+        <w:rPr>
+          <w:b/>
+          <w:bCs/>
+          <w:color w:val="12355B"/>
+          <w:sz w:val="22"/>
+          <w:szCs w:val="22"/>
+        </w:rPr>
+        <w:t xml:space="preserve">3.  </w:t>
+      </w:r>
+      <w:r>
+        <w:rPr>
+          <w:sz w:val="22"/>
+          <w:szCs w:val="22"/>
+        </w:rPr>
+        <w:t xml:space="preserve">A value that makes an inequality true is a ___.</w:t>
+      </w:r>
+    </w:p>
+    <w:p>
+      <w:pPr>
+        <w:spacing w:after="120" w:before="80"/>
+      </w:pPr>
+      <w:r>
+        <w:rPr>
+          <w:b/>
+          <w:bCs/>
+          <w:color w:val="12355B"/>
+          <w:sz w:val="22"/>
+          <w:szCs w:val="22"/>
+        </w:rPr>
+        <w:t xml:space="preserve">4.  </w:t>
+      </w:r>
+      <w:r>
+        <w:rPr>
+          <w:sz w:val="22"/>
+          <w:szCs w:val="22"/>
+        </w:rPr>
+        <w:t xml:space="preserve">To check a solution, I ___ the value back into the inequality.</w:t>
+      </w:r>
+    </w:p>
+    <w:p>
+      <w:pPr>
+        <w:spacing w:after="120" w:before="80"/>
+      </w:pPr>
+      <w:r>
+        <w:rPr>
+          <w:b/>
+          <w:bCs/>
+          <w:color w:val="12355B"/>
+          <w:sz w:val="22"/>
+          <w:szCs w:val="22"/>
+        </w:rPr>
+        <w:t xml:space="preserve">5.  </w:t>
+      </w:r>
+      <w:r>
+        <w:rPr>
+          <w:sz w:val="22"/>
+          <w:szCs w:val="22"/>
+        </w:rPr>
+        <w:t xml:space="preserve">All the values that make an inequality true form the ___.</w:t>
+      </w:r>
+    </w:p>
+    <w:p>
+      <w:pPr>
+        <w:spacing w:after="120" w:before="80"/>
+      </w:pPr>
+      <w:r>
+        <w:rPr>
+          <w:b/>
+          <w:bCs/>
+          <w:color w:val="12355B"/>
+          <w:sz w:val="22"/>
+          <w:szCs w:val="22"/>
+        </w:rPr>
+        <w:t xml:space="preserve">6.  </w:t>
+      </w:r>
+      <w:r>
+        <w:rPr>
+          <w:sz w:val="22"/>
+          <w:szCs w:val="22"/>
+        </w:rPr>
+        <w:t xml:space="preserve">An operation that undoes another to isolate the variable is an ___.</w:t>
+      </w:r>
+    </w:p>
+    <w:p>
+      <w:pPr>
+        <w:pStyle w:val="Heading1"/>
         <w:pageBreakBefore/>
         <w:pBdr>
           <w:bottom w:val="single" w:color="1FA6A2" w:sz="14" w:space="6"/>
@@ -2179,6 +2411,87 @@
     </w:p>
     <w:p>
       <w:pPr>
+        <w:spacing w:after="40" w:before="80"/>
+      </w:pPr>
+      <w:r>
+        <w:rPr>
+          <w:b/>
+          <w:bCs/>
+          <w:color w:val="12355B"/>
+          <w:sz w:val="21"/>
+          <w:szCs w:val="21"/>
+        </w:rPr>
+        <w:t xml:space="preserve">4. </w:t>
+      </w:r>
+      <w:r>
+        <w:rPr>
+          <w:b/>
+          <w:bCs/>
+          <w:color w:val="6B4FA0"/>
+          <w:sz w:val="19"/>
+          <w:szCs w:val="19"/>
+        </w:rPr>
+        <w:t xml:space="preserve">[Practice] </w:t>
+      </w:r>
+      <w:r>
+        <w:rPr>
+          <w:b/>
+          <w:bCs/>
+          <w:sz w:val="21"/>
+          <w:szCs w:val="21"/>
+        </w:rPr>
+        <w:t xml:space="preserve">During practice on Solve and Graph Inequalities, what strategy did you use when a problem felt tricky?</w:t>
+      </w:r>
+    </w:p>
+    <w:p>
+      <w:pPr>
+        <w:spacing w:after="60"/>
+      </w:pPr>
+      <w:r>
+        <w:rPr>
+          <w:color w:val="1A2733"/>
+          <w:sz w:val="21"/>
+          <w:szCs w:val="21"/>
+        </w:rPr>
+        <w:t xml:space="preserve">Start with:  First I solved by ___, then I graphed ___.</w:t>
+      </w:r>
+      <w:r>
+        <w:rPr>
+          <w:i/>
+          <w:iCs/>
+          <w:color w:val="5F6F80"/>
+          <w:sz w:val="19"/>
+          <w:szCs w:val="19"/>
+        </w:rPr>
+        <w:br/>
+        <w:t xml:space="preserve">Primero resolví al ___, luego grafiqué ___.</w:t>
+      </w:r>
+    </w:p>
+    <w:p>
+      <w:pPr>
+        <w:spacing w:after="80"/>
+      </w:pPr>
+      <w:r>
+        <w:rPr>
+          <w:b/>
+          <w:bCs/>
+          <w:color w:val="12355B"/>
+          <w:sz w:val="19"/>
+          <w:szCs w:val="19"/>
+        </w:rPr>
+        <w:t xml:space="preserve">Word bank:  </w:t>
+      </w:r>
+      <w:r>
+        <w:rPr>
+          <w:color w:val="1FA6A2"/>
+          <w:sz w:val="19"/>
+          <w:szCs w:val="19"/>
+        </w:rPr>
+        <w:t xml:space="preserve">Solve,  Graph,  Solution,  Substitute</w:t>
+      </w:r>
+    </w:p>
+    <w:p>
+      <w:pPr>
         <w:pStyle w:val="Heading1"/>
         <w:pageBreakBefore/>
         <w:pBdr>
@@ -2650,7 +2963,7 @@
           <w:sz w:val="21"/>
           <w:szCs w:val="21"/>
         </w:rPr>
-        <w:t xml:space="preserve">Solve and choose the solution: x + 3 &lt; 9.</w:t>
+        <w:t xml:space="preserve">Clue 1: Which value is a solution of x &gt; 7?</w:t>
       </w:r>
     </w:p>
     <w:p>
@@ -2663,7 +2976,7 @@
           <w:sz w:val="20"/>
           <w:szCs w:val="20"/>
         </w:rPr>
-        <w:t xml:space="preserve">A)  x &lt; 6</w:t>
+        <w:t xml:space="preserve">A)  9</w:t>
       </w:r>
     </w:p>
     <w:p>
@@ -2676,7 +2989,7 @@
           <w:sz w:val="20"/>
           <w:szCs w:val="20"/>
         </w:rPr>
-        <w:t xml:space="preserve">B)  x &gt; 6</w:t>
+        <w:t xml:space="preserve">B)  7</w:t>
       </w:r>
     </w:p>
     <w:p>
@@ -2689,7 +3002,7 @@
           <w:sz w:val="20"/>
           <w:szCs w:val="20"/>
         </w:rPr>
-        <w:t xml:space="preserve">C)  x &lt; 12</w:t>
+        <w:t xml:space="preserve">C)  5</w:t>
       </w:r>
     </w:p>
     <w:p>
@@ -2702,7 +3015,7 @@
           <w:sz w:val="20"/>
           <w:szCs w:val="20"/>
         </w:rPr>
-        <w:t xml:space="preserve">D)  x &gt; 12</w:t>
+        <w:t xml:space="preserve">D)  3</w:t>
       </w:r>
     </w:p>
     <w:p>
@@ -2775,33 +3088,7 @@
           <w:sz w:val="30"/>
           <w:szCs w:val="30"/>
         </w:rPr>
-        <w:t xml:space="preserve">Write About the Math</w:t>
-      </w:r>
-    </w:p>
-    <w:p>
-      <w:pPr>
-        <w:pStyle w:val="Heading2"/>
-        <w:spacing w:after="80" w:before="180"/>
-      </w:pPr>
-      <w:r>
-        <w:rPr>
-          <w:b/>
-          <w:bCs/>
-          <w:color w:val="12355B"/>
-          <w:sz w:val="24"/>
-          <w:szCs w:val="24"/>
-        </w:rPr>
-        <w:t xml:space="preserve">Build Strong Sentences</w:t>
-      </w:r>
-      <w:r>
-        <w:rPr>
-          <w:i/>
-          <w:iCs/>
-          <w:color w:val="B97A12"/>
-          <w:sz w:val="19"/>
-          <w:szCs w:val="19"/>
-        </w:rPr>
-        <w:t xml:space="preserve">   The Writing Revolution</w:t>
+        <w:t xml:space="preserve">Exit Ticket</w:t>
       </w:r>
     </w:p>
     <w:p>
@@ -2816,435 +3103,86 @@
           <w:sz w:val="19"/>
           <w:szCs w:val="19"/>
         </w:rPr>
-        <w:t xml:space="preserve">I can explain my work using the words solve, graph, solution, and substitute.</w:t>
-      </w:r>
-    </w:p>
-    <w:p>
-      <w:pPr>
-        <w:pStyle w:val="Heading2"/>
-        <w:spacing w:after="80" w:before="180"/>
-      </w:pPr>
-      <w:r>
-        <w:rPr>
-          <w:b/>
-          <w:bCs/>
-          <w:color w:val="12355B"/>
-          <w:sz w:val="24"/>
-          <w:szCs w:val="24"/>
-        </w:rPr>
-        <w:t xml:space="preserve">1. Kernel Sentence</w:t>
-      </w:r>
-      <w:r>
-        <w:rPr>
-          <w:i/>
-          <w:iCs/>
-          <w:color w:val="1FA6A2"/>
-          <w:sz w:val="19"/>
-          <w:szCs w:val="19"/>
-        </w:rPr>
-        <w:t xml:space="preserve">   subject + verb</w:t>
-      </w:r>
-    </w:p>
-    <w:tbl>
-      <w:tblPr>
-        <w:tblW w:type="pct" w:w="100%"/>
-        <w:tblBorders>
-          <w:top w:val="single" w:color="B97A12" w:sz="8"/>
-          <w:left w:val="single" w:color="B97A12" w:sz="8"/>
-          <w:bottom w:val="single" w:color="B97A12" w:sz="8"/>
-          <w:right w:val="single" w:color="B97A12" w:sz="8"/>
-          <w:insideH w:val="single" w:color="auto" w:sz="4"/>
-          <w:insideV w:val="single" w:color="auto" w:sz="4"/>
-        </w:tblBorders>
-      </w:tblPr>
-      <w:tblGrid>
-        <w:gridCol w:w="100"/>
-      </w:tblGrid>
-      <w:tr>
-        <w:tc>
-          <w:tcPr>
-            <w:shd w:fill="FBF3E2" w:color="auto" w:val="clear"/>
-            <w:tcMar>
-              <w:top w:type="dxa" w:w="120"/>
-              <w:left w:type="dxa" w:w="180"/>
-              <w:bottom w:type="dxa" w:w="120"/>
-              <w:right w:type="dxa" w:w="180"/>
-            </w:tcMar>
-          </w:tcPr>
-          <w:p>
-            <w:pPr>
-              <w:spacing w:after="0"/>
-            </w:pPr>
-            <w:r>
-              <w:rPr>
-                <w:b/>
-                <w:bCs/>
-                <w:color w:val="1FA6A2"/>
-                <w:sz w:val="20"/>
-                <w:szCs w:val="20"/>
-              </w:rPr>
-              <w:t xml:space="preserve">Model:  </w:t>
-            </w:r>
-            <w:r>
-              <w:rPr>
-                <w:sz w:val="20"/>
-                <w:szCs w:val="20"/>
-              </w:rPr>
-              <w:t xml:space="preserve">Solve is to find the number that makes it true.</w:t>
-            </w:r>
-          </w:p>
-        </w:tc>
-      </w:tr>
-    </w:tbl>
+        <w:t xml:space="preserve">Answer on your own. This shows what you learned today.</w:t>
+      </w:r>
+    </w:p>
+    <w:p>
+      <w:pPr>
+        <w:spacing w:after="80" w:before="80"/>
+      </w:pPr>
+      <w:r>
+        <w:rPr>
+          <w:color w:val="B97A12"/>
+          <w:sz w:val="22"/>
+          <w:szCs w:val="22"/>
+        </w:rPr>
+        <w:t xml:space="preserve">★  </w:t>
+      </w:r>
+      <w:r>
+        <w:rPr>
+          <w:b/>
+          <w:bCs/>
+          <w:sz w:val="22"/>
+          <w:szCs w:val="22"/>
+        </w:rPr>
+        <w:t xml:space="preserve">Solve and describe the graph: x + 5 &lt; 11</w:t>
+      </w:r>
+    </w:p>
+    <w:p>
+      <w:pPr>
+        <w:spacing w:after="60"/>
+        <w:ind w:left="420"/>
+      </w:pPr>
+      <w:r>
+        <w:rPr>
+          <w:sz w:val="21"/>
+          <w:szCs w:val="21"/>
+        </w:rPr>
+        <w:t xml:space="preserve">A)  x &lt; 6; open circle at 6, shade left</w:t>
+      </w:r>
+    </w:p>
+    <w:p>
+      <w:pPr>
+        <w:spacing w:after="60"/>
+        <w:ind w:left="420"/>
+      </w:pPr>
+      <w:r>
+        <w:rPr>
+          <w:sz w:val="21"/>
+          <w:szCs w:val="21"/>
+        </w:rPr>
+        <w:t xml:space="preserve">B)  x &lt; 16; open circle at 16, shade left</w:t>
+      </w:r>
+    </w:p>
+    <w:p>
+      <w:pPr>
+        <w:spacing w:after="60"/>
+        <w:ind w:left="420"/>
+      </w:pPr>
+      <w:r>
+        <w:rPr>
+          <w:sz w:val="21"/>
+          <w:szCs w:val="21"/>
+        </w:rPr>
+        <w:t xml:space="preserve">C)  x ≤ 6; closed circle at 6, shade left</w:t>
+      </w:r>
+    </w:p>
+    <w:p>
+      <w:pPr>
+        <w:spacing w:after="60"/>
+        <w:ind w:left="420"/>
+      </w:pPr>
+      <w:r>
+        <w:rPr>
+          <w:sz w:val="21"/>
+          <w:szCs w:val="21"/>
+        </w:rPr>
+        <w:t xml:space="preserve">D)  x &gt; 6; open circle at 6, shade right</w:t>
+      </w:r>
+    </w:p>
     <w:p>
       <w:pPr>
         <w:spacing w:after="40"/>
-      </w:pPr>
-      <w:r>
-        <w:t xml:space="preserve"/>
-      </w:r>
-    </w:p>
-    <w:p>
-      <w:pPr>
-        <w:spacing w:after="60"/>
-      </w:pPr>
-      <w:r>
-        <w:rPr>
-          <w:color w:val="1A2733"/>
-          <w:sz w:val="21"/>
-          <w:szCs w:val="21"/>
-        </w:rPr>
-        <w:t xml:space="preserve">Write a kernel sentence about solve. Use a subject and a verb.</w:t>
-      </w:r>
-      <w:r>
-        <w:rPr>
-          <w:i/>
-          <w:iCs/>
-          <w:color w:val="5F6F80"/>
-          <w:sz w:val="19"/>
-          <w:szCs w:val="19"/>
-        </w:rPr>
-        <w:br/>
-        <w:t xml:space="preserve">Escribe una oración base sobre resolver. Usa un sujeto y un verbo.</w:t>
-      </w:r>
-    </w:p>
-    <w:p>
-      <w:pPr>
-        <w:pBdr>
-          <w:bottom w:val="single" w:color="AFBECC" w:sz="6"/>
-        </w:pBdr>
-        <w:spacing w:after="30" w:before="150"/>
-      </w:pPr>
-      <w:r>
-        <w:t xml:space="preserve"/>
-      </w:r>
-    </w:p>
-    <w:p>
-      <w:pPr>
-        <w:pBdr>
-          <w:bottom w:val="single" w:color="AFBECC" w:sz="6"/>
-        </w:pBdr>
-        <w:spacing w:after="30" w:before="150"/>
-      </w:pPr>
-      <w:r>
-        <w:t xml:space="preserve"/>
-      </w:r>
-    </w:p>
-    <w:p>
-      <w:pPr>
-        <w:pStyle w:val="Heading2"/>
-        <w:spacing w:after="80" w:before="180"/>
-      </w:pPr>
-      <w:r>
-        <w:rPr>
-          <w:b/>
-          <w:bCs/>
-          <w:color w:val="12355B"/>
-          <w:sz w:val="24"/>
-          <w:szCs w:val="24"/>
-        </w:rPr>
-        <w:t xml:space="preserve">2. Sentence Expansion</w:t>
-      </w:r>
-      <w:r>
-        <w:rPr>
-          <w:i/>
-          <w:iCs/>
-          <w:color w:val="1FA6A2"/>
-          <w:sz w:val="19"/>
-          <w:szCs w:val="19"/>
-        </w:rPr>
-        <w:t xml:space="preserve">   because · but · so</w:t>
-      </w:r>
-    </w:p>
-    <w:p>
-      <w:pPr>
-        <w:spacing w:after="80"/>
-      </w:pPr>
-      <w:r>
-        <w:rPr>
-          <w:b/>
-          <w:bCs/>
-          <w:color w:val="1FA6A2"/>
-          <w:sz w:val="20"/>
-          <w:szCs w:val="20"/>
-        </w:rPr>
-        <w:t xml:space="preserve">Kernel:  </w:t>
-      </w:r>
-      <w:r>
-        <w:rPr>
-          <w:sz w:val="20"/>
-          <w:szCs w:val="20"/>
-        </w:rPr>
-        <w:t xml:space="preserve">Solve matters in math</w:t>
-      </w:r>
-    </w:p>
-    <w:p>
-      <w:pPr>
-        <w:spacing w:after="80"/>
-      </w:pPr>
-      <w:r>
-        <w:rPr>
-          <w:b/>
-          <w:bCs/>
-          <w:color w:val="12355B"/>
-          <w:sz w:val="21"/>
-          <w:szCs w:val="21"/>
-        </w:rPr>
-        <w:t xml:space="preserve">because  </w:t>
-      </w:r>
-      <w:r>
-        <w:rPr>
-          <w:sz w:val="21"/>
-          <w:szCs w:val="21"/>
-        </w:rPr>
-        <w:t xml:space="preserve">Solve matters in math because ___.</w:t>
-      </w:r>
-      <w:r>
-        <w:rPr>
-          <w:i/>
-          <w:iCs/>
-          <w:color w:val="5F6F80"/>
-          <w:sz w:val="19"/>
-          <w:szCs w:val="19"/>
-        </w:rPr>
-        <w:br/>
-        <w:t xml:space="preserve">Resolver importa en matemáticas porque ___.</w:t>
-      </w:r>
-    </w:p>
-    <w:p>
-      <w:pPr>
-        <w:pBdr>
-          <w:bottom w:val="single" w:color="AFBECC" w:sz="6"/>
-        </w:pBdr>
-        <w:spacing w:after="30" w:before="150"/>
-      </w:pPr>
-      <w:r>
-        <w:t xml:space="preserve"/>
-      </w:r>
-    </w:p>
-    <w:p>
-      <w:pPr>
-        <w:spacing w:after="80"/>
-      </w:pPr>
-      <w:r>
-        <w:rPr>
-          <w:b/>
-          <w:bCs/>
-          <w:color w:val="12355B"/>
-          <w:sz w:val="21"/>
-          <w:szCs w:val="21"/>
-        </w:rPr>
-        <w:t xml:space="preserve">but  </w:t>
-      </w:r>
-      <w:r>
-        <w:rPr>
-          <w:sz w:val="21"/>
-          <w:szCs w:val="21"/>
-        </w:rPr>
-        <w:t xml:space="preserve">Solve matters in math, but ___.</w:t>
-      </w:r>
-      <w:r>
-        <w:rPr>
-          <w:i/>
-          <w:iCs/>
-          <w:color w:val="5F6F80"/>
-          <w:sz w:val="19"/>
-          <w:szCs w:val="19"/>
-        </w:rPr>
-        <w:br/>
-        <w:t xml:space="preserve">Resolver importa en matemáticas, pero ___.</w:t>
-      </w:r>
-    </w:p>
-    <w:p>
-      <w:pPr>
-        <w:pBdr>
-          <w:bottom w:val="single" w:color="AFBECC" w:sz="6"/>
-        </w:pBdr>
-        <w:spacing w:after="30" w:before="150"/>
-      </w:pPr>
-      <w:r>
-        <w:t xml:space="preserve"/>
-      </w:r>
-    </w:p>
-    <w:p>
-      <w:pPr>
-        <w:spacing w:after="80"/>
-      </w:pPr>
-      <w:r>
-        <w:rPr>
-          <w:b/>
-          <w:bCs/>
-          <w:color w:val="12355B"/>
-          <w:sz w:val="21"/>
-          <w:szCs w:val="21"/>
-        </w:rPr>
-        <w:t xml:space="preserve">so  </w:t>
-      </w:r>
-      <w:r>
-        <w:rPr>
-          <w:sz w:val="21"/>
-          <w:szCs w:val="21"/>
-        </w:rPr>
-        <w:t xml:space="preserve">Solve matters in math, so ___.</w:t>
-      </w:r>
-      <w:r>
-        <w:rPr>
-          <w:i/>
-          <w:iCs/>
-          <w:color w:val="5F6F80"/>
-          <w:sz w:val="19"/>
-          <w:szCs w:val="19"/>
-        </w:rPr>
-        <w:br/>
-        <w:t xml:space="preserve">Resolver importa en matemáticas, entonces ___.</w:t>
-      </w:r>
-    </w:p>
-    <w:p>
-      <w:pPr>
-        <w:pBdr>
-          <w:bottom w:val="single" w:color="AFBECC" w:sz="6"/>
-        </w:pBdr>
-        <w:spacing w:after="30" w:before="150"/>
-      </w:pPr>
-      <w:r>
-        <w:t xml:space="preserve"/>
-      </w:r>
-    </w:p>
-    <w:p>
-      <w:pPr>
-        <w:pStyle w:val="Heading2"/>
-        <w:spacing w:after="80" w:before="180"/>
-      </w:pPr>
-      <w:r>
-        <w:rPr>
-          <w:b/>
-          <w:bCs/>
-          <w:color w:val="12355B"/>
-          <w:sz w:val="24"/>
-          <w:szCs w:val="24"/>
-        </w:rPr>
-        <w:t xml:space="preserve">3. Explain Your Reasoning</w:t>
-      </w:r>
-      <w:r>
-        <w:rPr>
-          <w:i/>
-          <w:iCs/>
-          <w:color w:val="1FA6A2"/>
-          <w:sz w:val="19"/>
-          <w:szCs w:val="19"/>
-        </w:rPr>
-        <w:t xml:space="preserve">   use a sentence starter</w:t>
-      </w:r>
-    </w:p>
-    <w:p>
-      <w:pPr>
-        <w:spacing w:after="60"/>
-      </w:pPr>
-      <w:r>
-        <w:rPr>
-          <w:color w:val="1A2733"/>
-          <w:sz w:val="21"/>
-          <w:szCs w:val="21"/>
-        </w:rPr>
-        <w:t xml:space="preserve">The steps are the same because I ___ to ___ the variable.</w:t>
-      </w:r>
-      <w:r>
-        <w:rPr>
-          <w:i/>
-          <w:iCs/>
-          <w:color w:val="5F6F80"/>
-          <w:sz w:val="19"/>
-          <w:szCs w:val="19"/>
-        </w:rPr>
-        <w:br/>
-        <w:t xml:space="preserve">Los pasos son iguales porque ___ para ___ la variable.</w:t>
-      </w:r>
-    </w:p>
-    <w:p>
-      <w:pPr>
-        <w:spacing w:after="60"/>
-      </w:pPr>
-      <w:r>
-        <w:rPr>
-          <w:color w:val="1A2733"/>
-          <w:sz w:val="21"/>
-          <w:szCs w:val="21"/>
-        </w:rPr>
-        <w:t xml:space="preserve">The answer is different because an inequality has ___.</w:t>
-      </w:r>
-      <w:r>
-        <w:rPr>
-          <w:i/>
-          <w:iCs/>
-          <w:color w:val="5F6F80"/>
-          <w:sz w:val="19"/>
-          <w:szCs w:val="19"/>
-        </w:rPr>
-        <w:br/>
-        <w:t xml:space="preserve">La respuesta es diferente porque una desigualdad tiene ___.</w:t>
-      </w:r>
-    </w:p>
-    <w:p>
-      <w:pPr>
-        <w:spacing w:after="60"/>
-      </w:pPr>
-      <w:r>
-        <w:rPr>
-          <w:color w:val="1A2733"/>
-          <w:sz w:val="21"/>
-          <w:szCs w:val="21"/>
-        </w:rPr>
-        <w:t xml:space="preserve">First I solved by ___, then I graphed ___.</w:t>
-      </w:r>
-      <w:r>
-        <w:rPr>
-          <w:i/>
-          <w:iCs/>
-          <w:color w:val="5F6F80"/>
-          <w:sz w:val="19"/>
-          <w:szCs w:val="19"/>
-        </w:rPr>
-        <w:br/>
-        <w:t xml:space="preserve">Primero resolví al ___, luego grafiqué ___.</w:t>
-      </w:r>
-    </w:p>
-    <w:p>
-      <w:pPr>
-        <w:pBdr>
-          <w:bottom w:val="single" w:color="AFBECC" w:sz="6"/>
-        </w:pBdr>
-        <w:spacing w:after="30" w:before="150"/>
-      </w:pPr>
-      <w:r>
-        <w:t xml:space="preserve"/>
-      </w:r>
-    </w:p>
-    <w:p>
-      <w:pPr>
-        <w:pBdr>
-          <w:bottom w:val="single" w:color="AFBECC" w:sz="6"/>
-        </w:pBdr>
-        <w:spacing w:after="30" w:before="150"/>
       </w:pPr>
       <w:r>
         <w:t xml:space="preserve"/>
@@ -3267,7 +3205,7 @@
           <w:sz w:val="30"/>
           <w:szCs w:val="30"/>
         </w:rPr>
-        <w:t xml:space="preserve">Exit Ticket</w:t>
+        <w:t xml:space="preserve">Answer Key &amp; Teacher Guide</w:t>
       </w:r>
     </w:p>
     <w:p>
@@ -3282,115 +3220,245 @@
           <w:sz w:val="19"/>
           <w:szCs w:val="19"/>
         </w:rPr>
-        <w:t xml:space="preserve">Answer on your own. This shows what you learned today.</w:t>
-      </w:r>
-    </w:p>
-    <w:p>
-      <w:pPr>
-        <w:spacing w:after="80" w:before="80"/>
-      </w:pPr>
-      <w:r>
-        <w:rPr>
-          <w:color w:val="B97A12"/>
-          <w:sz w:val="22"/>
-          <w:szCs w:val="22"/>
-        </w:rPr>
-        <w:t xml:space="preserve">★  </w:t>
-      </w:r>
-      <w:r>
-        <w:rPr>
-          <w:b/>
-          <w:bCs/>
-          <w:sz w:val="22"/>
-          <w:szCs w:val="22"/>
-        </w:rPr>
-        <w:t xml:space="preserve">Solve and describe the graph: x + 5 &lt; 11</w:t>
-      </w:r>
-    </w:p>
-    <w:p>
-      <w:pPr>
-        <w:spacing w:after="60"/>
-        <w:ind w:left="420"/>
-      </w:pPr>
-      <w:r>
-        <w:rPr>
-          <w:sz w:val="21"/>
-          <w:szCs w:val="21"/>
-        </w:rPr>
-        <w:t xml:space="preserve">A)  x &lt; 6; open circle at 6, shade left</w:t>
-      </w:r>
-    </w:p>
-    <w:p>
-      <w:pPr>
-        <w:spacing w:after="60"/>
-        <w:ind w:left="420"/>
-      </w:pPr>
-      <w:r>
-        <w:rPr>
-          <w:sz w:val="21"/>
-          <w:szCs w:val="21"/>
-        </w:rPr>
-        <w:t xml:space="preserve">B)  x &lt; 16; open circle at 16, shade left</w:t>
-      </w:r>
-    </w:p>
-    <w:p>
-      <w:pPr>
-        <w:spacing w:after="60"/>
-        <w:ind w:left="420"/>
-      </w:pPr>
-      <w:r>
-        <w:rPr>
-          <w:sz w:val="21"/>
-          <w:szCs w:val="21"/>
-        </w:rPr>
-        <w:t xml:space="preserve">C)  x ≤ 6; closed circle at 6, shade left</w:t>
-      </w:r>
-    </w:p>
-    <w:p>
-      <w:pPr>
-        <w:spacing w:after="60"/>
-        <w:ind w:left="420"/>
-      </w:pPr>
-      <w:r>
-        <w:rPr>
-          <w:sz w:val="21"/>
-          <w:szCs w:val="21"/>
-        </w:rPr>
-        <w:t xml:space="preserve">D)  x &gt; 6; open circle at 6, shade right</w:t>
-      </w:r>
-    </w:p>
-    <w:p>
-      <w:pPr>
-        <w:spacing w:after="40"/>
-      </w:pPr>
-      <w:r>
-        <w:t xml:space="preserve"/>
-      </w:r>
-    </w:p>
-    <w:p>
-      <w:pPr>
-        <w:pStyle w:val="Heading1"/>
-        <w:pageBreakBefore/>
-        <w:pBdr>
-          <w:bottom w:val="single" w:color="1FA6A2" w:sz="14" w:space="6"/>
-        </w:pBdr>
-        <w:spacing w:after="140" w:before="0"/>
-      </w:pPr>
-      <w:r>
-        <w:rPr>
-          <w:b/>
-          <w:bCs/>
-          <w:color w:val="12355B"/>
-          <w:sz w:val="30"/>
-          <w:szCs w:val="30"/>
-        </w:rPr>
-        <w:t xml:space="preserve">Answer Key &amp; Teacher Guide</w:t>
-      </w:r>
-    </w:p>
-    <w:p>
-      <w:pPr>
-        <w:spacing w:after="100"/>
-      </w:pPr>
+        <w:t xml:space="preserve">Teacher reference — remove or fold back before distributing to students.</w:t>
+      </w:r>
+    </w:p>
+    <w:p>
+      <w:pPr>
+        <w:pStyle w:val="Heading2"/>
+        <w:spacing w:after="80" w:before="180"/>
+      </w:pPr>
+      <w:r>
+        <w:rPr>
+          <w:b/>
+          <w:bCs/>
+          <w:color w:val="12355B"/>
+          <w:sz w:val="24"/>
+          <w:szCs w:val="24"/>
+        </w:rPr>
+        <w:t xml:space="preserve">Guided Notes (Fill-in)</w:t>
+      </w:r>
+    </w:p>
+    <w:p>
+      <w:pPr>
+        <w:spacing w:after="80"/>
+      </w:pPr>
+      <w:r>
+        <w:rPr>
+          <w:b/>
+          <w:bCs/>
+          <w:sz w:val="21"/>
+          <w:szCs w:val="21"/>
+        </w:rPr>
+        <w:t xml:space="preserve">Notes 1:  </w:t>
+      </w:r>
+      <w:r>
+        <w:rPr>
+          <w:sz w:val="21"/>
+          <w:szCs w:val="21"/>
+        </w:rPr>
+        <w:t xml:space="preserve">Solve</w:t>
+      </w:r>
+    </w:p>
+    <w:p>
+      <w:pPr>
+        <w:spacing w:after="80"/>
+      </w:pPr>
+      <w:r>
+        <w:rPr>
+          <w:b/>
+          <w:bCs/>
+          <w:sz w:val="21"/>
+          <w:szCs w:val="21"/>
+        </w:rPr>
+        <w:t xml:space="preserve">Notes 2:  </w:t>
+      </w:r>
+      <w:r>
+        <w:rPr>
+          <w:sz w:val="21"/>
+          <w:szCs w:val="21"/>
+        </w:rPr>
+        <w:t xml:space="preserve">Graph</w:t>
+      </w:r>
+    </w:p>
+    <w:p>
+      <w:pPr>
+        <w:spacing w:after="80"/>
+      </w:pPr>
+      <w:r>
+        <w:rPr>
+          <w:b/>
+          <w:bCs/>
+          <w:sz w:val="21"/>
+          <w:szCs w:val="21"/>
+        </w:rPr>
+        <w:t xml:space="preserve">Notes 3:  </w:t>
+      </w:r>
+      <w:r>
+        <w:rPr>
+          <w:sz w:val="21"/>
+          <w:szCs w:val="21"/>
+        </w:rPr>
+        <w:t xml:space="preserve">Solution</w:t>
+      </w:r>
+    </w:p>
+    <w:p>
+      <w:pPr>
+        <w:spacing w:after="80"/>
+      </w:pPr>
+      <w:r>
+        <w:rPr>
+          <w:b/>
+          <w:bCs/>
+          <w:sz w:val="21"/>
+          <w:szCs w:val="21"/>
+        </w:rPr>
+        <w:t xml:space="preserve">Notes 4:  </w:t>
+      </w:r>
+      <w:r>
+        <w:rPr>
+          <w:sz w:val="21"/>
+          <w:szCs w:val="21"/>
+        </w:rPr>
+        <w:t xml:space="preserve">Substitute</w:t>
+      </w:r>
+    </w:p>
+    <w:p>
+      <w:pPr>
+        <w:spacing w:after="80"/>
+      </w:pPr>
+      <w:r>
+        <w:rPr>
+          <w:b/>
+          <w:bCs/>
+          <w:sz w:val="21"/>
+          <w:szCs w:val="21"/>
+        </w:rPr>
+        <w:t xml:space="preserve">Notes 5:  </w:t>
+      </w:r>
+      <w:r>
+        <w:rPr>
+          <w:sz w:val="21"/>
+          <w:szCs w:val="21"/>
+        </w:rPr>
+        <w:t xml:space="preserve">Solution set</w:t>
+      </w:r>
+    </w:p>
+    <w:p>
+      <w:pPr>
+        <w:spacing w:after="80"/>
+      </w:pPr>
+      <w:r>
+        <w:rPr>
+          <w:b/>
+          <w:bCs/>
+          <w:sz w:val="21"/>
+          <w:szCs w:val="21"/>
+        </w:rPr>
+        <w:t xml:space="preserve">Notes 6:  </w:t>
+      </w:r>
+      <w:r>
+        <w:rPr>
+          <w:sz w:val="21"/>
+          <w:szCs w:val="21"/>
+        </w:rPr>
+        <w:t xml:space="preserve">Inverse operation</w:t>
+      </w:r>
+    </w:p>
+    <w:p>
+      <w:pPr>
+        <w:pStyle w:val="Heading2"/>
+        <w:spacing w:after="80" w:before="180"/>
+      </w:pPr>
+      <w:r>
+        <w:rPr>
+          <w:b/>
+          <w:bCs/>
+          <w:color w:val="12355B"/>
+          <w:sz w:val="24"/>
+          <w:szCs w:val="24"/>
+        </w:rPr>
+        <w:t xml:space="preserve">Worked Notes (I Do / We Do)</w:t>
+      </w:r>
+    </w:p>
+    <w:p>
+      <w:pPr>
+        <w:spacing w:after="80"/>
+      </w:pPr>
+      <w:r>
+        <w:rPr>
+          <w:b/>
+          <w:bCs/>
+          <w:sz w:val="21"/>
+          <w:szCs w:val="21"/>
+        </w:rPr>
+        <w:t xml:space="preserve">I Do:  </w:t>
+      </w:r>
+      <w:r>
+        <w:rPr>
+          <w:sz w:val="21"/>
+          <w:szCs w:val="21"/>
+        </w:rPr>
+        <w:t xml:space="preserve">A. x &gt; 8</w:t>
+      </w:r>
+    </w:p>
+    <w:p>
+      <w:pPr>
+        <w:spacing w:after="80"/>
+      </w:pPr>
+      <w:r>
+        <w:rPr>
+          <w:b/>
+          <w:bCs/>
+          <w:sz w:val="21"/>
+          <w:szCs w:val="21"/>
+        </w:rPr>
+        <w:t xml:space="preserve">We Do:  </w:t>
+      </w:r>
+      <w:r>
+        <w:rPr>
+          <w:sz w:val="21"/>
+          <w:szCs w:val="21"/>
+        </w:rPr>
+        <w:t xml:space="preserve">A. x ≤ 12</w:t>
+      </w:r>
+    </w:p>
+    <w:p>
+      <w:pPr>
+        <w:pStyle w:val="Heading2"/>
+        <w:spacing w:after="80" w:before="180"/>
+      </w:pPr>
+      <w:r>
+        <w:rPr>
+          <w:b/>
+          <w:bCs/>
+          <w:color w:val="12355B"/>
+          <w:sz w:val="24"/>
+          <w:szCs w:val="24"/>
+        </w:rPr>
+        <w:t xml:space="preserve">Independent Practice</w:t>
+      </w:r>
+    </w:p>
+    <w:p>
+      <w:pPr>
+        <w:spacing w:after="80"/>
+      </w:pPr>
+      <w:r>
+        <w:rPr>
+          <w:b/>
+          <w:bCs/>
+          <w:sz w:val="21"/>
+          <w:szCs w:val="21"/>
+        </w:rPr>
+        <w:t xml:space="preserve">1.  </w:t>
+      </w:r>
+      <w:r>
+        <w:rPr>
+          <w:sz w:val="21"/>
+          <w:szCs w:val="21"/>
+        </w:rPr>
+        <w:t xml:space="preserve">A)  x ≥ 15</w:t>
+      </w:r>
       <w:r>
         <w:rPr>
           <w:i/>
@@ -3399,23 +3467,7 @@
           <w:sz w:val="19"/>
           <w:szCs w:val="19"/>
         </w:rPr>
-        <w:t xml:space="preserve">Teacher reference — remove or fold back before distributing to students.</w:t>
-      </w:r>
-    </w:p>
-    <w:p>
-      <w:pPr>
-        <w:pStyle w:val="Heading2"/>
-        <w:spacing w:after="80" w:before="180"/>
-      </w:pPr>
-      <w:r>
-        <w:rPr>
-          <w:b/>
-          <w:bCs/>
-          <w:color w:val="12355B"/>
-          <w:sz w:val="24"/>
-          <w:szCs w:val="24"/>
-        </w:rPr>
-        <w:t xml:space="preserve">Worked Notes (I Do / We Do)</w:t>
+        <w:t xml:space="preserve">  — Subtract 10 from both sides: x ≥ 25 − 10 = 15. Graph: closed circle at 15, shade right.</w:t>
       </w:r>
     </w:p>
     <w:p>
@@ -3429,72 +3481,14 @@
           <w:sz w:val="21"/>
           <w:szCs w:val="21"/>
         </w:rPr>
-        <w:t xml:space="preserve">I Do:  </w:t>
-      </w:r>
-      <w:r>
-        <w:rPr>
-          <w:sz w:val="21"/>
-          <w:szCs w:val="21"/>
-        </w:rPr>
-        <w:t xml:space="preserve">A. x &gt; 8</w:t>
-      </w:r>
-    </w:p>
-    <w:p>
-      <w:pPr>
-        <w:spacing w:after="80"/>
-      </w:pPr>
-      <w:r>
-        <w:rPr>
-          <w:b/>
-          <w:bCs/>
-          <w:sz w:val="21"/>
-          <w:szCs w:val="21"/>
-        </w:rPr>
-        <w:t xml:space="preserve">We Do:  </w:t>
-      </w:r>
-      <w:r>
-        <w:rPr>
-          <w:sz w:val="21"/>
-          <w:szCs w:val="21"/>
-        </w:rPr>
-        <w:t xml:space="preserve">A. x ≤ 12</w:t>
-      </w:r>
-    </w:p>
-    <w:p>
-      <w:pPr>
-        <w:pStyle w:val="Heading2"/>
-        <w:spacing w:after="80" w:before="180"/>
-      </w:pPr>
-      <w:r>
-        <w:rPr>
-          <w:b/>
-          <w:bCs/>
-          <w:color w:val="12355B"/>
-          <w:sz w:val="24"/>
-          <w:szCs w:val="24"/>
-        </w:rPr>
-        <w:t xml:space="preserve">Independent Practice</w:t>
-      </w:r>
-    </w:p>
-    <w:p>
-      <w:pPr>
-        <w:spacing w:after="80"/>
-      </w:pPr>
-      <w:r>
-        <w:rPr>
-          <w:b/>
-          <w:bCs/>
-          <w:sz w:val="21"/>
-          <w:szCs w:val="21"/>
-        </w:rPr>
-        <w:t xml:space="preserve">1.  </w:t>
-      </w:r>
-      <w:r>
-        <w:rPr>
-          <w:sz w:val="21"/>
-          <w:szCs w:val="21"/>
-        </w:rPr>
-        <w:t xml:space="preserve">A)  x ≥ 15</w:t>
+        <w:t xml:space="preserve">2.  </w:t>
+      </w:r>
+      <w:r>
+        <w:rPr>
+          <w:sz w:val="21"/>
+          <w:szCs w:val="21"/>
+        </w:rPr>
+        <w:t xml:space="preserve">A)  x &lt; 15</w:t>
       </w:r>
       <w:r>
         <w:rPr>
@@ -3504,7 +3498,7 @@
           <w:sz w:val="19"/>
           <w:szCs w:val="19"/>
         </w:rPr>
-        <w:t xml:space="preserve">  — Subtract 10 from both sides: x ≥ 25 − 10 = 15. Graph: closed circle at 15, shade right.</w:t>
+        <w:t xml:space="preserve">  — Add 4 to both sides: x &lt; 11 + 4 = 15. Graph: open circle at 15, shade left.</w:t>
       </w:r>
     </w:p>
     <w:p>
@@ -3518,14 +3512,14 @@
           <w:sz w:val="21"/>
           <w:szCs w:val="21"/>
         </w:rPr>
-        <w:t xml:space="preserve">2.  </w:t>
-      </w:r>
-      <w:r>
-        <w:rPr>
-          <w:sz w:val="21"/>
-          <w:szCs w:val="21"/>
-        </w:rPr>
-        <w:t xml:space="preserve">A)  x &lt; 15</w:t>
+        <w:t xml:space="preserve">3.  </w:t>
+      </w:r>
+      <w:r>
+        <w:rPr>
+          <w:sz w:val="21"/>
+          <w:szCs w:val="21"/>
+        </w:rPr>
+        <w:t xml:space="preserve">A)  No, because 5 + 4 = 9, and 9 is not greater than 12</w:t>
       </w:r>
       <w:r>
         <w:rPr>
@@ -3535,7 +3529,7 @@
           <w:sz w:val="19"/>
           <w:szCs w:val="19"/>
         </w:rPr>
-        <w:t xml:space="preserve">  — Add 4 to both sides: x &lt; 11 + 4 = 15. Graph: open circle at 15, shade left.</w:t>
+        <w:t xml:space="preserve">  — Substitute: 5 + 4 = 9. Since 9 &gt; 12 is false, x = 5 is NOT a solution.</w:t>
       </w:r>
     </w:p>
     <w:p>
@@ -3549,14 +3543,14 @@
           <w:sz w:val="21"/>
           <w:szCs w:val="21"/>
         </w:rPr>
-        <w:t xml:space="preserve">3.  </w:t>
-      </w:r>
-      <w:r>
-        <w:rPr>
-          <w:sz w:val="21"/>
-          <w:szCs w:val="21"/>
-        </w:rPr>
-        <w:t xml:space="preserve">A)  No, because 5 + 4 = 9, and 9 is not greater than 12</w:t>
+        <w:t xml:space="preserve">4.  </w:t>
+      </w:r>
+      <w:r>
+        <w:rPr>
+          <w:sz w:val="21"/>
+          <w:szCs w:val="21"/>
+        </w:rPr>
+        <w:t xml:space="preserve">A)  9</w:t>
       </w:r>
       <w:r>
         <w:rPr>
@@ -3566,7 +3560,23 @@
           <w:sz w:val="19"/>
           <w:szCs w:val="19"/>
         </w:rPr>
-        <w:t xml:space="preserve">  — Substitute: 5 + 4 = 9. Since 9 &gt; 12 is false, x = 5 is NOT a solution.</w:t>
+        <w:t xml:space="preserve">  — A solution makes x &gt; 7 true. Substitute each: 9 &gt; 7 is true, but 7 &gt; 7, 5 &gt; 7, and 3 &gt; 7 are all false. So 9 is the solution that opens the gate.</w:t>
+      </w:r>
+    </w:p>
+    <w:p>
+      <w:pPr>
+        <w:pStyle w:val="Heading2"/>
+        <w:spacing w:after="80" w:before="180"/>
+      </w:pPr>
+      <w:r>
+        <w:rPr>
+          <w:b/>
+          <w:bCs/>
+          <w:color w:val="12355B"/>
+          <w:sz w:val="24"/>
+          <w:szCs w:val="24"/>
+        </w:rPr>
+        <w:t xml:space="preserve">Exit Ticket</w:t>
       </w:r>
     </w:p>
     <w:p>
@@ -3575,19 +3585,10 @@
       </w:pPr>
       <w:r>
         <w:rPr>
-          <w:b/>
-          <w:bCs/>
-          <w:sz w:val="21"/>
-          <w:szCs w:val="21"/>
-        </w:rPr>
-        <w:t xml:space="preserve">4.  </w:t>
-      </w:r>
-      <w:r>
-        <w:rPr>
-          <w:sz w:val="21"/>
-          <w:szCs w:val="21"/>
-        </w:rPr>
-        <w:t xml:space="preserve">A)  x &lt; 6</w:t>
+          <w:sz w:val="21"/>
+          <w:szCs w:val="21"/>
+        </w:rPr>
+        <w:t xml:space="preserve">A)  x &lt; 6; open circle at 6, shade left</w:t>
       </w:r>
       <w:r>
         <w:rPr>
@@ -3597,173 +3598,7 @@
           <w:sz w:val="19"/>
           <w:szCs w:val="19"/>
         </w:rPr>
-        <w:t xml:space="preserve">  — Subtract 3 from both sides: x &lt; 6.</w:t>
-      </w:r>
-    </w:p>
-    <w:p>
-      <w:pPr>
-        <w:pStyle w:val="Heading2"/>
-        <w:spacing w:after="80" w:before="180"/>
-      </w:pPr>
-      <w:r>
-        <w:rPr>
-          <w:b/>
-          <w:bCs/>
-          <w:color w:val="12355B"/>
-          <w:sz w:val="24"/>
-          <w:szCs w:val="24"/>
-        </w:rPr>
-        <w:t xml:space="preserve">Exit Ticket</w:t>
-      </w:r>
-    </w:p>
-    <w:p>
-      <w:pPr>
-        <w:spacing w:after="80"/>
-      </w:pPr>
-      <w:r>
-        <w:rPr>
-          <w:sz w:val="21"/>
-          <w:szCs w:val="21"/>
-        </w:rPr>
-        <w:t xml:space="preserve">A)  x &lt; 6; open circle at 6, shade left</w:t>
-      </w:r>
-      <w:r>
-        <w:rPr>
-          <w:i/>
-          <w:iCs/>
-          <w:color w:val="5F6F80"/>
-          <w:sz w:val="19"/>
-          <w:szCs w:val="19"/>
-        </w:rPr>
         <w:t xml:space="preserve">  — Subtract 5 from both sides: x &lt; 11 − 5 = 6. Open circle at 6 (not included), shade left. ✓</w:t>
-      </w:r>
-    </w:p>
-    <w:p>
-      <w:pPr>
-        <w:pStyle w:val="Heading2"/>
-        <w:spacing w:after="80" w:before="180"/>
-      </w:pPr>
-      <w:r>
-        <w:rPr>
-          <w:b/>
-          <w:bCs/>
-          <w:color w:val="12355B"/>
-          <w:sz w:val="24"/>
-          <w:szCs w:val="24"/>
-        </w:rPr>
-        <w:t xml:space="preserve">Writing (TWR) — what to look for</w:t>
-      </w:r>
-    </w:p>
-    <w:p>
-      <w:pPr>
-        <w:spacing w:after="80"/>
-      </w:pPr>
-      <w:r>
-        <w:rPr>
-          <w:sz w:val="20"/>
-          <w:szCs w:val="20"/>
-        </w:rPr>
-        <w:t xml:space="preserve">Kernel sentence: a complete sentence needs a subject and a verb. Example: Solve is to find the number that makes it true.</w:t>
-      </w:r>
-    </w:p>
-    <w:p>
-      <w:pPr>
-        <w:spacing w:after="80"/>
-      </w:pPr>
-      <w:r>
-        <w:rPr>
-          <w:sz w:val="20"/>
-          <w:szCs w:val="20"/>
-        </w:rPr>
-        <w:t xml:space="preserve">Expansion: because = reason, but = contrast/exception, so = result. Answers vary; each must keep the kernel idea.</w:t>
-      </w:r>
-    </w:p>
-    <w:p>
-      <w:pPr>
-        <w:pStyle w:val="Heading2"/>
-        <w:spacing w:after="80" w:before="180"/>
-      </w:pPr>
-      <w:r>
-        <w:rPr>
-          <w:b/>
-          <w:bCs/>
-          <w:color w:val="12355B"/>
-          <w:sz w:val="24"/>
-          <w:szCs w:val="24"/>
-        </w:rPr>
-        <w:t xml:space="preserve">Turn &amp; Talk — listen for</w:t>
-      </w:r>
-    </w:p>
-    <w:p>
-      <w:pPr>
-        <w:spacing w:after="80"/>
-      </w:pPr>
-      <w:r>
-        <w:rPr>
-          <w:b/>
-          <w:bCs/>
-          <w:sz w:val="19"/>
-          <w:szCs w:val="19"/>
-        </w:rPr>
-        <w:t xml:space="preserve">1.  </w:t>
-      </w:r>
-      <w:r>
-        <w:rPr>
-          <w:i/>
-          <w:iCs/>
-          <w:color w:val="5F6F80"/>
-          <w:sz w:val="19"/>
-          <w:szCs w:val="19"/>
-        </w:rPr>
-        <w:t xml:space="preserve">Students note both use inverse operations to isolate the variable, but an inequality's solution is many values (a range) while an equation's is a single value.</w:t>
-      </w:r>
-    </w:p>
-    <w:p>
-      <w:pPr>
-        <w:spacing w:after="80"/>
-      </w:pPr>
-      <w:r>
-        <w:rPr>
-          <w:b/>
-          <w:bCs/>
-          <w:sz w:val="19"/>
-          <w:szCs w:val="19"/>
-        </w:rPr>
-        <w:t xml:space="preserve">2.  </w:t>
-      </w:r>
-      <w:r>
-        <w:rPr>
-          <w:i/>
-          <w:iCs/>
-          <w:color w:val="5F6F80"/>
-          <w:sz w:val="19"/>
-          <w:szCs w:val="19"/>
-        </w:rPr>
-        <w:t xml:space="preserve">Students isolate the variable, graph the solution set with the correct circle and shading, and substitute a test value to confirm it makes the inequality true.</w:t>
-      </w:r>
-    </w:p>
-    <w:p>
-      <w:pPr>
-        <w:spacing w:after="80"/>
-      </w:pPr>
-      <w:r>
-        <w:rPr>
-          <w:b/>
-          <w:bCs/>
-          <w:sz w:val="19"/>
-          <w:szCs w:val="19"/>
-        </w:rPr>
-        <w:t xml:space="preserve">3.  </w:t>
-      </w:r>
-      <w:r>
-        <w:rPr>
-          <w:i/>
-          <w:iCs/>
-          <w:color w:val="5F6F80"/>
-          <w:sz w:val="19"/>
-          <w:szCs w:val="19"/>
-        </w:rPr>
-        <w:t xml:space="preserve">Students give a real budget/time/capacity limit and explain that the inequality's solution set shows all amounts that keep them within the limit.</w:t>
       </w:r>
     </w:p>
     <w:sectPr>

--- a/lessons/7-6/downloads/7-6-notes.docx
+++ b/lessons/7-6/downloads/7-6-notes.docx
@@ -3186,419 +3186,6 @@
       </w:pPr>
       <w:r>
         <w:t xml:space="preserve"/>
-      </w:r>
-    </w:p>
-    <w:p>
-      <w:pPr>
-        <w:pStyle w:val="Heading1"/>
-        <w:pageBreakBefore/>
-        <w:pBdr>
-          <w:bottom w:val="single" w:color="1FA6A2" w:sz="14" w:space="6"/>
-        </w:pBdr>
-        <w:spacing w:after="140" w:before="0"/>
-      </w:pPr>
-      <w:r>
-        <w:rPr>
-          <w:b/>
-          <w:bCs/>
-          <w:color w:val="12355B"/>
-          <w:sz w:val="30"/>
-          <w:szCs w:val="30"/>
-        </w:rPr>
-        <w:t xml:space="preserve">Answer Key &amp; Teacher Guide</w:t>
-      </w:r>
-    </w:p>
-    <w:p>
-      <w:pPr>
-        <w:spacing w:after="100"/>
-      </w:pPr>
-      <w:r>
-        <w:rPr>
-          <w:i/>
-          <w:iCs/>
-          <w:color w:val="5F6F80"/>
-          <w:sz w:val="19"/>
-          <w:szCs w:val="19"/>
-        </w:rPr>
-        <w:t xml:space="preserve">Teacher reference — remove or fold back before distributing to students.</w:t>
-      </w:r>
-    </w:p>
-    <w:p>
-      <w:pPr>
-        <w:pStyle w:val="Heading2"/>
-        <w:spacing w:after="80" w:before="180"/>
-      </w:pPr>
-      <w:r>
-        <w:rPr>
-          <w:b/>
-          <w:bCs/>
-          <w:color w:val="12355B"/>
-          <w:sz w:val="24"/>
-          <w:szCs w:val="24"/>
-        </w:rPr>
-        <w:t xml:space="preserve">Guided Notes (Fill-in)</w:t>
-      </w:r>
-    </w:p>
-    <w:p>
-      <w:pPr>
-        <w:spacing w:after="80"/>
-      </w:pPr>
-      <w:r>
-        <w:rPr>
-          <w:b/>
-          <w:bCs/>
-          <w:sz w:val="21"/>
-          <w:szCs w:val="21"/>
-        </w:rPr>
-        <w:t xml:space="preserve">Notes 1:  </w:t>
-      </w:r>
-      <w:r>
-        <w:rPr>
-          <w:sz w:val="21"/>
-          <w:szCs w:val="21"/>
-        </w:rPr>
-        <w:t xml:space="preserve">Solve</w:t>
-      </w:r>
-    </w:p>
-    <w:p>
-      <w:pPr>
-        <w:spacing w:after="80"/>
-      </w:pPr>
-      <w:r>
-        <w:rPr>
-          <w:b/>
-          <w:bCs/>
-          <w:sz w:val="21"/>
-          <w:szCs w:val="21"/>
-        </w:rPr>
-        <w:t xml:space="preserve">Notes 2:  </w:t>
-      </w:r>
-      <w:r>
-        <w:rPr>
-          <w:sz w:val="21"/>
-          <w:szCs w:val="21"/>
-        </w:rPr>
-        <w:t xml:space="preserve">Graph</w:t>
-      </w:r>
-    </w:p>
-    <w:p>
-      <w:pPr>
-        <w:spacing w:after="80"/>
-      </w:pPr>
-      <w:r>
-        <w:rPr>
-          <w:b/>
-          <w:bCs/>
-          <w:sz w:val="21"/>
-          <w:szCs w:val="21"/>
-        </w:rPr>
-        <w:t xml:space="preserve">Notes 3:  </w:t>
-      </w:r>
-      <w:r>
-        <w:rPr>
-          <w:sz w:val="21"/>
-          <w:szCs w:val="21"/>
-        </w:rPr>
-        <w:t xml:space="preserve">Solution</w:t>
-      </w:r>
-    </w:p>
-    <w:p>
-      <w:pPr>
-        <w:spacing w:after="80"/>
-      </w:pPr>
-      <w:r>
-        <w:rPr>
-          <w:b/>
-          <w:bCs/>
-          <w:sz w:val="21"/>
-          <w:szCs w:val="21"/>
-        </w:rPr>
-        <w:t xml:space="preserve">Notes 4:  </w:t>
-      </w:r>
-      <w:r>
-        <w:rPr>
-          <w:sz w:val="21"/>
-          <w:szCs w:val="21"/>
-        </w:rPr>
-        <w:t xml:space="preserve">Substitute</w:t>
-      </w:r>
-    </w:p>
-    <w:p>
-      <w:pPr>
-        <w:spacing w:after="80"/>
-      </w:pPr>
-      <w:r>
-        <w:rPr>
-          <w:b/>
-          <w:bCs/>
-          <w:sz w:val="21"/>
-          <w:szCs w:val="21"/>
-        </w:rPr>
-        <w:t xml:space="preserve">Notes 5:  </w:t>
-      </w:r>
-      <w:r>
-        <w:rPr>
-          <w:sz w:val="21"/>
-          <w:szCs w:val="21"/>
-        </w:rPr>
-        <w:t xml:space="preserve">Solution set</w:t>
-      </w:r>
-    </w:p>
-    <w:p>
-      <w:pPr>
-        <w:spacing w:after="80"/>
-      </w:pPr>
-      <w:r>
-        <w:rPr>
-          <w:b/>
-          <w:bCs/>
-          <w:sz w:val="21"/>
-          <w:szCs w:val="21"/>
-        </w:rPr>
-        <w:t xml:space="preserve">Notes 6:  </w:t>
-      </w:r>
-      <w:r>
-        <w:rPr>
-          <w:sz w:val="21"/>
-          <w:szCs w:val="21"/>
-        </w:rPr>
-        <w:t xml:space="preserve">Inverse operation</w:t>
-      </w:r>
-    </w:p>
-    <w:p>
-      <w:pPr>
-        <w:pStyle w:val="Heading2"/>
-        <w:spacing w:after="80" w:before="180"/>
-      </w:pPr>
-      <w:r>
-        <w:rPr>
-          <w:b/>
-          <w:bCs/>
-          <w:color w:val="12355B"/>
-          <w:sz w:val="24"/>
-          <w:szCs w:val="24"/>
-        </w:rPr>
-        <w:t xml:space="preserve">Worked Notes (I Do / We Do)</w:t>
-      </w:r>
-    </w:p>
-    <w:p>
-      <w:pPr>
-        <w:spacing w:after="80"/>
-      </w:pPr>
-      <w:r>
-        <w:rPr>
-          <w:b/>
-          <w:bCs/>
-          <w:sz w:val="21"/>
-          <w:szCs w:val="21"/>
-        </w:rPr>
-        <w:t xml:space="preserve">I Do:  </w:t>
-      </w:r>
-      <w:r>
-        <w:rPr>
-          <w:sz w:val="21"/>
-          <w:szCs w:val="21"/>
-        </w:rPr>
-        <w:t xml:space="preserve">A. x &gt; 8</w:t>
-      </w:r>
-    </w:p>
-    <w:p>
-      <w:pPr>
-        <w:spacing w:after="80"/>
-      </w:pPr>
-      <w:r>
-        <w:rPr>
-          <w:b/>
-          <w:bCs/>
-          <w:sz w:val="21"/>
-          <w:szCs w:val="21"/>
-        </w:rPr>
-        <w:t xml:space="preserve">We Do:  </w:t>
-      </w:r>
-      <w:r>
-        <w:rPr>
-          <w:sz w:val="21"/>
-          <w:szCs w:val="21"/>
-        </w:rPr>
-        <w:t xml:space="preserve">A. x ≤ 12</w:t>
-      </w:r>
-    </w:p>
-    <w:p>
-      <w:pPr>
-        <w:pStyle w:val="Heading2"/>
-        <w:spacing w:after="80" w:before="180"/>
-      </w:pPr>
-      <w:r>
-        <w:rPr>
-          <w:b/>
-          <w:bCs/>
-          <w:color w:val="12355B"/>
-          <w:sz w:val="24"/>
-          <w:szCs w:val="24"/>
-        </w:rPr>
-        <w:t xml:space="preserve">Independent Practice</w:t>
-      </w:r>
-    </w:p>
-    <w:p>
-      <w:pPr>
-        <w:spacing w:after="80"/>
-      </w:pPr>
-      <w:r>
-        <w:rPr>
-          <w:b/>
-          <w:bCs/>
-          <w:sz w:val="21"/>
-          <w:szCs w:val="21"/>
-        </w:rPr>
-        <w:t xml:space="preserve">1.  </w:t>
-      </w:r>
-      <w:r>
-        <w:rPr>
-          <w:sz w:val="21"/>
-          <w:szCs w:val="21"/>
-        </w:rPr>
-        <w:t xml:space="preserve">A)  x ≥ 15</w:t>
-      </w:r>
-      <w:r>
-        <w:rPr>
-          <w:i/>
-          <w:iCs/>
-          <w:color w:val="5F6F80"/>
-          <w:sz w:val="19"/>
-          <w:szCs w:val="19"/>
-        </w:rPr>
-        <w:t xml:space="preserve">  — Subtract 10 from both sides: x ≥ 25 − 10 = 15. Graph: closed circle at 15, shade right.</w:t>
-      </w:r>
-    </w:p>
-    <w:p>
-      <w:pPr>
-        <w:spacing w:after="80"/>
-      </w:pPr>
-      <w:r>
-        <w:rPr>
-          <w:b/>
-          <w:bCs/>
-          <w:sz w:val="21"/>
-          <w:szCs w:val="21"/>
-        </w:rPr>
-        <w:t xml:space="preserve">2.  </w:t>
-      </w:r>
-      <w:r>
-        <w:rPr>
-          <w:sz w:val="21"/>
-          <w:szCs w:val="21"/>
-        </w:rPr>
-        <w:t xml:space="preserve">A)  x &lt; 15</w:t>
-      </w:r>
-      <w:r>
-        <w:rPr>
-          <w:i/>
-          <w:iCs/>
-          <w:color w:val="5F6F80"/>
-          <w:sz w:val="19"/>
-          <w:szCs w:val="19"/>
-        </w:rPr>
-        <w:t xml:space="preserve">  — Add 4 to both sides: x &lt; 11 + 4 = 15. Graph: open circle at 15, shade left.</w:t>
-      </w:r>
-    </w:p>
-    <w:p>
-      <w:pPr>
-        <w:spacing w:after="80"/>
-      </w:pPr>
-      <w:r>
-        <w:rPr>
-          <w:b/>
-          <w:bCs/>
-          <w:sz w:val="21"/>
-          <w:szCs w:val="21"/>
-        </w:rPr>
-        <w:t xml:space="preserve">3.  </w:t>
-      </w:r>
-      <w:r>
-        <w:rPr>
-          <w:sz w:val="21"/>
-          <w:szCs w:val="21"/>
-        </w:rPr>
-        <w:t xml:space="preserve">A)  No, because 5 + 4 = 9, and 9 is not greater than 12</w:t>
-      </w:r>
-      <w:r>
-        <w:rPr>
-          <w:i/>
-          <w:iCs/>
-          <w:color w:val="5F6F80"/>
-          <w:sz w:val="19"/>
-          <w:szCs w:val="19"/>
-        </w:rPr>
-        <w:t xml:space="preserve">  — Substitute: 5 + 4 = 9. Since 9 &gt; 12 is false, x = 5 is NOT a solution.</w:t>
-      </w:r>
-    </w:p>
-    <w:p>
-      <w:pPr>
-        <w:spacing w:after="80"/>
-      </w:pPr>
-      <w:r>
-        <w:rPr>
-          <w:b/>
-          <w:bCs/>
-          <w:sz w:val="21"/>
-          <w:szCs w:val="21"/>
-        </w:rPr>
-        <w:t xml:space="preserve">4.  </w:t>
-      </w:r>
-      <w:r>
-        <w:rPr>
-          <w:sz w:val="21"/>
-          <w:szCs w:val="21"/>
-        </w:rPr>
-        <w:t xml:space="preserve">A)  9</w:t>
-      </w:r>
-      <w:r>
-        <w:rPr>
-          <w:i/>
-          <w:iCs/>
-          <w:color w:val="5F6F80"/>
-          <w:sz w:val="19"/>
-          <w:szCs w:val="19"/>
-        </w:rPr>
-        <w:t xml:space="preserve">  — A solution makes x &gt; 7 true. Substitute each: 9 &gt; 7 is true, but 7 &gt; 7, 5 &gt; 7, and 3 &gt; 7 are all false. So 9 is the solution that opens the gate.</w:t>
-      </w:r>
-    </w:p>
-    <w:p>
-      <w:pPr>
-        <w:pStyle w:val="Heading2"/>
-        <w:spacing w:after="80" w:before="180"/>
-      </w:pPr>
-      <w:r>
-        <w:rPr>
-          <w:b/>
-          <w:bCs/>
-          <w:color w:val="12355B"/>
-          <w:sz w:val="24"/>
-          <w:szCs w:val="24"/>
-        </w:rPr>
-        <w:t xml:space="preserve">Exit Ticket</w:t>
-      </w:r>
-    </w:p>
-    <w:p>
-      <w:pPr>
-        <w:spacing w:after="80"/>
-      </w:pPr>
-      <w:r>
-        <w:rPr>
-          <w:sz w:val="21"/>
-          <w:szCs w:val="21"/>
-        </w:rPr>
-        <w:t xml:space="preserve">A)  x &lt; 6; open circle at 6, shade left</w:t>
-      </w:r>
-      <w:r>
-        <w:rPr>
-          <w:i/>
-          <w:iCs/>
-          <w:color w:val="5F6F80"/>
-          <w:sz w:val="19"/>
-          <w:szCs w:val="19"/>
-        </w:rPr>
-        <w:t xml:space="preserve">  — Subtract 5 from both sides: x &lt; 11 − 5 = 6. Open circle at 6 (not included), shade left. ✓</w:t>
       </w:r>
     </w:p>
     <w:sectPr>

--- a/lessons/7-6/downloads/7-6-notes.docx
+++ b/lessons/7-6/downloads/7-6-notes.docx
@@ -14,7 +14,7 @@
           <w:sz w:val="18"/>
           <w:szCs w:val="18"/>
         </w:rPr>
-        <w:t xml:space="preserve">UNIT 7  ·  LESSON 6      STANDARD 6.EE.5</w:t>
+        <w:t xml:space="preserve">UNIT 7  ·  LESSON 6      STANDARD 6.AT.8</w:t>
       </w:r>
     </w:p>
     <w:p>
@@ -2553,6 +2553,32 @@
     </w:p>
     <w:p>
       <w:pPr>
+        <w:pStyle w:val="Heading2"/>
+        <w:spacing w:after="80" w:before="180"/>
+      </w:pPr>
+      <w:r>
+        <w:rPr>
+          <w:b/>
+          <w:bCs/>
+          <w:color w:val="12355B"/>
+          <w:sz w:val="24"/>
+          <w:szCs w:val="24"/>
+        </w:rPr>
+        <w:t xml:space="preserve">Level 1 Support</w:t>
+      </w:r>
+      <w:r>
+        <w:rPr>
+          <w:i/>
+          <w:iCs/>
+          <w:color w:val="1FA6A2"/>
+          <w:sz w:val="19"/>
+          <w:szCs w:val="19"/>
+        </w:rPr>
+        <w:t xml:space="preserve">   extra scaffolding</w:t>
+      </w:r>
+    </w:p>
+    <w:p>
+      <w:pPr>
         <w:keepNext/>
         <w:spacing w:after="60" w:before="160"/>
       </w:pPr>
@@ -2813,6 +2839,32 @@
     </w:tbl>
     <w:p>
       <w:pPr>
+        <w:pStyle w:val="Heading2"/>
+        <w:spacing w:after="80" w:before="180"/>
+      </w:pPr>
+      <w:r>
+        <w:rPr>
+          <w:b/>
+          <w:bCs/>
+          <w:color w:val="12355B"/>
+          <w:sz w:val="24"/>
+          <w:szCs w:val="24"/>
+        </w:rPr>
+        <w:t xml:space="preserve">On Level</w:t>
+      </w:r>
+      <w:r>
+        <w:rPr>
+          <w:i/>
+          <w:iCs/>
+          <w:color w:val="12355B"/>
+          <w:sz w:val="19"/>
+          <w:szCs w:val="19"/>
+        </w:rPr>
+        <w:t xml:space="preserve">   grade-level practice</w:t>
+      </w:r>
+    </w:p>
+    <w:p>
+      <w:pPr>
         <w:keepNext/>
         <w:spacing w:after="60" w:before="160"/>
       </w:pPr>
@@ -2886,136 +2938,6 @@
           <w:szCs w:val="20"/>
         </w:rPr>
         <w:t xml:space="preserve">D)  No, because 5 &lt; 12</w:t>
-      </w:r>
-    </w:p>
-    <w:p>
-      <w:pPr>
-        <w:spacing w:after="20"/>
-      </w:pPr>
-      <w:r>
-        <w:t xml:space="preserve"/>
-      </w:r>
-    </w:p>
-    <w:tbl>
-      <w:tblPr>
-        <w:tblW w:type="pct" w:w="100%"/>
-        <w:tblBorders>
-          <w:top w:val="single" w:color="C7D2DD" w:sz="6"/>
-          <w:left w:val="single" w:color="C7D2DD" w:sz="6"/>
-          <w:bottom w:val="single" w:color="C7D2DD" w:sz="6"/>
-          <w:right w:val="single" w:color="C7D2DD" w:sz="6"/>
-          <w:insideH w:val="single" w:color="auto" w:sz="4"/>
-          <w:insideV w:val="single" w:color="auto" w:sz="4"/>
-        </w:tblBorders>
-      </w:tblPr>
-      <w:tblGrid>
-        <w:gridCol w:w="100"/>
-      </w:tblGrid>
-      <w:tr>
-        <w:tc>
-          <w:tcPr>
-            <w:shd w:fill="FBF3E2" w:color="auto" w:val="clear"/>
-            <w:tcMar>
-              <w:top w:type="dxa" w:w="60"/>
-              <w:left w:type="dxa" w:w="120"/>
-              <w:bottom w:type="dxa" w:w="60"/>
-              <w:right w:type="dxa" w:w="120"/>
-            </w:tcMar>
-          </w:tcPr>
-          <w:p>
-            <w:pPr>
-              <w:spacing w:after="0" w:line="320"/>
-            </w:pPr>
-            <w:r>
-              <w:t xml:space="preserve"/>
-            </w:r>
-          </w:p>
-          <w:p>
-            <w:pPr>
-              <w:spacing w:after="0" w:line="320"/>
-            </w:pPr>
-            <w:r>
-              <w:t xml:space="preserve"/>
-            </w:r>
-          </w:p>
-        </w:tc>
-      </w:tr>
-    </w:tbl>
-    <w:p>
-      <w:pPr>
-        <w:keepNext/>
-        <w:spacing w:after="60" w:before="160"/>
-      </w:pPr>
-      <w:r>
-        <w:rPr>
-          <w:b/>
-          <w:bCs/>
-          <w:color w:val="12355B"/>
-          <w:sz w:val="22"/>
-          <w:szCs w:val="22"/>
-        </w:rPr>
-        <w:t xml:space="preserve">4.  </w:t>
-      </w:r>
-      <w:r>
-        <w:rPr>
-          <w:b/>
-          <w:bCs/>
-          <w:sz w:val="21"/>
-          <w:szCs w:val="21"/>
-        </w:rPr>
-        <w:t xml:space="preserve">Clue 1: Which value is a solution of x &gt; 7?</w:t>
-      </w:r>
-    </w:p>
-    <w:p>
-      <w:pPr>
-        <w:spacing w:after="40"/>
-        <w:ind w:left="420"/>
-      </w:pPr>
-      <w:r>
-        <w:rPr>
-          <w:sz w:val="20"/>
-          <w:szCs w:val="20"/>
-        </w:rPr>
-        <w:t xml:space="preserve">A)  9</w:t>
-      </w:r>
-    </w:p>
-    <w:p>
-      <w:pPr>
-        <w:spacing w:after="40"/>
-        <w:ind w:left="420"/>
-      </w:pPr>
-      <w:r>
-        <w:rPr>
-          <w:sz w:val="20"/>
-          <w:szCs w:val="20"/>
-        </w:rPr>
-        <w:t xml:space="preserve">B)  7</w:t>
-      </w:r>
-    </w:p>
-    <w:p>
-      <w:pPr>
-        <w:spacing w:after="40"/>
-        <w:ind w:left="420"/>
-      </w:pPr>
-      <w:r>
-        <w:rPr>
-          <w:sz w:val="20"/>
-          <w:szCs w:val="20"/>
-        </w:rPr>
-        <w:t xml:space="preserve">C)  5</w:t>
-      </w:r>
-    </w:p>
-    <w:p>
-      <w:pPr>
-        <w:spacing w:after="40"/>
-        <w:ind w:left="420"/>
-      </w:pPr>
-      <w:r>
-        <w:rPr>
-          <w:sz w:val="20"/>
-          <w:szCs w:val="20"/>
-        </w:rPr>
-        <w:t xml:space="preserve">D)  3</w:t>
       </w:r>
     </w:p>
     <w:p>

--- a/lessons/7-6/downloads/7-6-notes.docx
+++ b/lessons/7-6/downloads/7-6-notes.docx
@@ -1404,6 +1404,1302 @@
           <w:szCs w:val="22"/>
         </w:rPr>
         <w:t xml:space="preserve">An operation that undoes another to isolate the variable is an ___.</w:t>
+      </w:r>
+    </w:p>
+    <w:p>
+      <w:pPr>
+        <w:pStyle w:val="Heading1"/>
+        <w:pageBreakBefore/>
+        <w:pBdr>
+          <w:bottom w:val="single" w:color="1FA6A2" w:sz="14" w:space="6"/>
+        </w:pBdr>
+        <w:spacing w:after="140" w:before="0"/>
+      </w:pPr>
+      <w:r>
+        <w:rPr>
+          <w:b/>
+          <w:bCs/>
+          <w:color w:val="12355B"/>
+          <w:sz w:val="30"/>
+          <w:szCs w:val="30"/>
+        </w:rPr>
+        <w:t xml:space="preserve">Write About the Math</w:t>
+      </w:r>
+    </w:p>
+    <w:p>
+      <w:pPr>
+        <w:spacing w:after="100"/>
+      </w:pPr>
+      <w:r>
+        <w:rPr>
+          <w:i/>
+          <w:iCs/>
+          <w:color w:val="5F6F80"/>
+          <w:sz w:val="19"/>
+          <w:szCs w:val="19"/>
+        </w:rPr>
+        <w:t xml:space="preserve">Use the support level you need. Every level answers the same math question.</w:t>
+      </w:r>
+    </w:p>
+    <w:p>
+      <w:pPr>
+        <w:pStyle w:val="Heading2"/>
+        <w:spacing w:after="80" w:before="180"/>
+      </w:pPr>
+      <w:r>
+        <w:rPr>
+          <w:b/>
+          <w:bCs/>
+          <w:color w:val="12355B"/>
+          <w:sz w:val="24"/>
+          <w:szCs w:val="24"/>
+        </w:rPr>
+        <w:t xml:space="preserve">1. Understand the Question</w:t>
+      </w:r>
+      <w:r>
+        <w:rPr>
+          <w:i/>
+          <w:iCs/>
+          <w:color w:val="B97A12"/>
+          <w:sz w:val="19"/>
+          <w:szCs w:val="19"/>
+        </w:rPr>
+        <w:t xml:space="preserve">   explain</w:t>
+      </w:r>
+    </w:p>
+    <w:tbl>
+      <w:tblPr>
+        <w:tblW w:type="pct" w:w="100%"/>
+        <w:tblBorders>
+          <w:top w:val="single" w:color="1FA6A2" w:sz="8"/>
+          <w:left w:val="single" w:color="1FA6A2" w:sz="8"/>
+          <w:bottom w:val="single" w:color="1FA6A2" w:sz="8"/>
+          <w:right w:val="single" w:color="1FA6A2" w:sz="8"/>
+          <w:insideH w:val="single" w:color="auto" w:sz="4"/>
+          <w:insideV w:val="single" w:color="auto" w:sz="4"/>
+        </w:tblBorders>
+      </w:tblPr>
+      <w:tblGrid>
+        <w:gridCol w:w="100"/>
+      </w:tblGrid>
+      <w:tr>
+        <w:tc>
+          <w:tcPr>
+            <w:shd w:fill="E6F4F3" w:color="auto" w:val="clear"/>
+            <w:tcMar>
+              <w:top w:type="dxa" w:w="120"/>
+              <w:left w:type="dxa" w:w="180"/>
+              <w:bottom w:type="dxa" w:w="120"/>
+              <w:right w:type="dxa" w:w="180"/>
+            </w:tcMar>
+          </w:tcPr>
+          <w:p>
+            <w:pPr>
+              <w:spacing w:after="60"/>
+            </w:pPr>
+            <w:r>
+              <w:rPr>
+                <w:color w:val="1A2733"/>
+                <w:sz w:val="21"/>
+                <w:szCs w:val="21"/>
+              </w:rPr>
+              <w:t xml:space="preserve">What steps did you follow to solve and then graph the inequality, and how did you check a value to make sure your solution set is right?</w:t>
+            </w:r>
+          </w:p>
+          <w:p>
+            <w:pPr>
+              <w:spacing w:after="0"/>
+            </w:pPr>
+            <w:r>
+              <w:rPr>
+                <w:b/>
+                <w:bCs/>
+                <w:color w:val="12355B"/>
+                <w:sz w:val="20"/>
+                <w:szCs w:val="20"/>
+              </w:rPr>
+              <w:t xml:space="preserve">Your job:  </w:t>
+            </w:r>
+            <w:r>
+              <w:rPr>
+                <w:sz w:val="20"/>
+                <w:szCs w:val="20"/>
+              </w:rPr>
+              <w:t xml:space="preserve">Answer the question. Use math evidence. Explain how the evidence proves your answer.</w:t>
+            </w:r>
+            <w:r>
+              <w:rPr>
+                <w:i/>
+                <w:iCs/>
+                <w:color w:val="5F6F80"/>
+                <w:sz w:val="18"/>
+                <w:szCs w:val="18"/>
+              </w:rPr>
+              <w:br/>
+              <w:t xml:space="preserve">Responde la pregunta. Usa evidencia matemática. Explica cómo la evidencia demuestra tu respuesta.</w:t>
+            </w:r>
+          </w:p>
+        </w:tc>
+      </w:tr>
+    </w:tbl>
+    <w:p>
+      <w:pPr>
+        <w:pStyle w:val="Heading2"/>
+        <w:spacing w:after="80" w:before="180"/>
+      </w:pPr>
+      <w:r>
+        <w:rPr>
+          <w:b/>
+          <w:bCs/>
+          <w:color w:val="12355B"/>
+          <w:sz w:val="24"/>
+          <w:szCs w:val="24"/>
+        </w:rPr>
+        <w:t xml:space="preserve">2. Plan Your Math Words</w:t>
+      </w:r>
+      <w:r>
+        <w:rPr>
+          <w:i/>
+          <w:iCs/>
+          <w:color w:val="1FA6A2"/>
+          <w:sz w:val="19"/>
+          <w:szCs w:val="19"/>
+        </w:rPr>
+        <w:t xml:space="preserve">   check at least two</w:t>
+      </w:r>
+    </w:p>
+    <w:p>
+      <w:pPr>
+        <w:spacing w:after="60"/>
+      </w:pPr>
+      <w:r>
+        <w:rPr>
+          <w:b/>
+          <w:bCs/>
+          <w:color w:val="1FA6A2"/>
+          <w:sz w:val="22"/>
+          <w:szCs w:val="22"/>
+        </w:rPr>
+        <w:t xml:space="preserve">☐  </w:t>
+      </w:r>
+      <w:r>
+        <w:rPr>
+          <w:b/>
+          <w:bCs/>
+          <w:color w:val="12355B"/>
+          <w:sz w:val="20"/>
+          <w:szCs w:val="20"/>
+        </w:rPr>
+        <w:t xml:space="preserve">Solve — </w:t>
+      </w:r>
+      <w:r>
+        <w:rPr>
+          <w:sz w:val="20"/>
+          <w:szCs w:val="20"/>
+        </w:rPr>
+        <w:t xml:space="preserve">To find the number that makes it true.</w:t>
+      </w:r>
+      <w:r>
+        <w:rPr>
+          <w:i/>
+          <w:iCs/>
+          <w:color w:val="5F6F80"/>
+          <w:sz w:val="18"/>
+          <w:szCs w:val="18"/>
+        </w:rPr>
+        <w:br/>
+        <w:t xml:space="preserve">Resolver — Encontrar el número que la hace verdadera.</w:t>
+      </w:r>
+    </w:p>
+    <w:p>
+      <w:pPr>
+        <w:spacing w:after="60"/>
+      </w:pPr>
+      <w:r>
+        <w:rPr>
+          <w:b/>
+          <w:bCs/>
+          <w:color w:val="1FA6A2"/>
+          <w:sz w:val="22"/>
+          <w:szCs w:val="22"/>
+        </w:rPr>
+        <w:t xml:space="preserve">☐  </w:t>
+      </w:r>
+      <w:r>
+        <w:rPr>
+          <w:b/>
+          <w:bCs/>
+          <w:color w:val="12355B"/>
+          <w:sz w:val="20"/>
+          <w:szCs w:val="20"/>
+        </w:rPr>
+        <w:t xml:space="preserve">Graph — </w:t>
+      </w:r>
+      <w:r>
+        <w:rPr>
+          <w:sz w:val="20"/>
+          <w:szCs w:val="20"/>
+        </w:rPr>
+        <w:t xml:space="preserve">To show answers on a number line with circles and shading.</w:t>
+      </w:r>
+      <w:r>
+        <w:rPr>
+          <w:i/>
+          <w:iCs/>
+          <w:color w:val="5F6F80"/>
+          <w:sz w:val="18"/>
+          <w:szCs w:val="18"/>
+        </w:rPr>
+        <w:br/>
+        <w:t xml:space="preserve">Graficar — Mostrar respuestas en una recta numérica con círculos y sombreado.</w:t>
+      </w:r>
+    </w:p>
+    <w:p>
+      <w:pPr>
+        <w:spacing w:after="60"/>
+      </w:pPr>
+      <w:r>
+        <w:rPr>
+          <w:b/>
+          <w:bCs/>
+          <w:color w:val="1FA6A2"/>
+          <w:sz w:val="22"/>
+          <w:szCs w:val="22"/>
+        </w:rPr>
+        <w:t xml:space="preserve">☐  </w:t>
+      </w:r>
+      <w:r>
+        <w:rPr>
+          <w:b/>
+          <w:bCs/>
+          <w:color w:val="12355B"/>
+          <w:sz w:val="20"/>
+          <w:szCs w:val="20"/>
+        </w:rPr>
+        <w:t xml:space="preserve">Solution — </w:t>
+      </w:r>
+      <w:r>
+        <w:rPr>
+          <w:sz w:val="20"/>
+          <w:szCs w:val="20"/>
+        </w:rPr>
+        <w:t xml:space="preserve">A number that makes the equation or inequality true.</w:t>
+      </w:r>
+      <w:r>
+        <w:rPr>
+          <w:i/>
+          <w:iCs/>
+          <w:color w:val="5F6F80"/>
+          <w:sz w:val="18"/>
+          <w:szCs w:val="18"/>
+        </w:rPr>
+        <w:br/>
+        <w:t xml:space="preserve">Solución — Un número que hace verdadera la ecuación o desigualdad.</w:t>
+      </w:r>
+    </w:p>
+    <w:p>
+      <w:pPr>
+        <w:spacing w:after="60"/>
+      </w:pPr>
+      <w:r>
+        <w:rPr>
+          <w:b/>
+          <w:bCs/>
+          <w:color w:val="1FA6A2"/>
+          <w:sz w:val="22"/>
+          <w:szCs w:val="22"/>
+        </w:rPr>
+        <w:t xml:space="preserve">☐  </w:t>
+      </w:r>
+      <w:r>
+        <w:rPr>
+          <w:b/>
+          <w:bCs/>
+          <w:color w:val="12355B"/>
+          <w:sz w:val="20"/>
+          <w:szCs w:val="20"/>
+        </w:rPr>
+        <w:t xml:space="preserve">Substitute — </w:t>
+      </w:r>
+      <w:r>
+        <w:rPr>
+          <w:sz w:val="20"/>
+          <w:szCs w:val="20"/>
+        </w:rPr>
+        <w:t xml:space="preserve">To put a number in for the letter to check if it works.</w:t>
+      </w:r>
+      <w:r>
+        <w:rPr>
+          <w:i/>
+          <w:iCs/>
+          <w:color w:val="5F6F80"/>
+          <w:sz w:val="18"/>
+          <w:szCs w:val="18"/>
+        </w:rPr>
+        <w:br/>
+        <w:t xml:space="preserve">Sustituir — Poner un número en lugar de la letra para ver si funciona.</w:t>
+      </w:r>
+    </w:p>
+    <w:p>
+      <w:pPr>
+        <w:spacing w:after="60"/>
+      </w:pPr>
+      <w:r>
+        <w:rPr>
+          <w:b/>
+          <w:bCs/>
+          <w:color w:val="1FA6A2"/>
+          <w:sz w:val="22"/>
+          <w:szCs w:val="22"/>
+        </w:rPr>
+        <w:t xml:space="preserve">☐  </w:t>
+      </w:r>
+      <w:r>
+        <w:rPr>
+          <w:b/>
+          <w:bCs/>
+          <w:color w:val="12355B"/>
+          <w:sz w:val="20"/>
+          <w:szCs w:val="20"/>
+        </w:rPr>
+        <w:t xml:space="preserve">Solution set — </w:t>
+      </w:r>
+      <w:r>
+        <w:rPr>
+          <w:sz w:val="20"/>
+          <w:szCs w:val="20"/>
+        </w:rPr>
+        <w:t xml:space="preserve">All of the values that make an inequality true.</w:t>
+      </w:r>
+      <w:r>
+        <w:rPr>
+          <w:i/>
+          <w:iCs/>
+          <w:color w:val="5F6F80"/>
+          <w:sz w:val="18"/>
+          <w:szCs w:val="18"/>
+        </w:rPr>
+        <w:br/>
+        <w:t xml:space="preserve">Conjunto solución — Todos los valores que hacen verdadera una desigualdad.</w:t>
+      </w:r>
+    </w:p>
+    <w:tbl>
+      <w:tblPr>
+        <w:tblW w:type="pct" w:w="100%"/>
+        <w:tblBorders>
+          <w:top w:val="single" w:color="1FA6A2" w:sz="8"/>
+          <w:left w:val="single" w:color="1FA6A2" w:sz="8"/>
+          <w:bottom w:val="single" w:color="1FA6A2" w:sz="8"/>
+          <w:right w:val="single" w:color="1FA6A2" w:sz="8"/>
+          <w:insideH w:val="single" w:color="auto" w:sz="4"/>
+          <w:insideV w:val="single" w:color="auto" w:sz="4"/>
+        </w:tblBorders>
+      </w:tblPr>
+      <w:tblGrid>
+        <w:gridCol w:w="100"/>
+      </w:tblGrid>
+      <w:tr>
+        <w:tc>
+          <w:tcPr>
+            <w:shd w:fill="F7FFFD" w:color="auto" w:val="clear"/>
+            <w:tcMar>
+              <w:top w:type="dxa" w:w="120"/>
+              <w:left w:type="dxa" w:w="180"/>
+              <w:bottom w:type="dxa" w:w="120"/>
+              <w:right w:type="dxa" w:w="180"/>
+            </w:tcMar>
+          </w:tcPr>
+          <w:p>
+            <w:pPr>
+              <w:spacing w:after="50"/>
+            </w:pPr>
+            <w:r>
+              <w:rPr>
+                <w:b/>
+                <w:bCs/>
+                <w:color w:val="1FA6A2"/>
+                <w:sz w:val="20"/>
+                <w:szCs w:val="20"/>
+              </w:rPr>
+              <w:t xml:space="preserve">Say it first:  </w:t>
+            </w:r>
+            <w:r>
+              <w:rPr>
+                <w:sz w:val="20"/>
+                <w:szCs w:val="20"/>
+              </w:rPr>
+              <w:t xml:space="preserve">Say your idea to a partner or quietly to yourself before you write.</w:t>
+            </w:r>
+          </w:p>
+          <w:p>
+            <w:pPr>
+              <w:spacing w:after="60"/>
+            </w:pPr>
+            <w:r>
+              <w:rPr>
+                <w:color w:val="1A2733"/>
+                <w:sz w:val="21"/>
+                <w:szCs w:val="21"/>
+              </w:rPr>
+              <w:t xml:space="preserve">First I solved by ___, then I graphed ___.</w:t>
+            </w:r>
+            <w:r>
+              <w:rPr>
+                <w:i/>
+                <w:iCs/>
+                <w:color w:val="5F6F80"/>
+                <w:sz w:val="19"/>
+                <w:szCs w:val="19"/>
+              </w:rPr>
+              <w:br/>
+              <w:t xml:space="preserve">Primero resolví al ___, luego grafiqué ___.</w:t>
+            </w:r>
+          </w:p>
+        </w:tc>
+      </w:tr>
+    </w:tbl>
+    <w:p>
+      <w:pPr>
+        <w:pStyle w:val="Heading2"/>
+        <w:spacing w:after="80" w:before="180"/>
+      </w:pPr>
+      <w:r>
+        <w:rPr>
+          <w:b/>
+          <w:bCs/>
+          <w:color w:val="12355B"/>
+          <w:sz w:val="24"/>
+          <w:szCs w:val="24"/>
+        </w:rPr>
+        <w:t xml:space="preserve">3. Build Your Explanation</w:t>
+      </w:r>
+      <w:r>
+        <w:rPr>
+          <w:i/>
+          <w:iCs/>
+          <w:color w:val="B97A12"/>
+          <w:sz w:val="19"/>
+          <w:szCs w:val="19"/>
+        </w:rPr>
+        <w:t xml:space="preserve">   choose your support</w:t>
+      </w:r>
+    </w:p>
+    <w:tbl>
+      <w:tblPr>
+        <w:tblW w:type="pct" w:w="100%"/>
+        <w:tblBorders>
+          <w:top w:val="single" w:color="BBD0DE" w:sz="8"/>
+          <w:left w:val="single" w:color="BBD0DE" w:sz="8"/>
+          <w:bottom w:val="single" w:color="BBD0DE" w:sz="8"/>
+          <w:right w:val="single" w:color="BBD0DE" w:sz="8"/>
+          <w:insideH w:val="single" w:color="auto" w:sz="4"/>
+          <w:insideV w:val="single" w:color="auto" w:sz="4"/>
+        </w:tblBorders>
+      </w:tblPr>
+      <w:tblGrid>
+        <w:gridCol w:w="100"/>
+      </w:tblGrid>
+      <w:tr>
+        <w:tc>
+          <w:tcPr>
+            <w:shd w:fill="EEF4F8" w:color="auto" w:val="clear"/>
+            <w:tcMar>
+              <w:top w:type="dxa" w:w="120"/>
+              <w:left w:type="dxa" w:w="180"/>
+              <w:bottom w:type="dxa" w:w="120"/>
+              <w:right w:type="dxa" w:w="180"/>
+            </w:tcMar>
+          </w:tcPr>
+          <w:p>
+            <w:pPr>
+              <w:spacing w:after="50"/>
+            </w:pPr>
+            <w:r>
+              <w:rPr>
+                <w:i/>
+                <w:iCs/>
+                <w:color w:val="5F6F80"/>
+                <w:sz w:val="19"/>
+                <w:szCs w:val="19"/>
+              </w:rPr>
+              <w:t xml:space="preserve">This model shows the parts of an explanation. It does not answer your writing question.</w:t>
+            </w:r>
+          </w:p>
+          <w:p>
+            <w:pPr>
+              <w:spacing w:after="80"/>
+            </w:pPr>
+            <w:r>
+              <w:rPr>
+                <w:b/>
+                <w:bCs/>
+                <w:color w:val="12355B"/>
+                <w:sz w:val="19"/>
+                <w:szCs w:val="19"/>
+              </w:rPr>
+              <w:t xml:space="preserve">Claim:  </w:t>
+            </w:r>
+            <w:r>
+              <w:rPr>
+                <w:sz w:val="19"/>
+                <w:szCs w:val="19"/>
+              </w:rPr>
+              <w:t xml:space="preserve">Solving an inequality gives a range of solutions, not one number.</w:t>
+            </w:r>
+          </w:p>
+          <w:p>
+            <w:pPr>
+              <w:spacing w:after="80"/>
+            </w:pPr>
+            <w:r>
+              <w:rPr>
+                <w:b/>
+                <w:bCs/>
+                <w:color w:val="12355B"/>
+                <w:sz w:val="19"/>
+                <w:szCs w:val="19"/>
+              </w:rPr>
+              <w:t xml:space="preserve">Evidence:  </w:t>
+            </w:r>
+            <w:r>
+              <w:rPr>
+                <w:sz w:val="19"/>
+                <w:szCs w:val="19"/>
+              </w:rPr>
+              <w:t xml:space="preserve">Students note both use inverse operations to isolate the variable, but an inequality's solution is many values (a range) while an equation's is a single value.</w:t>
+            </w:r>
+          </w:p>
+          <w:p>
+            <w:pPr>
+              <w:spacing w:after="80"/>
+            </w:pPr>
+            <w:r>
+              <w:rPr>
+                <w:b/>
+                <w:bCs/>
+                <w:color w:val="12355B"/>
+                <w:sz w:val="19"/>
+                <w:szCs w:val="19"/>
+              </w:rPr>
+              <w:t xml:space="preserve">Reasoning:  </w:t>
+            </w:r>
+            <w:r>
+              <w:rPr>
+                <w:sz w:val="19"/>
+                <w:szCs w:val="19"/>
+              </w:rPr>
+              <w:t xml:space="preserve">This evidence connects the definition of solve to the mathematical claim.</w:t>
+            </w:r>
+          </w:p>
+        </w:tc>
+      </w:tr>
+    </w:tbl>
+    <w:p>
+      <w:pPr>
+        <w:pStyle w:val="Heading2"/>
+        <w:spacing w:after="80" w:before="180"/>
+      </w:pPr>
+      <w:r>
+        <w:rPr>
+          <w:b/>
+          <w:bCs/>
+          <w:color w:val="12355B"/>
+          <w:sz w:val="24"/>
+          <w:szCs w:val="24"/>
+        </w:rPr>
+        <w:t xml:space="preserve">Start</w:t>
+      </w:r>
+      <w:r>
+        <w:rPr>
+          <w:i/>
+          <w:iCs/>
+          <w:color w:val="1FA6A2"/>
+          <w:sz w:val="19"/>
+          <w:szCs w:val="19"/>
+        </w:rPr>
+        <w:t xml:space="preserve">   Most language support</w:t>
+      </w:r>
+    </w:p>
+    <w:p>
+      <w:pPr>
+        <w:spacing w:after="60"/>
+      </w:pPr>
+      <w:r>
+        <w:rPr>
+          <w:color w:val="1A2733"/>
+          <w:sz w:val="21"/>
+          <w:szCs w:val="21"/>
+        </w:rPr>
+        <w:t xml:space="preserve">Complete the frames. Use the word bank.</w:t>
+      </w:r>
+      <w:r>
+        <w:rPr>
+          <w:i/>
+          <w:iCs/>
+          <w:color w:val="5F6F80"/>
+          <w:sz w:val="19"/>
+          <w:szCs w:val="19"/>
+        </w:rPr>
+        <w:br/>
+        <w:t xml:space="preserve">Completa las oraciones. Usa el banco de palabras.</w:t>
+      </w:r>
+    </w:p>
+    <w:p>
+      <w:pPr>
+        <w:spacing w:after="60"/>
+      </w:pPr>
+      <w:r>
+        <w:rPr>
+          <w:color w:val="1A2733"/>
+          <w:sz w:val="21"/>
+          <w:szCs w:val="21"/>
+        </w:rPr>
+        <w:t xml:space="preserve">First I solved by ___, then I graphed ___.</w:t>
+      </w:r>
+      <w:r>
+        <w:rPr>
+          <w:i/>
+          <w:iCs/>
+          <w:color w:val="5F6F80"/>
+          <w:sz w:val="19"/>
+          <w:szCs w:val="19"/>
+        </w:rPr>
+        <w:br/>
+        <w:t xml:space="preserve">Primero resolví al ___, luego grafiqué ___.</w:t>
+      </w:r>
+    </w:p>
+    <w:p>
+      <w:pPr>
+        <w:spacing w:after="60"/>
+      </w:pPr>
+      <w:r>
+        <w:rPr>
+          <w:color w:val="1A2733"/>
+          <w:sz w:val="21"/>
+          <w:szCs w:val="21"/>
+        </w:rPr>
+        <w:t xml:space="preserve">I substituted ___ to check that it ___ the inequality.</w:t>
+      </w:r>
+      <w:r>
+        <w:rPr>
+          <w:i/>
+          <w:iCs/>
+          <w:color w:val="5F6F80"/>
+          <w:sz w:val="19"/>
+          <w:szCs w:val="19"/>
+        </w:rPr>
+        <w:br/>
+        <w:t xml:space="preserve">Sustituí ___ para verificar que ___ la desigualdad.</w:t>
+      </w:r>
+    </w:p>
+    <w:tbl>
+      <w:tblPr>
+        <w:tblW w:type="pct" w:w="100%"/>
+        <w:tblBorders>
+          <w:top w:val="single" w:color="C7D2DD" w:sz="6"/>
+          <w:left w:val="single" w:color="C7D2DD" w:sz="6"/>
+          <w:bottom w:val="single" w:color="C7D2DD" w:sz="6"/>
+          <w:right w:val="single" w:color="C7D2DD" w:sz="6"/>
+          <w:insideH w:val="single" w:color="auto" w:sz="4"/>
+          <w:insideV w:val="single" w:color="auto" w:sz="4"/>
+        </w:tblBorders>
+      </w:tblPr>
+      <w:tblGrid>
+        <w:gridCol w:w="100"/>
+      </w:tblGrid>
+      <w:tr>
+        <w:tc>
+          <w:tcPr>
+            <w:shd w:fill="FBF3E2" w:color="auto" w:val="clear"/>
+            <w:tcMar>
+              <w:top w:type="dxa" w:w="60"/>
+              <w:left w:type="dxa" w:w="120"/>
+              <w:bottom w:type="dxa" w:w="60"/>
+              <w:right w:type="dxa" w:w="120"/>
+            </w:tcMar>
+          </w:tcPr>
+          <w:p>
+            <w:pPr>
+              <w:spacing w:after="0" w:line="320"/>
+            </w:pPr>
+            <w:r>
+              <w:t xml:space="preserve"/>
+            </w:r>
+          </w:p>
+          <w:p>
+            <w:pPr>
+              <w:spacing w:after="0" w:line="320"/>
+            </w:pPr>
+            <w:r>
+              <w:t xml:space="preserve"/>
+            </w:r>
+          </w:p>
+          <w:p>
+            <w:pPr>
+              <w:spacing w:after="0" w:line="320"/>
+            </w:pPr>
+            <w:r>
+              <w:t xml:space="preserve"/>
+            </w:r>
+          </w:p>
+        </w:tc>
+      </w:tr>
+    </w:tbl>
+    <w:p>
+      <w:pPr>
+        <w:pStyle w:val="Heading2"/>
+        <w:spacing w:after="80" w:before="180"/>
+      </w:pPr>
+      <w:r>
+        <w:rPr>
+          <w:b/>
+          <w:bCs/>
+          <w:color w:val="12355B"/>
+          <w:sz w:val="24"/>
+          <w:szCs w:val="24"/>
+        </w:rPr>
+        <w:t xml:space="preserve">Build</w:t>
+      </w:r>
+      <w:r>
+        <w:rPr>
+          <w:i/>
+          <w:iCs/>
+          <w:color w:val="B97A12"/>
+          <w:sz w:val="19"/>
+          <w:szCs w:val="19"/>
+        </w:rPr>
+        <w:t xml:space="preserve">   Some language support</w:t>
+      </w:r>
+    </w:p>
+    <w:p>
+      <w:pPr>
+        <w:spacing w:after="60"/>
+      </w:pPr>
+      <w:r>
+        <w:rPr>
+          <w:color w:val="1A2733"/>
+          <w:sz w:val="21"/>
+          <w:szCs w:val="21"/>
+        </w:rPr>
+        <w:t xml:space="preserve">Write two connected sentences. Use because, so, or but.</w:t>
+      </w:r>
+      <w:r>
+        <w:rPr>
+          <w:i/>
+          <w:iCs/>
+          <w:color w:val="5F6F80"/>
+          <w:sz w:val="19"/>
+          <w:szCs w:val="19"/>
+        </w:rPr>
+        <w:br/>
+        <w:t xml:space="preserve">Escribe dos oraciones conectadas. Usa porque, entonces o pero.</w:t>
+      </w:r>
+    </w:p>
+    <w:p>
+      <w:pPr>
+        <w:spacing w:after="60"/>
+      </w:pPr>
+      <w:r>
+        <w:rPr>
+          <w:color w:val="1A2733"/>
+          <w:sz w:val="21"/>
+          <w:szCs w:val="21"/>
+        </w:rPr>
+        <w:t xml:space="preserve">My claim is ___.</w:t>
+      </w:r>
+      <w:r>
+        <w:rPr>
+          <w:i/>
+          <w:iCs/>
+          <w:color w:val="5F6F80"/>
+          <w:sz w:val="19"/>
+          <w:szCs w:val="19"/>
+        </w:rPr>
+        <w:br/>
+        <w:t xml:space="preserve">Mi afirmación es ___.</w:t>
+      </w:r>
+    </w:p>
+    <w:p>
+      <w:pPr>
+        <w:spacing w:after="60"/>
+      </w:pPr>
+      <w:r>
+        <w:rPr>
+          <w:color w:val="1A2733"/>
+          <w:sz w:val="21"/>
+          <w:szCs w:val="21"/>
+        </w:rPr>
+        <w:t xml:space="preserve">I know because ___.</w:t>
+      </w:r>
+      <w:r>
+        <w:rPr>
+          <w:i/>
+          <w:iCs/>
+          <w:color w:val="5F6F80"/>
+          <w:sz w:val="19"/>
+          <w:szCs w:val="19"/>
+        </w:rPr>
+        <w:br/>
+        <w:t xml:space="preserve">Lo sé porque ___.</w:t>
+      </w:r>
+    </w:p>
+    <w:p>
+      <w:pPr>
+        <w:spacing w:after="60"/>
+      </w:pPr>
+      <w:r>
+        <w:rPr>
+          <w:color w:val="1A2733"/>
+          <w:sz w:val="21"/>
+          <w:szCs w:val="21"/>
+        </w:rPr>
+        <w:t xml:space="preserve">So ___.</w:t>
+      </w:r>
+      <w:r>
+        <w:rPr>
+          <w:i/>
+          <w:iCs/>
+          <w:color w:val="5F6F80"/>
+          <w:sz w:val="19"/>
+          <w:szCs w:val="19"/>
+        </w:rPr>
+        <w:br/>
+        <w:t xml:space="preserve">Entonces ___.</w:t>
+      </w:r>
+    </w:p>
+    <w:tbl>
+      <w:tblPr>
+        <w:tblW w:type="pct" w:w="100%"/>
+        <w:tblBorders>
+          <w:top w:val="single" w:color="C7D2DD" w:sz="6"/>
+          <w:left w:val="single" w:color="C7D2DD" w:sz="6"/>
+          <w:bottom w:val="single" w:color="C7D2DD" w:sz="6"/>
+          <w:right w:val="single" w:color="C7D2DD" w:sz="6"/>
+          <w:insideH w:val="single" w:color="auto" w:sz="4"/>
+          <w:insideV w:val="single" w:color="auto" w:sz="4"/>
+        </w:tblBorders>
+      </w:tblPr>
+      <w:tblGrid>
+        <w:gridCol w:w="100"/>
+      </w:tblGrid>
+      <w:tr>
+        <w:tc>
+          <w:tcPr>
+            <w:shd w:fill="FBF3E2" w:color="auto" w:val="clear"/>
+            <w:tcMar>
+              <w:top w:type="dxa" w:w="60"/>
+              <w:left w:type="dxa" w:w="120"/>
+              <w:bottom w:type="dxa" w:w="60"/>
+              <w:right w:type="dxa" w:w="120"/>
+            </w:tcMar>
+          </w:tcPr>
+          <w:p>
+            <w:pPr>
+              <w:spacing w:after="0" w:line="320"/>
+            </w:pPr>
+            <w:r>
+              <w:t xml:space="preserve"/>
+            </w:r>
+          </w:p>
+          <w:p>
+            <w:pPr>
+              <w:spacing w:after="0" w:line="320"/>
+            </w:pPr>
+            <w:r>
+              <w:t xml:space="preserve"/>
+            </w:r>
+          </w:p>
+          <w:p>
+            <w:pPr>
+              <w:spacing w:after="0" w:line="320"/>
+            </w:pPr>
+            <w:r>
+              <w:t xml:space="preserve"/>
+            </w:r>
+          </w:p>
+        </w:tc>
+      </w:tr>
+    </w:tbl>
+    <w:p>
+      <w:pPr>
+        <w:pStyle w:val="Heading2"/>
+        <w:spacing w:after="80" w:before="180"/>
+      </w:pPr>
+      <w:r>
+        <w:rPr>
+          <w:b/>
+          <w:bCs/>
+          <w:color w:val="12355B"/>
+          <w:sz w:val="24"/>
+          <w:szCs w:val="24"/>
+        </w:rPr>
+        <w:t xml:space="preserve">Explain</w:t>
+      </w:r>
+      <w:r>
+        <w:rPr>
+          <w:i/>
+          <w:iCs/>
+          <w:color w:val="B97A12"/>
+          <w:sz w:val="19"/>
+          <w:szCs w:val="19"/>
+        </w:rPr>
+        <w:t xml:space="preserve">   Light language support</w:t>
+      </w:r>
+    </w:p>
+    <w:p>
+      <w:pPr>
+        <w:spacing w:after="60"/>
+      </w:pPr>
+      <w:r>
+        <w:rPr>
+          <w:color w:val="1A2733"/>
+          <w:sz w:val="21"/>
+          <w:szCs w:val="21"/>
+        </w:rPr>
+        <w:t xml:space="preserve">Write a claim, give math evidence, and explain your reasoning.</w:t>
+      </w:r>
+      <w:r>
+        <w:rPr>
+          <w:i/>
+          <w:iCs/>
+          <w:color w:val="5F6F80"/>
+          <w:sz w:val="19"/>
+          <w:szCs w:val="19"/>
+        </w:rPr>
+        <w:br/>
+        <w:t xml:space="preserve">Escribe una afirmación, da evidencia matemática y explica tu razonamiento.</w:t>
+      </w:r>
+    </w:p>
+    <w:p>
+      <w:pPr>
+        <w:spacing w:after="60"/>
+      </w:pPr>
+      <w:r>
+        <w:rPr>
+          <w:color w:val="1A2733"/>
+          <w:sz w:val="21"/>
+          <w:szCs w:val="21"/>
+        </w:rPr>
+        <w:t xml:space="preserve">My claim is ___.</w:t>
+      </w:r>
+      <w:r>
+        <w:rPr>
+          <w:i/>
+          <w:iCs/>
+          <w:color w:val="5F6F80"/>
+          <w:sz w:val="19"/>
+          <w:szCs w:val="19"/>
+        </w:rPr>
+        <w:br/>
+        <w:t xml:space="preserve">Mi afirmación es ___.</w:t>
+      </w:r>
+    </w:p>
+    <w:p>
+      <w:pPr>
+        <w:spacing w:after="60"/>
+      </w:pPr>
+      <w:r>
+        <w:rPr>
+          <w:color w:val="1A2733"/>
+          <w:sz w:val="21"/>
+          <w:szCs w:val="21"/>
+        </w:rPr>
+        <w:t xml:space="preserve">My math evidence is ___.</w:t>
+      </w:r>
+      <w:r>
+        <w:rPr>
+          <w:i/>
+          <w:iCs/>
+          <w:color w:val="5F6F80"/>
+          <w:sz w:val="19"/>
+          <w:szCs w:val="19"/>
+        </w:rPr>
+        <w:br/>
+        <w:t xml:space="preserve">Mi evidencia matemática es ___.</w:t>
+      </w:r>
+    </w:p>
+    <w:p>
+      <w:pPr>
+        <w:spacing w:after="60"/>
+      </w:pPr>
+      <w:r>
+        <w:rPr>
+          <w:color w:val="1A2733"/>
+          <w:sz w:val="21"/>
+          <w:szCs w:val="21"/>
+        </w:rPr>
+        <w:t xml:space="preserve">This proves ___ because ___.</w:t>
+      </w:r>
+      <w:r>
+        <w:rPr>
+          <w:i/>
+          <w:iCs/>
+          <w:color w:val="5F6F80"/>
+          <w:sz w:val="19"/>
+          <w:szCs w:val="19"/>
+        </w:rPr>
+        <w:br/>
+        <w:t xml:space="preserve">Esto demuestra ___ porque ___.</w:t>
+      </w:r>
+    </w:p>
+    <w:tbl>
+      <w:tblPr>
+        <w:tblW w:type="pct" w:w="100%"/>
+        <w:tblBorders>
+          <w:top w:val="single" w:color="C7D2DD" w:sz="6"/>
+          <w:left w:val="single" w:color="C7D2DD" w:sz="6"/>
+          <w:bottom w:val="single" w:color="C7D2DD" w:sz="6"/>
+          <w:right w:val="single" w:color="C7D2DD" w:sz="6"/>
+          <w:insideH w:val="single" w:color="auto" w:sz="4"/>
+          <w:insideV w:val="single" w:color="auto" w:sz="4"/>
+        </w:tblBorders>
+      </w:tblPr>
+      <w:tblGrid>
+        <w:gridCol w:w="100"/>
+      </w:tblGrid>
+      <w:tr>
+        <w:tc>
+          <w:tcPr>
+            <w:shd w:fill="FBF3E2" w:color="auto" w:val="clear"/>
+            <w:tcMar>
+              <w:top w:type="dxa" w:w="60"/>
+              <w:left w:type="dxa" w:w="120"/>
+              <w:bottom w:type="dxa" w:w="60"/>
+              <w:right w:type="dxa" w:w="120"/>
+            </w:tcMar>
+          </w:tcPr>
+          <w:p>
+            <w:pPr>
+              <w:spacing w:after="0" w:line="320"/>
+            </w:pPr>
+            <w:r>
+              <w:t xml:space="preserve"/>
+            </w:r>
+          </w:p>
+          <w:p>
+            <w:pPr>
+              <w:spacing w:after="0" w:line="320"/>
+            </w:pPr>
+            <w:r>
+              <w:t xml:space="preserve"/>
+            </w:r>
+          </w:p>
+          <w:p>
+            <w:pPr>
+              <w:spacing w:after="0" w:line="320"/>
+            </w:pPr>
+            <w:r>
+              <w:t xml:space="preserve"/>
+            </w:r>
+          </w:p>
+          <w:p>
+            <w:pPr>
+              <w:spacing w:after="0" w:line="320"/>
+            </w:pPr>
+            <w:r>
+              <w:t xml:space="preserve"/>
+            </w:r>
+          </w:p>
+          <w:p>
+            <w:pPr>
+              <w:spacing w:after="0" w:line="320"/>
+            </w:pPr>
+            <w:r>
+              <w:t xml:space="preserve"/>
+            </w:r>
+          </w:p>
+        </w:tc>
+      </w:tr>
+    </w:tbl>
+    <w:p>
+      <w:pPr>
+        <w:pStyle w:val="Heading2"/>
+        <w:spacing w:after="80" w:before="180"/>
+      </w:pPr>
+      <w:r>
+        <w:rPr>
+          <w:b/>
+          <w:bCs/>
+          <w:color w:val="12355B"/>
+          <w:sz w:val="24"/>
+          <w:szCs w:val="24"/>
+        </w:rPr>
+        <w:t xml:space="preserve">4. Check Your Explanation</w:t>
+      </w:r>
+      <w:r>
+        <w:rPr>
+          <w:i/>
+          <w:iCs/>
+          <w:color w:val="1FA6A2"/>
+          <w:sz w:val="19"/>
+          <w:szCs w:val="19"/>
+        </w:rPr>
+        <w:t xml:space="preserve">   five quick checks</w:t>
+      </w:r>
+    </w:p>
+    <w:p>
+      <w:pPr>
+        <w:spacing w:after="80"/>
+      </w:pPr>
+      <w:r>
+        <w:rPr>
+          <w:b/>
+          <w:bCs/>
+          <w:color w:val="1FA6A2"/>
+          <w:sz w:val="22"/>
+          <w:szCs w:val="22"/>
+        </w:rPr>
+        <w:t xml:space="preserve">☐  </w:t>
+      </w:r>
+      <w:r>
+        <w:rPr>
+          <w:sz w:val="20"/>
+          <w:szCs w:val="20"/>
+        </w:rPr>
+        <w:t xml:space="preserve">I answered the question.</w:t>
+      </w:r>
+      <w:r>
+        <w:rPr>
+          <w:i/>
+          <w:iCs/>
+          <w:color w:val="5F6F80"/>
+          <w:sz w:val="18"/>
+          <w:szCs w:val="18"/>
+        </w:rPr>
+        <w:br/>
+        <w:t xml:space="preserve">Respondí la pregunta.</w:t>
+      </w:r>
+    </w:p>
+    <w:p>
+      <w:pPr>
+        <w:spacing w:after="80"/>
+      </w:pPr>
+      <w:r>
+        <w:rPr>
+          <w:b/>
+          <w:bCs/>
+          <w:color w:val="1FA6A2"/>
+          <w:sz w:val="22"/>
+          <w:szCs w:val="22"/>
+        </w:rPr>
+        <w:t xml:space="preserve">☐  </w:t>
+      </w:r>
+      <w:r>
+        <w:rPr>
+          <w:sz w:val="20"/>
+          <w:szCs w:val="20"/>
+        </w:rPr>
+        <w:t xml:space="preserve">I used math evidence: numbers, an equation, a model, or a comparison.</w:t>
+      </w:r>
+      <w:r>
+        <w:rPr>
+          <w:i/>
+          <w:iCs/>
+          <w:color w:val="5F6F80"/>
+          <w:sz w:val="18"/>
+          <w:szCs w:val="18"/>
+        </w:rPr>
+        <w:br/>
+        <w:t xml:space="preserve">Usé evidencia matemática: números, una ecuación, un modelo o una comparación.</w:t>
+      </w:r>
+    </w:p>
+    <w:p>
+      <w:pPr>
+        <w:spacing w:after="80"/>
+      </w:pPr>
+      <w:r>
+        <w:rPr>
+          <w:b/>
+          <w:bCs/>
+          <w:color w:val="1FA6A2"/>
+          <w:sz w:val="22"/>
+          <w:szCs w:val="22"/>
+        </w:rPr>
+        <w:t xml:space="preserve">☐  </w:t>
+      </w:r>
+      <w:r>
+        <w:rPr>
+          <w:sz w:val="20"/>
+          <w:szCs w:val="20"/>
+        </w:rPr>
+        <w:t xml:space="preserve">I explained how the evidence proves my answer.</w:t>
+      </w:r>
+      <w:r>
+        <w:rPr>
+          <w:i/>
+          <w:iCs/>
+          <w:color w:val="5F6F80"/>
+          <w:sz w:val="18"/>
+          <w:szCs w:val="18"/>
+        </w:rPr>
+        <w:br/>
+        <w:t xml:space="preserve">Expliqué cómo la evidencia demuestra mi respuesta.</w:t>
+      </w:r>
+    </w:p>
+    <w:p>
+      <w:pPr>
+        <w:spacing w:after="80"/>
+      </w:pPr>
+      <w:r>
+        <w:rPr>
+          <w:b/>
+          <w:bCs/>
+          <w:color w:val="1FA6A2"/>
+          <w:sz w:val="22"/>
+          <w:szCs w:val="22"/>
+        </w:rPr>
+        <w:t xml:space="preserve">☐  </w:t>
+      </w:r>
+      <w:r>
+        <w:rPr>
+          <w:sz w:val="20"/>
+          <w:szCs w:val="20"/>
+        </w:rPr>
+        <w:t xml:space="preserve">I used at least two math words.</w:t>
+      </w:r>
+      <w:r>
+        <w:rPr>
+          <w:i/>
+          <w:iCs/>
+          <w:color w:val="5F6F80"/>
+          <w:sz w:val="18"/>
+          <w:szCs w:val="18"/>
+        </w:rPr>
+        <w:br/>
+        <w:t xml:space="preserve">Usé por lo menos dos palabras matemáticas.</w:t>
+      </w:r>
+    </w:p>
+    <w:p>
+      <w:pPr>
+        <w:spacing w:after="80"/>
+      </w:pPr>
+      <w:r>
+        <w:rPr>
+          <w:b/>
+          <w:bCs/>
+          <w:color w:val="1FA6A2"/>
+          <w:sz w:val="22"/>
+          <w:szCs w:val="22"/>
+        </w:rPr>
+        <w:t xml:space="preserve">☐  </w:t>
+      </w:r>
+      <w:r>
+        <w:rPr>
+          <w:sz w:val="20"/>
+          <w:szCs w:val="20"/>
+        </w:rPr>
+        <w:t xml:space="preserve">I reread complete sentences and punctuation.</w:t>
+      </w:r>
+      <w:r>
+        <w:rPr>
+          <w:i/>
+          <w:iCs/>
+          <w:color w:val="5F6F80"/>
+          <w:sz w:val="18"/>
+          <w:szCs w:val="18"/>
+        </w:rPr>
+        <w:br/>
+        <w:t xml:space="preserve">Volví a leer mis oraciones completas y la puntuación.</w:t>
       </w:r>
     </w:p>
     <w:p>

--- a/lessons/7-6/downloads/7-6-notes.docx
+++ b/lessons/7-6/downloads/7-6-notes.docx
@@ -1447,7 +1447,7 @@
           <w:sz w:val="22"/>
           <w:szCs w:val="22"/>
         </w:rPr>
-        <w:t xml:space="preserve">__________  —  The positive space between points, found from the absolute difference of coordinates on a horizontal or vertical line.</w:t>
+        <w:t xml:space="preserve">When two points share a coordinate, the distance is the ___ ___ of the difference.</w:t>
       </w:r>
     </w:p>
     <w:p>

--- a/lessons/7-6/downloads/7-6-notes.docx
+++ b/lessons/7-6/downloads/7-6-notes.docx
@@ -219,10 +219,12 @@
     <w:p>
       <w:pPr>
         <w:pStyle w:val="Heading1"/>
+        <w:keepNext/>
+        <w:keepLines/>
         <w:pBdr>
           <w:bottom w:val="single" w:color="1FA6A2" w:sz="14" w:space="6"/>
         </w:pBdr>
-        <w:spacing w:after="140" w:before="260"/>
+        <w:spacing w:after="140" w:before="300"/>
       </w:pPr>
       <w:r>
         <w:rPr>
@@ -1331,10 +1333,12 @@
     <w:p>
       <w:pPr>
         <w:pStyle w:val="Heading1"/>
+        <w:keepNext/>
+        <w:keepLines/>
         <w:pBdr>
           <w:bottom w:val="single" w:color="1FA6A2" w:sz="14" w:space="6"/>
         </w:pBdr>
-        <w:spacing w:after="140" w:before="260"/>
+        <w:spacing w:after="140" w:before="300"/>
       </w:pPr>
       <w:r>
         <w:rPr>
@@ -1430,7 +1434,8 @@
     </w:p>
     <w:p>
       <w:pPr>
-        <w:spacing w:after="120" w:before="80"/>
+        <w:keepLines/>
+        <w:spacing w:after="260" w:before="200"/>
       </w:pPr>
       <w:r>
         <w:rPr>
@@ -1447,56 +1452,41 @@
           <w:sz w:val="22"/>
           <w:szCs w:val="22"/>
         </w:rPr>
-        <w:t xml:space="preserve">When two points share a coordinate, the distance is the ___ ___ of the difference.</w:t>
-      </w:r>
-    </w:p>
-    <w:p>
-      <w:pPr>
-        <w:spacing w:after="120" w:before="80"/>
-      </w:pPr>
-      <w:r>
-        <w:rPr>
-          <w:b/>
-          <w:bCs/>
-          <w:color w:val="12355B"/>
+        <w:t xml:space="preserve">When two points share a coordinate, the distance is the </w:t>
+      </w:r>
+      <w:r>
+        <w:rPr>
           <w:sz w:val="22"/>
           <w:szCs w:val="22"/>
         </w:rPr>
-        <w:t xml:space="preserve">2.  </w:t>
+        <w:t xml:space="preserve">________________</w:t>
       </w:r>
       <w:r>
         <w:rPr>
           <w:sz w:val="22"/>
           <w:szCs w:val="22"/>
         </w:rPr>
-        <w:t xml:space="preserve">How far apart two points are on the coordinate plane is the ___.</w:t>
-      </w:r>
-    </w:p>
-    <w:p>
-      <w:pPr>
-        <w:spacing w:after="120" w:before="80"/>
-      </w:pPr>
-      <w:r>
-        <w:rPr>
-          <w:b/>
-          <w:bCs/>
-          <w:color w:val="12355B"/>
+        <w:t xml:space="preserve"> </w:t>
+      </w:r>
+      <w:r>
+        <w:rPr>
           <w:sz w:val="22"/>
           <w:szCs w:val="22"/>
         </w:rPr>
-        <w:t xml:space="preserve">3.  </w:t>
+        <w:t xml:space="preserve">________________</w:t>
       </w:r>
       <w:r>
         <w:rPr>
           <w:sz w:val="22"/>
           <w:szCs w:val="22"/>
         </w:rPr>
-        <w:t xml:space="preserve">The distance of a number from zero, used to find distance between points, is its ___.</w:t>
-      </w:r>
-    </w:p>
-    <w:p>
-      <w:pPr>
-        <w:spacing w:after="120" w:before="80"/>
+        <w:t xml:space="preserve"> of the difference.</w:t>
+      </w:r>
+    </w:p>
+    <w:p>
+      <w:pPr>
+        <w:keepLines/>
+        <w:spacing w:after="260" w:before="200"/>
       </w:pPr>
       <w:r>
         <w:rPr>
@@ -1506,41 +1496,34 @@
           <w:sz w:val="22"/>
           <w:szCs w:val="22"/>
         </w:rPr>
-        <w:t xml:space="preserve">4.  </w:t>
+        <w:t xml:space="preserve">2.  </w:t>
       </w:r>
       <w:r>
         <w:rPr>
           <w:sz w:val="22"/>
           <w:szCs w:val="22"/>
         </w:rPr>
-        <w:t xml:space="preserve">The distance between two points along the x-direction is the ___.</w:t>
-      </w:r>
-    </w:p>
-    <w:p>
-      <w:pPr>
-        <w:spacing w:after="120" w:before="80"/>
-      </w:pPr>
-      <w:r>
-        <w:rPr>
-          <w:b/>
-          <w:bCs/>
-          <w:color w:val="12355B"/>
+        <w:t xml:space="preserve">How far apart two points are on the coordinate plane is the </w:t>
+      </w:r>
+      <w:r>
+        <w:rPr>
           <w:sz w:val="22"/>
           <w:szCs w:val="22"/>
         </w:rPr>
-        <w:t xml:space="preserve">5.  </w:t>
+        <w:t xml:space="preserve">________________</w:t>
       </w:r>
       <w:r>
         <w:rPr>
           <w:sz w:val="22"/>
           <w:szCs w:val="22"/>
         </w:rPr>
-        <w:t xml:space="preserve">The distance between two points along the y-direction is the ___.</w:t>
-      </w:r>
-    </w:p>
-    <w:p>
-      <w:pPr>
-        <w:spacing w:after="120" w:before="80"/>
+        <w:t xml:space="preserve">.</w:t>
+      </w:r>
+    </w:p>
+    <w:p>
+      <w:pPr>
+        <w:keepLines/>
+        <w:spacing w:after="260" w:before="200"/>
       </w:pPr>
       <w:r>
         <w:rPr>
@@ -1550,46 +1533,187 @@
           <w:sz w:val="22"/>
           <w:szCs w:val="22"/>
         </w:rPr>
-        <w:t xml:space="preserve">6.  </w:t>
+        <w:t xml:space="preserve">3.  </w:t>
       </w:r>
       <w:r>
         <w:rPr>
           <w:sz w:val="22"/>
           <w:szCs w:val="22"/>
         </w:rPr>
-        <w:t xml:space="preserve">The grid made by the x-axis and y-axis is the ___.</w:t>
-      </w:r>
-    </w:p>
-    <w:p>
-      <w:pPr>
-        <w:spacing w:after="120" w:before="80"/>
-      </w:pPr>
-      <w:r>
-        <w:rPr>
-          <w:b/>
-          <w:bCs/>
-          <w:color w:val="12355B"/>
+        <w:t xml:space="preserve">The distance of a number from zero, used to find distance between points, is its </w:t>
+      </w:r>
+      <w:r>
+        <w:rPr>
           <w:sz w:val="22"/>
           <w:szCs w:val="22"/>
         </w:rPr>
-        <w:t xml:space="preserve">7.  </w:t>
+        <w:t xml:space="preserve">________________</w:t>
       </w:r>
       <w:r>
         <w:rPr>
           <w:sz w:val="22"/>
           <w:szCs w:val="22"/>
         </w:rPr>
-        <w:t xml:space="preserve">A whole number or its opposite is an ___.</w:t>
+        <w:t xml:space="preserve">.</w:t>
+      </w:r>
+    </w:p>
+    <w:p>
+      <w:pPr>
+        <w:keepLines/>
+        <w:spacing w:after="260" w:before="200"/>
+      </w:pPr>
+      <w:r>
+        <w:rPr>
+          <w:b/>
+          <w:bCs/>
+          <w:color w:val="12355B"/>
+          <w:sz w:val="22"/>
+          <w:szCs w:val="22"/>
+        </w:rPr>
+        <w:t xml:space="preserve">4.  </w:t>
+      </w:r>
+      <w:r>
+        <w:rPr>
+          <w:sz w:val="22"/>
+          <w:szCs w:val="22"/>
+        </w:rPr>
+        <w:t xml:space="preserve">The distance between two points along the x-direction is the </w:t>
+      </w:r>
+      <w:r>
+        <w:rPr>
+          <w:sz w:val="22"/>
+          <w:szCs w:val="22"/>
+        </w:rPr>
+        <w:t xml:space="preserve">________________</w:t>
+      </w:r>
+      <w:r>
+        <w:rPr>
+          <w:sz w:val="22"/>
+          <w:szCs w:val="22"/>
+        </w:rPr>
+        <w:t xml:space="preserve">.</w:t>
+      </w:r>
+    </w:p>
+    <w:p>
+      <w:pPr>
+        <w:keepLines/>
+        <w:spacing w:after="260" w:before="200"/>
+      </w:pPr>
+      <w:r>
+        <w:rPr>
+          <w:b/>
+          <w:bCs/>
+          <w:color w:val="12355B"/>
+          <w:sz w:val="22"/>
+          <w:szCs w:val="22"/>
+        </w:rPr>
+        <w:t xml:space="preserve">5.  </w:t>
+      </w:r>
+      <w:r>
+        <w:rPr>
+          <w:sz w:val="22"/>
+          <w:szCs w:val="22"/>
+        </w:rPr>
+        <w:t xml:space="preserve">The distance between two points along the y-direction is the </w:t>
+      </w:r>
+      <w:r>
+        <w:rPr>
+          <w:sz w:val="22"/>
+          <w:szCs w:val="22"/>
+        </w:rPr>
+        <w:t xml:space="preserve">________________</w:t>
+      </w:r>
+      <w:r>
+        <w:rPr>
+          <w:sz w:val="22"/>
+          <w:szCs w:val="22"/>
+        </w:rPr>
+        <w:t xml:space="preserve">.</w:t>
+      </w:r>
+    </w:p>
+    <w:p>
+      <w:pPr>
+        <w:keepLines/>
+        <w:spacing w:after="260" w:before="200"/>
+      </w:pPr>
+      <w:r>
+        <w:rPr>
+          <w:b/>
+          <w:bCs/>
+          <w:color w:val="12355B"/>
+          <w:sz w:val="22"/>
+          <w:szCs w:val="22"/>
+        </w:rPr>
+        <w:t xml:space="preserve">6.  </w:t>
+      </w:r>
+      <w:r>
+        <w:rPr>
+          <w:sz w:val="22"/>
+          <w:szCs w:val="22"/>
+        </w:rPr>
+        <w:t xml:space="preserve">The grid made by the x-axis and y-axis is the </w:t>
+      </w:r>
+      <w:r>
+        <w:rPr>
+          <w:sz w:val="22"/>
+          <w:szCs w:val="22"/>
+        </w:rPr>
+        <w:t xml:space="preserve">________________</w:t>
+      </w:r>
+      <w:r>
+        <w:rPr>
+          <w:sz w:val="22"/>
+          <w:szCs w:val="22"/>
+        </w:rPr>
+        <w:t xml:space="preserve">.</w:t>
+      </w:r>
+    </w:p>
+    <w:p>
+      <w:pPr>
+        <w:keepLines/>
+        <w:spacing w:after="260" w:before="200"/>
+      </w:pPr>
+      <w:r>
+        <w:rPr>
+          <w:b/>
+          <w:bCs/>
+          <w:color w:val="12355B"/>
+          <w:sz w:val="22"/>
+          <w:szCs w:val="22"/>
+        </w:rPr>
+        <w:t xml:space="preserve">7.  </w:t>
+      </w:r>
+      <w:r>
+        <w:rPr>
+          <w:sz w:val="22"/>
+          <w:szCs w:val="22"/>
+        </w:rPr>
+        <w:t xml:space="preserve">A whole number or its opposite is an </w:t>
+      </w:r>
+      <w:r>
+        <w:rPr>
+          <w:sz w:val="22"/>
+          <w:szCs w:val="22"/>
+        </w:rPr>
+        <w:t xml:space="preserve">________________</w:t>
+      </w:r>
+      <w:r>
+        <w:rPr>
+          <w:sz w:val="22"/>
+          <w:szCs w:val="22"/>
+        </w:rPr>
+        <w:t xml:space="preserve">.</w:t>
       </w:r>
     </w:p>
     <w:p>
       <w:pPr>
         <w:pStyle w:val="Heading1"/>
-        <w:pageBreakBefore/>
+        <w:keepNext/>
+        <w:keepLines/>
         <w:pBdr>
           <w:bottom w:val="single" w:color="1FA6A2" w:sz="14" w:space="6"/>
         </w:pBdr>
-        <w:spacing w:after="140" w:before="0"/>
+        <w:spacing w:after="140" w:before="300"/>
       </w:pPr>
       <w:r>
         <w:rPr>
@@ -2870,11 +2994,12 @@
     <w:p>
       <w:pPr>
         <w:pStyle w:val="Heading1"/>
-        <w:pageBreakBefore/>
+        <w:keepNext/>
+        <w:keepLines/>
         <w:pBdr>
           <w:bottom w:val="single" w:color="1FA6A2" w:sz="14" w:space="6"/>
         </w:pBdr>
-        <w:spacing w:after="140" w:before="0"/>
+        <w:spacing w:after="140" w:before="300"/>
       </w:pPr>
       <w:r>
         <w:rPr>
@@ -3229,11 +3354,12 @@
     <w:p>
       <w:pPr>
         <w:pStyle w:val="Heading1"/>
-        <w:pageBreakBefore/>
+        <w:keepNext/>
+        <w:keepLines/>
         <w:pBdr>
           <w:bottom w:val="single" w:color="1FA6A2" w:sz="14" w:space="6"/>
         </w:pBdr>
-        <w:spacing w:after="140" w:before="0"/>
+        <w:spacing w:after="140" w:before="300"/>
       </w:pPr>
       <w:r>
         <w:rPr>
@@ -4035,11 +4161,12 @@
     <w:p>
       <w:pPr>
         <w:pStyle w:val="Heading1"/>
-        <w:pageBreakBefore/>
+        <w:keepNext/>
+        <w:keepLines/>
         <w:pBdr>
           <w:bottom w:val="single" w:color="1FA6A2" w:sz="14" w:space="6"/>
         </w:pBdr>
-        <w:spacing w:after="140" w:before="0"/>
+        <w:spacing w:after="140" w:before="300"/>
       </w:pPr>
       <w:r>
         <w:rPr>
@@ -4954,11 +5081,12 @@
     <w:p>
       <w:pPr>
         <w:pStyle w:val="Heading1"/>
-        <w:pageBreakBefore/>
+        <w:keepNext/>
+        <w:keepLines/>
         <w:pBdr>
           <w:bottom w:val="single" w:color="1FA6A2" w:sz="14" w:space="6"/>
         </w:pBdr>
-        <w:spacing w:after="140" w:before="0"/>
+        <w:spacing w:after="140" w:before="300"/>
       </w:pPr>
       <w:r>
         <w:rPr>

--- a/lessons/7-6/downloads/7-6-notes.docx
+++ b/lessons/7-6/downloads/7-6-notes.docx
@@ -1726,47 +1726,6 @@
         <w:t xml:space="preserve">Write About the Math</w:t>
       </w:r>
     </w:p>
-    <w:p>
-      <w:pPr>
-        <w:spacing w:after="100"/>
-      </w:pPr>
-      <w:r>
-        <w:rPr>
-          <w:i/>
-          <w:iCs/>
-          <w:color w:val="5F6F80"/>
-          <w:sz w:val="19"/>
-          <w:szCs w:val="19"/>
-        </w:rPr>
-        <w:t xml:space="preserve">Use the support level you need. Every level answers the same math question.</w:t>
-      </w:r>
-    </w:p>
-    <w:p>
-      <w:pPr>
-        <w:pStyle w:val="Heading2"/>
-        <w:spacing w:after="80" w:before="180"/>
-      </w:pPr>
-      <w:r>
-        <w:rPr>
-          <w:b/>
-          <w:bCs/>
-          <w:color w:val="12355B"/>
-          <w:sz w:val="24"/>
-          <w:szCs w:val="24"/>
-        </w:rPr>
-        <w:t xml:space="preserve">1. Understand the Question</w:t>
-      </w:r>
-      <w:r>
-        <w:rPr>
-          <w:i/>
-          <w:iCs/>
-          <w:color w:val="B97A12"/>
-          <w:sz w:val="19"/>
-          <w:szCs w:val="19"/>
-        </w:rPr>
-        <w:t xml:space="preserve">   explain</w:t>
-      </w:r>
-    </w:p>
     <w:tbl>
       <w:tblPr>
         <w:tblW w:type="pct" w:w="100%"/>
@@ -1805,344 +1764,6 @@
               </w:rPr>
               <w:t xml:space="preserve">How does the drone use coordinate distance to calculate the total flight path?</w:t>
             </w:r>
-          </w:p>
-          <w:p>
-            <w:pPr>
-              <w:spacing w:after="0"/>
-            </w:pPr>
-            <w:r>
-              <w:rPr>
-                <w:b/>
-                <w:bCs/>
-                <w:color w:val="12355B"/>
-                <w:sz w:val="20"/>
-                <w:szCs w:val="20"/>
-              </w:rPr>
-              <w:t xml:space="preserve">Your job:  </w:t>
-            </w:r>
-            <w:r>
-              <w:rPr>
-                <w:sz w:val="20"/>
-                <w:szCs w:val="20"/>
-              </w:rPr>
-              <w:t xml:space="preserve">Answer the question. Use math evidence. Explain how the evidence proves your answer.</w:t>
-            </w:r>
-            <w:r>
-              <w:rPr>
-                <w:i/>
-                <w:iCs/>
-                <w:color w:val="5F6F80"/>
-                <w:sz w:val="18"/>
-                <w:szCs w:val="18"/>
-              </w:rPr>
-              <w:br/>
-              <w:t xml:space="preserve">Responde la pregunta. Usa evidencia matemática. Explica cómo la evidencia demuestra tu respuesta.</w:t>
-            </w:r>
-          </w:p>
-        </w:tc>
-      </w:tr>
-    </w:tbl>
-    <w:p>
-      <w:pPr>
-        <w:pStyle w:val="Heading2"/>
-        <w:spacing w:after="80" w:before="180"/>
-      </w:pPr>
-      <w:r>
-        <w:rPr>
-          <w:b/>
-          <w:bCs/>
-          <w:color w:val="12355B"/>
-          <w:sz w:val="24"/>
-          <w:szCs w:val="24"/>
-        </w:rPr>
-        <w:t xml:space="preserve">2. Plan Your Math Words</w:t>
-      </w:r>
-      <w:r>
-        <w:rPr>
-          <w:i/>
-          <w:iCs/>
-          <w:color w:val="1FA6A2"/>
-          <w:sz w:val="19"/>
-          <w:szCs w:val="19"/>
-        </w:rPr>
-        <w:t xml:space="preserve">   check at least two</w:t>
-      </w:r>
-    </w:p>
-    <w:p>
-      <w:pPr>
-        <w:spacing w:after="60"/>
-      </w:pPr>
-      <w:r>
-        <w:rPr>
-          <w:b/>
-          <w:bCs/>
-          <w:color w:val="1FA6A2"/>
-          <w:sz w:val="22"/>
-          <w:szCs w:val="22"/>
-        </w:rPr>
-        <w:t xml:space="preserve">☐  </w:t>
-      </w:r>
-      <w:r>
-        <w:rPr>
-          <w:b/>
-          <w:bCs/>
-          <w:color w:val="12355B"/>
-          <w:sz w:val="20"/>
-          <w:szCs w:val="20"/>
-        </w:rPr>
-        <w:t xml:space="preserve">Distance on the Coordinate Plane — </w:t>
-      </w:r>
-      <w:r>
-        <w:rPr>
-          <w:sz w:val="20"/>
-          <w:szCs w:val="20"/>
-        </w:rPr>
-        <w:t xml:space="preserve">The positive space between points, found from the absolute difference of coordinates on a horizontal or vertical line.</w:t>
-      </w:r>
-      <w:r>
-        <w:rPr>
-          <w:i/>
-          <w:iCs/>
-          <w:color w:val="5F6F80"/>
-          <w:sz w:val="18"/>
-          <w:szCs w:val="18"/>
-        </w:rPr>
-        <w:br/>
-        <w:t xml:space="preserve">Distancia en el plano de coordenadas — El espacio positivo entre puntos, que se halla con la diferencia absoluta de las coordenadas en una línea horizontal o vertical.</w:t>
-      </w:r>
-    </w:p>
-    <w:p>
-      <w:pPr>
-        <w:spacing w:after="60"/>
-      </w:pPr>
-      <w:r>
-        <w:rPr>
-          <w:b/>
-          <w:bCs/>
-          <w:color w:val="1FA6A2"/>
-          <w:sz w:val="22"/>
-          <w:szCs w:val="22"/>
-        </w:rPr>
-        <w:t xml:space="preserve">☐  </w:t>
-      </w:r>
-      <w:r>
-        <w:rPr>
-          <w:b/>
-          <w:bCs/>
-          <w:color w:val="12355B"/>
-          <w:sz w:val="20"/>
-          <w:szCs w:val="20"/>
-        </w:rPr>
-        <w:t xml:space="preserve">Distance — </w:t>
-      </w:r>
-      <w:r>
-        <w:rPr>
-          <w:sz w:val="20"/>
-          <w:szCs w:val="20"/>
-        </w:rPr>
-        <w:t xml:space="preserve">How far apart two points are. It is never negative.</w:t>
-      </w:r>
-      <w:r>
-        <w:rPr>
-          <w:i/>
-          <w:iCs/>
-          <w:color w:val="5F6F80"/>
-          <w:sz w:val="18"/>
-          <w:szCs w:val="18"/>
-        </w:rPr>
-        <w:br/>
-        <w:t xml:space="preserve">Distancia — Qué tan separados están dos puntos. Nunca es negativo.</w:t>
-      </w:r>
-    </w:p>
-    <w:p>
-      <w:pPr>
-        <w:spacing w:after="60"/>
-      </w:pPr>
-      <w:r>
-        <w:rPr>
-          <w:b/>
-          <w:bCs/>
-          <w:color w:val="1FA6A2"/>
-          <w:sz w:val="22"/>
-          <w:szCs w:val="22"/>
-        </w:rPr>
-        <w:t xml:space="preserve">☐  </w:t>
-      </w:r>
-      <w:r>
-        <w:rPr>
-          <w:b/>
-          <w:bCs/>
-          <w:color w:val="12355B"/>
-          <w:sz w:val="20"/>
-          <w:szCs w:val="20"/>
-        </w:rPr>
-        <w:t xml:space="preserve">Absolute value — </w:t>
-      </w:r>
-      <w:r>
-        <w:rPr>
-          <w:sz w:val="20"/>
-          <w:szCs w:val="20"/>
-        </w:rPr>
-        <w:t xml:space="preserve">How far a number is from zero. It is never negative.</w:t>
-      </w:r>
-      <w:r>
-        <w:rPr>
-          <w:i/>
-          <w:iCs/>
-          <w:color w:val="5F6F80"/>
-          <w:sz w:val="18"/>
-          <w:szCs w:val="18"/>
-        </w:rPr>
-        <w:br/>
-        <w:t xml:space="preserve">Valor absoluto — Qué tan lejos está un número de cero. Nunca es negativo.</w:t>
-      </w:r>
-    </w:p>
-    <w:p>
-      <w:pPr>
-        <w:spacing w:after="60"/>
-      </w:pPr>
-      <w:r>
-        <w:rPr>
-          <w:b/>
-          <w:bCs/>
-          <w:color w:val="1FA6A2"/>
-          <w:sz w:val="22"/>
-          <w:szCs w:val="22"/>
-        </w:rPr>
-        <w:t xml:space="preserve">☐  </w:t>
-      </w:r>
-      <w:r>
-        <w:rPr>
-          <w:b/>
-          <w:bCs/>
-          <w:color w:val="12355B"/>
-          <w:sz w:val="20"/>
-          <w:szCs w:val="20"/>
-        </w:rPr>
-        <w:t xml:space="preserve">Horizontal distance — </w:t>
-      </w:r>
-      <w:r>
-        <w:rPr>
-          <w:sz w:val="20"/>
-          <w:szCs w:val="20"/>
-        </w:rPr>
-        <w:t xml:space="preserve">How far apart two points are going left or right.</w:t>
-      </w:r>
-      <w:r>
-        <w:rPr>
-          <w:i/>
-          <w:iCs/>
-          <w:color w:val="5F6F80"/>
-          <w:sz w:val="18"/>
-          <w:szCs w:val="18"/>
-        </w:rPr>
-        <w:br/>
-        <w:t xml:space="preserve">Distancia horizontal — Qué tan separados están dos puntos yendo a la izquierda o a la derecha.</w:t>
-      </w:r>
-    </w:p>
-    <w:p>
-      <w:pPr>
-        <w:spacing w:after="60"/>
-      </w:pPr>
-      <w:r>
-        <w:rPr>
-          <w:b/>
-          <w:bCs/>
-          <w:color w:val="1FA6A2"/>
-          <w:sz w:val="22"/>
-          <w:szCs w:val="22"/>
-        </w:rPr>
-        <w:t xml:space="preserve">☐  </w:t>
-      </w:r>
-      <w:r>
-        <w:rPr>
-          <w:b/>
-          <w:bCs/>
-          <w:color w:val="12355B"/>
-          <w:sz w:val="20"/>
-          <w:szCs w:val="20"/>
-        </w:rPr>
-        <w:t xml:space="preserve">Vertical distance — </w:t>
-      </w:r>
-      <w:r>
-        <w:rPr>
-          <w:sz w:val="20"/>
-          <w:szCs w:val="20"/>
-        </w:rPr>
-        <w:t xml:space="preserve">How far apart two points are going up or down.</w:t>
-      </w:r>
-      <w:r>
-        <w:rPr>
-          <w:i/>
-          <w:iCs/>
-          <w:color w:val="5F6F80"/>
-          <w:sz w:val="18"/>
-          <w:szCs w:val="18"/>
-        </w:rPr>
-        <w:br/>
-        <w:t xml:space="preserve">Distancia vertical — Qué tan separados están dos puntos yendo hacia arriba o hacia abajo.</w:t>
-      </w:r>
-    </w:p>
-    <w:tbl>
-      <w:tblPr>
-        <w:tblW w:type="pct" w:w="100%"/>
-        <w:tblBorders>
-          <w:top w:val="single" w:color="1FA6A2" w:sz="8"/>
-          <w:left w:val="single" w:color="1FA6A2" w:sz="8"/>
-          <w:bottom w:val="single" w:color="1FA6A2" w:sz="8"/>
-          <w:right w:val="single" w:color="1FA6A2" w:sz="8"/>
-          <w:insideH w:val="single" w:color="auto" w:sz="4"/>
-          <w:insideV w:val="single" w:color="auto" w:sz="4"/>
-        </w:tblBorders>
-      </w:tblPr>
-      <w:tblGrid>
-        <w:gridCol w:w="100"/>
-      </w:tblGrid>
-      <w:tr>
-        <w:tc>
-          <w:tcPr>
-            <w:shd w:fill="F7FFFD" w:color="auto" w:val="clear"/>
-            <w:tcMar>
-              <w:top w:type="dxa" w:w="120"/>
-              <w:left w:type="dxa" w:w="180"/>
-              <w:bottom w:type="dxa" w:w="120"/>
-              <w:right w:type="dxa" w:w="180"/>
-            </w:tcMar>
-          </w:tcPr>
-          <w:p>
-            <w:pPr>
-              <w:spacing w:after="50"/>
-            </w:pPr>
-            <w:r>
-              <w:rPr>
-                <w:b/>
-                <w:bCs/>
-                <w:color w:val="1FA6A2"/>
-                <w:sz w:val="20"/>
-                <w:szCs w:val="20"/>
-              </w:rPr>
-              <w:t xml:space="preserve">Say it first:  </w:t>
-            </w:r>
-            <w:r>
-              <w:rPr>
-                <w:sz w:val="20"/>
-                <w:szCs w:val="20"/>
-              </w:rPr>
-              <w:t xml:space="preserve">Say your idea to a partner or quietly to yourself before you write.</w:t>
-            </w:r>
-          </w:p>
-          <w:p>
-            <w:pPr>
-              <w:spacing w:after="60"/>
-            </w:pPr>
-            <w:r>
-              <w:rPr>
-                <w:color w:val="1A2733"/>
-                <w:sz w:val="21"/>
-                <w:szCs w:val="21"/>
-              </w:rPr>
-              <w:t xml:space="preserve">The horizontal distance from (-4, 0) to (3, 0) is ___ units because ___. The vertical distance from (3, 0) to (3, -5) is ___ units because ___. The total flight path is ___ units.</w:t>
-            </w:r>
             <w:r>
               <w:rPr>
                 <w:i/>
@@ -2152,7 +1773,7 @@
                 <w:szCs w:val="19"/>
               </w:rPr>
               <w:br/>
-              <w:t xml:space="preserve">Di tu respuesta primero: Mi respuesta es ___ porque ___.</w:t>
+              <w:t xml:space="preserve">¿Cómo usa el dron la distancia en coordenadas para calcular la ruta de vuelo total?</w:t>
             </w:r>
           </w:p>
         </w:tc>
@@ -2160,28 +1781,192 @@
     </w:tbl>
     <w:p>
       <w:pPr>
-        <w:pStyle w:val="Heading2"/>
-        <w:spacing w:after="80" w:before="180"/>
-      </w:pPr>
-      <w:r>
-        <w:rPr>
-          <w:b/>
-          <w:bCs/>
-          <w:color w:val="12355B"/>
-          <w:sz w:val="24"/>
-          <w:szCs w:val="24"/>
-        </w:rPr>
-        <w:t xml:space="preserve">3. Build Your Explanation</w:t>
-      </w:r>
+        <w:spacing w:after="100"/>
+      </w:pPr>
       <w:r>
         <w:rPr>
           <w:i/>
           <w:iCs/>
-          <w:color w:val="B97A12"/>
+          <w:color w:val="5F6F80"/>
           <w:sz w:val="19"/>
           <w:szCs w:val="19"/>
         </w:rPr>
-        <w:t xml:space="preserve">   choose your support</w:t>
+        <w:t xml:space="preserve">Say your answer to a partner first. Then write it, using at least two of these words:</w:t>
+      </w:r>
+    </w:p>
+    <w:p>
+      <w:pPr>
+        <w:spacing w:after="40"/>
+      </w:pPr>
+      <w:r>
+        <w:rPr>
+          <w:b/>
+          <w:bCs/>
+          <w:color w:val="1FA6A2"/>
+          <w:sz w:val="22"/>
+          <w:szCs w:val="22"/>
+        </w:rPr>
+        <w:t xml:space="preserve">☐  </w:t>
+      </w:r>
+      <w:r>
+        <w:rPr>
+          <w:b/>
+          <w:bCs/>
+          <w:color w:val="12355B"/>
+          <w:sz w:val="20"/>
+          <w:szCs w:val="20"/>
+        </w:rPr>
+        <w:t xml:space="preserve">Distance</w:t>
+      </w:r>
+      <w:r>
+        <w:rPr>
+          <w:i/>
+          <w:iCs/>
+          <w:color w:val="5F6F80"/>
+          <w:sz w:val="18"/>
+          <w:szCs w:val="18"/>
+        </w:rPr>
+        <w:t xml:space="preserve">  ·  Distancia</w:t>
+      </w:r>
+    </w:p>
+    <w:p>
+      <w:pPr>
+        <w:spacing w:after="40"/>
+      </w:pPr>
+      <w:r>
+        <w:rPr>
+          <w:b/>
+          <w:bCs/>
+          <w:color w:val="1FA6A2"/>
+          <w:sz w:val="22"/>
+          <w:szCs w:val="22"/>
+        </w:rPr>
+        <w:t xml:space="preserve">☐  </w:t>
+      </w:r>
+      <w:r>
+        <w:rPr>
+          <w:b/>
+          <w:bCs/>
+          <w:color w:val="12355B"/>
+          <w:sz w:val="20"/>
+          <w:szCs w:val="20"/>
+        </w:rPr>
+        <w:t xml:space="preserve">Absolute value</w:t>
+      </w:r>
+      <w:r>
+        <w:rPr>
+          <w:i/>
+          <w:iCs/>
+          <w:color w:val="5F6F80"/>
+          <w:sz w:val="18"/>
+          <w:szCs w:val="18"/>
+        </w:rPr>
+        <w:t xml:space="preserve">  ·  Valor absoluto</w:t>
+      </w:r>
+    </w:p>
+    <w:p>
+      <w:pPr>
+        <w:spacing w:after="40"/>
+      </w:pPr>
+      <w:r>
+        <w:rPr>
+          <w:b/>
+          <w:bCs/>
+          <w:color w:val="1FA6A2"/>
+          <w:sz w:val="22"/>
+          <w:szCs w:val="22"/>
+        </w:rPr>
+        <w:t xml:space="preserve">☐  </w:t>
+      </w:r>
+      <w:r>
+        <w:rPr>
+          <w:b/>
+          <w:bCs/>
+          <w:color w:val="12355B"/>
+          <w:sz w:val="20"/>
+          <w:szCs w:val="20"/>
+        </w:rPr>
+        <w:t xml:space="preserve">Horizontal distance</w:t>
+      </w:r>
+      <w:r>
+        <w:rPr>
+          <w:i/>
+          <w:iCs/>
+          <w:color w:val="5F6F80"/>
+          <w:sz w:val="18"/>
+          <w:szCs w:val="18"/>
+        </w:rPr>
+        <w:t xml:space="preserve">  ·  Distancia horizontal</w:t>
+      </w:r>
+    </w:p>
+    <w:p>
+      <w:pPr>
+        <w:spacing w:after="40"/>
+      </w:pPr>
+      <w:r>
+        <w:rPr>
+          <w:b/>
+          <w:bCs/>
+          <w:color w:val="1FA6A2"/>
+          <w:sz w:val="22"/>
+          <w:szCs w:val="22"/>
+        </w:rPr>
+        <w:t xml:space="preserve">☐  </w:t>
+      </w:r>
+      <w:r>
+        <w:rPr>
+          <w:b/>
+          <w:bCs/>
+          <w:color w:val="12355B"/>
+          <w:sz w:val="20"/>
+          <w:szCs w:val="20"/>
+        </w:rPr>
+        <w:t xml:space="preserve">Vertical distance</w:t>
+      </w:r>
+      <w:r>
+        <w:rPr>
+          <w:i/>
+          <w:iCs/>
+          <w:color w:val="5F6F80"/>
+          <w:sz w:val="18"/>
+          <w:szCs w:val="18"/>
+        </w:rPr>
+        <w:t xml:space="preserve">  ·  Distancia vertical</w:t>
+      </w:r>
+    </w:p>
+    <w:p>
+      <w:pPr>
+        <w:spacing w:after="40"/>
+      </w:pPr>
+      <w:r>
+        <w:rPr>
+          <w:b/>
+          <w:bCs/>
+          <w:color w:val="1FA6A2"/>
+          <w:sz w:val="22"/>
+          <w:szCs w:val="22"/>
+        </w:rPr>
+        <w:t xml:space="preserve">☐  </w:t>
+      </w:r>
+      <w:r>
+        <w:rPr>
+          <w:b/>
+          <w:bCs/>
+          <w:color w:val="12355B"/>
+          <w:sz w:val="20"/>
+          <w:szCs w:val="20"/>
+        </w:rPr>
+        <w:t xml:space="preserve">Coordinate plane</w:t>
+      </w:r>
+      <w:r>
+        <w:rPr>
+          <w:i/>
+          <w:iCs/>
+          <w:color w:val="5F6F80"/>
+          <w:sz w:val="18"/>
+          <w:szCs w:val="18"/>
+        </w:rPr>
+        <w:t xml:space="preserve">  ·  Plano cartesiano</w:t>
       </w:r>
     </w:p>
     <w:tbl>
@@ -2212,21 +1997,6 @@
           </w:tcPr>
           <w:p>
             <w:pPr>
-              <w:spacing w:after="50"/>
-            </w:pPr>
-            <w:r>
-              <w:rPr>
-                <w:i/>
-                <w:iCs/>
-                <w:color w:val="5F6F80"/>
-                <w:sz w:val="19"/>
-                <w:szCs w:val="19"/>
-              </w:rPr>
-              <w:t xml:space="preserve">This model shows the parts of an explanation. It does not answer your writing question.</w:t>
-            </w:r>
-          </w:p>
-          <w:p>
-            <w:pPr>
               <w:spacing w:after="80"/>
             </w:pPr>
             <w:r>
@@ -2237,58 +2007,14 @@
                 <w:sz w:val="19"/>
                 <w:szCs w:val="19"/>
               </w:rPr>
-              <w:t xml:space="preserve">Claim:  </w:t>
+              <w:t xml:space="preserve">Model:  </w:t>
             </w:r>
             <w:r>
               <w:rPr>
                 <w:sz w:val="19"/>
                 <w:szCs w:val="19"/>
               </w:rPr>
-              <w:t xml:space="preserve">I can find the distance by looking at the coordinates that ___.</w:t>
-            </w:r>
-          </w:p>
-          <w:p>
-            <w:pPr>
-              <w:spacing w:after="80"/>
-            </w:pPr>
-            <w:r>
-              <w:rPr>
-                <w:b/>
-                <w:bCs/>
-                <w:color w:val="12355B"/>
-                <w:sz w:val="19"/>
-                <w:szCs w:val="19"/>
-              </w:rPr>
-              <w:t xml:space="preserve">Evidence:  </w:t>
-            </w:r>
-            <w:r>
-              <w:rPr>
-                <w:sz w:val="19"/>
-                <w:szCs w:val="19"/>
-              </w:rPr>
-              <w:t xml:space="preserve">Student finds the distance by subtracting the x-coordinates (7 - 2 = 5) since the points share a horizontal line.</w:t>
-            </w:r>
-          </w:p>
-          <w:p>
-            <w:pPr>
-              <w:spacing w:after="80"/>
-            </w:pPr>
-            <w:r>
-              <w:rPr>
-                <w:b/>
-                <w:bCs/>
-                <w:color w:val="12355B"/>
-                <w:sz w:val="19"/>
-                <w:szCs w:val="19"/>
-              </w:rPr>
-              <w:t xml:space="preserve">Reasoning:  </w:t>
-            </w:r>
-            <w:r>
-              <w:rPr>
-                <w:sz w:val="19"/>
-                <w:szCs w:val="19"/>
-              </w:rPr>
-              <w:t xml:space="preserve">This evidence connects the definition of distance on the coordinate plane to the mathematical claim.</w:t>
+              <w:t xml:space="preserve">I can find the distance by looking at the coordinates that ___. — Student finds the distance by subtracting the x-coordinates (7 - 2 = 5) since the points share a horizontal line.</w:t>
             </w:r>
           </w:p>
         </w:tc>
@@ -2367,7 +2093,7 @@
           <w:sz w:val="21"/>
           <w:szCs w:val="21"/>
         </w:rPr>
-        <w:t xml:space="preserve">My answer is ___.</w:t>
+        <w:t xml:space="preserve">My answer is ___ because ___.</w:t>
       </w:r>
       <w:r>
         <w:rPr>
@@ -2378,7 +2104,7 @@
           <w:szCs w:val="19"/>
         </w:rPr>
         <w:br/>
-        <w:t xml:space="preserve">Mi respuesta es ___.</w:t>
+        <w:t xml:space="preserve">Mi respuesta es ___ porque ___.</w:t>
       </w:r>
     </w:p>
     <w:tbl>
@@ -2518,7 +2244,7 @@
           <w:sz w:val="21"/>
           <w:szCs w:val="21"/>
         </w:rPr>
-        <w:t xml:space="preserve">I know because ___.</w:t>
+        <w:t xml:space="preserve">My evidence is ___, so ___.</w:t>
       </w:r>
       <w:r>
         <w:rPr>
@@ -2529,31 +2255,7 @@
           <w:szCs w:val="19"/>
         </w:rPr>
         <w:br/>
-        <w:t xml:space="preserve">Lo sé porque ___.</w:t>
-      </w:r>
-    </w:p>
-    <w:p>
-      <w:pPr>
-        <w:spacing w:after="60"/>
-      </w:pPr>
-      <w:r>
-        <w:rPr>
-          <w:color w:val="1A2733"/>
-          <w:sz w:val="21"/>
-          <w:szCs w:val="21"/>
-        </w:rPr>
-        <w:t xml:space="preserve">So ___.</w:t>
-      </w:r>
-      <w:r>
-        <w:rPr>
-          <w:i/>
-          <w:iCs/>
-          <w:color w:val="5F6F80"/>
-          <w:sz w:val="19"/>
-          <w:szCs w:val="19"/>
-        </w:rPr>
-        <w:br/>
-        <w:t xml:space="preserve">Entonces ___.</w:t>
+        <w:t xml:space="preserve">Mi evidencia es ___, entonces ___.</w:t>
       </w:r>
     </w:p>
     <w:tbl>
@@ -2659,78 +2361,6 @@
         <w:t xml:space="preserve">Escribe una afirmación, da evidencia matemática y explica tu razonamiento.</w:t>
       </w:r>
     </w:p>
-    <w:p>
-      <w:pPr>
-        <w:spacing w:after="60"/>
-      </w:pPr>
-      <w:r>
-        <w:rPr>
-          <w:color w:val="1A2733"/>
-          <w:sz w:val="21"/>
-          <w:szCs w:val="21"/>
-        </w:rPr>
-        <w:t xml:space="preserve">My claim is ___.</w:t>
-      </w:r>
-      <w:r>
-        <w:rPr>
-          <w:i/>
-          <w:iCs/>
-          <w:color w:val="5F6F80"/>
-          <w:sz w:val="19"/>
-          <w:szCs w:val="19"/>
-        </w:rPr>
-        <w:br/>
-        <w:t xml:space="preserve">Mi afirmación es ___.</w:t>
-      </w:r>
-    </w:p>
-    <w:p>
-      <w:pPr>
-        <w:spacing w:after="60"/>
-      </w:pPr>
-      <w:r>
-        <w:rPr>
-          <w:color w:val="1A2733"/>
-          <w:sz w:val="21"/>
-          <w:szCs w:val="21"/>
-        </w:rPr>
-        <w:t xml:space="preserve">My math evidence is ___.</w:t>
-      </w:r>
-      <w:r>
-        <w:rPr>
-          <w:i/>
-          <w:iCs/>
-          <w:color w:val="5F6F80"/>
-          <w:sz w:val="19"/>
-          <w:szCs w:val="19"/>
-        </w:rPr>
-        <w:br/>
-        <w:t xml:space="preserve">Mi evidencia matemática es ___.</w:t>
-      </w:r>
-    </w:p>
-    <w:p>
-      <w:pPr>
-        <w:spacing w:after="60"/>
-      </w:pPr>
-      <w:r>
-        <w:rPr>
-          <w:color w:val="1A2733"/>
-          <w:sz w:val="21"/>
-          <w:szCs w:val="21"/>
-        </w:rPr>
-        <w:t xml:space="preserve">This proves ___ because ___.</w:t>
-      </w:r>
-      <w:r>
-        <w:rPr>
-          <w:i/>
-          <w:iCs/>
-          <w:color w:val="5F6F80"/>
-          <w:sz w:val="19"/>
-          <w:szCs w:val="19"/>
-        </w:rPr>
-        <w:br/>
-        <w:t xml:space="preserve">Esto demuestra ___ porque ___.</w:t>
-      </w:r>
-    </w:p>
     <w:tbl>
       <w:tblPr>
         <w:tblW w:type="pct" w:w="100%"/>
@@ -2813,7 +2443,7 @@
           <w:sz w:val="24"/>
           <w:szCs w:val="24"/>
         </w:rPr>
-        <w:t xml:space="preserve">4. Check Your Explanation</w:t>
+        <w:t xml:space="preserve">Check Your Explanation</w:t>
       </w:r>
       <w:r>
         <w:rPr>
@@ -2823,7 +2453,7 @@
           <w:sz w:val="19"/>
           <w:szCs w:val="19"/>
         </w:rPr>
-        <w:t xml:space="preserve">   five quick checks</w:t>
+        <w:t xml:space="preserve">   three quick checks</w:t>
       </w:r>
     </w:p>
     <w:p>
@@ -2847,17 +2477,6 @@
         </w:rPr>
         <w:t xml:space="preserve">I answered the question.</w:t>
       </w:r>
-      <w:r>
-        <w:rPr>
-          <w:i/>
-          <w:iCs/>
-          <w:color w:val="5F6F80"/>
-          <w:sz w:val="18"/>
-          <w:szCs w:val="18"/>
-        </w:rPr>
-        <w:br/>
-        <w:t xml:space="preserve">Respondí la pregunta.</w:t>
-      </w:r>
     </w:p>
     <w:p>
       <w:pPr>
@@ -2878,18 +2497,7 @@
           <w:sz w:val="20"/>
           <w:szCs w:val="20"/>
         </w:rPr>
-        <w:t xml:space="preserve">I used math evidence: numbers, an equation, a model, or a comparison.</w:t>
-      </w:r>
-      <w:r>
-        <w:rPr>
-          <w:i/>
-          <w:iCs/>
-          <w:color w:val="5F6F80"/>
-          <w:sz w:val="18"/>
-          <w:szCs w:val="18"/>
-        </w:rPr>
-        <w:br/>
-        <w:t xml:space="preserve">Usé evidencia matemática: números, una ecuación, un modelo o una comparación.</w:t>
+        <w:t xml:space="preserve">I used math evidence: numbers, an equation, or a model.</w:t>
       </w:r>
     </w:p>
     <w:p>
@@ -2911,84 +2519,7 @@
           <w:sz w:val="20"/>
           <w:szCs w:val="20"/>
         </w:rPr>
-        <w:t xml:space="preserve">I explained how the evidence proves my answer.</w:t>
-      </w:r>
-      <w:r>
-        <w:rPr>
-          <w:i/>
-          <w:iCs/>
-          <w:color w:val="5F6F80"/>
-          <w:sz w:val="18"/>
-          <w:szCs w:val="18"/>
-        </w:rPr>
-        <w:br/>
-        <w:t xml:space="preserve">Expliqué cómo la evidencia demuestra mi respuesta.</w:t>
-      </w:r>
-    </w:p>
-    <w:p>
-      <w:pPr>
-        <w:spacing w:after="80"/>
-      </w:pPr>
-      <w:r>
-        <w:rPr>
-          <w:b/>
-          <w:bCs/>
-          <w:color w:val="1FA6A2"/>
-          <w:sz w:val="22"/>
-          <w:szCs w:val="22"/>
-        </w:rPr>
-        <w:t xml:space="preserve">☐  </w:t>
-      </w:r>
-      <w:r>
-        <w:rPr>
-          <w:sz w:val="20"/>
-          <w:szCs w:val="20"/>
-        </w:rPr>
         <w:t xml:space="preserve">I used at least two math words.</w:t>
-      </w:r>
-      <w:r>
-        <w:rPr>
-          <w:i/>
-          <w:iCs/>
-          <w:color w:val="5F6F80"/>
-          <w:sz w:val="18"/>
-          <w:szCs w:val="18"/>
-        </w:rPr>
-        <w:br/>
-        <w:t xml:space="preserve">Usé por lo menos dos palabras matemáticas.</w:t>
-      </w:r>
-    </w:p>
-    <w:p>
-      <w:pPr>
-        <w:spacing w:after="80"/>
-      </w:pPr>
-      <w:r>
-        <w:rPr>
-          <w:b/>
-          <w:bCs/>
-          <w:color w:val="1FA6A2"/>
-          <w:sz w:val="22"/>
-          <w:szCs w:val="22"/>
-        </w:rPr>
-        <w:t xml:space="preserve">☐  </w:t>
-      </w:r>
-      <w:r>
-        <w:rPr>
-          <w:sz w:val="20"/>
-          <w:szCs w:val="20"/>
-        </w:rPr>
-        <w:t xml:space="preserve">I reread complete sentences and punctuation.</w:t>
-      </w:r>
-      <w:r>
-        <w:rPr>
-          <w:i/>
-          <w:iCs/>
-          <w:color w:val="5F6F80"/>
-          <w:sz w:val="18"/>
-          <w:szCs w:val="18"/>
-        </w:rPr>
-        <w:br/>
-        <w:t xml:space="preserve">Volví a leer mis oraciones completas y la puntuación.</w:t>
       </w:r>
     </w:p>
     <w:p>
